--- a/4-质量管理/运行记录类文件/SFKJ-ITSS-0412-2026年度内审报告（截止2026年7月）.docx
+++ b/4-质量管理/运行记录类文件/SFKJ-ITSS-0412-2026年度内审报告（截止2026年7月）.docx
@@ -1,10 +1,11 @@
 
 <file path=word/document.xml><?xml version="1.0" encoding="utf-8"?>
-<w:document xmlns:wpc="http://schemas.microsoft.com/office/word/2010/wordprocessingCanvas" xmlns:cx="http://schemas.microsoft.com/office/drawing/2014/chartex" xmlns:cx1="http://schemas.microsoft.com/office/drawing/2015/9/8/chartex" xmlns:cx2="http://schemas.microsoft.com/office/drawing/2015/10/21/chartex" xmlns:cx3="http://schemas.microsoft.com/office/drawing/2016/5/9/chartex" xmlns:cx4="http://schemas.microsoft.com/office/drawing/2016/5/10/chartex" xmlns:cx5="http://schemas.microsoft.com/office/drawing/2016/5/11/chartex" xmlns:cx6="http://schemas.microsoft.com/office/drawing/2016/5/12/chartex" xmlns:cx7="http://schemas.microsoft.com/office/drawing/2016/5/13/chartex" xmlns:cx8="http://schemas.microsoft.com/office/drawing/2016/5/14/chartex" xmlns:mc="http://schemas.openxmlformats.org/markup-compatibility/2006" xmlns:o="urn:schemas-microsoft-com:office:office" xmlns:r="http://schemas.openxmlformats.org/officeDocument/2006/relationships" xmlns:m="http://schemas.openxmlformats.org/officeDocument/2006/math" xmlns:v="urn:schemas-microsoft-com:vml" xmlns:wp14="http://schemas.microsoft.com/office/word/2010/wordprocessingDrawing" xmlns:wp="http://schemas.openxmlformats.org/drawingml/2006/wordprocessingDrawing" xmlns:w="http://schemas.openxmlformats.org/wordprocessingml/2006/main" xmlns:w14="http://schemas.microsoft.com/office/word/2010/wordml" xmlns:w10="urn:schemas-microsoft-com:office:word" xmlns:w15="http://schemas.microsoft.com/office/word/2012/wordml" xmlns:wpg="http://schemas.microsoft.com/office/word/2010/wordprocessingGroup" xmlns:wpi="http://schemas.microsoft.com/office/word/2010/wordprocessingInk" xmlns:wne="http://schemas.microsoft.com/office/word/2006/wordml" xmlns:wps="http://schemas.microsoft.com/office/word/2010/wordprocessingShape" xmlns:wpsCustomData="http://www.wps.cn/officeDocument/2013/wpsCustomData" mc:Ignorable="w14 w15 wp14">
+<w:document xmlns:wpc="http://schemas.microsoft.com/office/word/2010/wordprocessingCanvas" xmlns:mc="http://schemas.openxmlformats.org/markup-compatibility/2006" xmlns:o="urn:schemas-microsoft-com:office:office" xmlns:r="http://schemas.openxmlformats.org/officeDocument/2006/relationships" xmlns:m="http://schemas.openxmlformats.org/officeDocument/2006/math" xmlns:v="urn:schemas-microsoft-com:vml" xmlns:wp14="http://schemas.microsoft.com/office/word/2010/wordprocessingDrawing" xmlns:wp="http://schemas.openxmlformats.org/drawingml/2006/wordprocessingDrawing" xmlns:w10="urn:schemas-microsoft-com:office:word" xmlns:w="http://schemas.openxmlformats.org/wordprocessingml/2006/main" xmlns:w14="http://schemas.microsoft.com/office/word/2010/wordml" xmlns:w15="http://schemas.microsoft.com/office/word/2012/wordml" xmlns:wne="http://schemas.microsoft.com/office/word/2006/wordml" xmlns:wpg="http://schemas.microsoft.com/office/word/2010/wordprocessingGroup" xmlns:wpi="http://schemas.microsoft.com/office/word/2010/wordprocessingInk" xmlns:wps="http://schemas.microsoft.com/office/word/2010/wordprocessingShape" mc:Ignorable="w14 w15 wp14">
+  <!-- Generated by Aspose.Words for .NET 13.3.0.1 -->
   <w:body>
     <w:p>
       <w:pPr>
-        <w:pStyle w:val="24"/>
+        <w:pStyle w:val="a"/>
         <w:keepLines w:val="0"/>
         <w:pageBreakBefore w:val="0"/>
         <w:widowControl w:val="0"/>
@@ -36,7 +37,7 @@
     </w:p>
     <w:p>
       <w:pPr>
-        <w:pStyle w:val="25"/>
+        <w:pStyle w:val="a0"/>
         <w:keepLines w:val="0"/>
         <w:pageBreakBefore w:val="0"/>
         <w:widowControl w:val="0"/>
@@ -68,7 +69,7 @@
           <w:rFonts w:hint="eastAsia"/>
           <w:lang w:val="en-US" w:eastAsia="zh-CN"/>
         </w:rPr>
-        <w:br w:type="textWrapping"/>
+        <w:br/>
       </w:r>
       <w:r>
         <w:rPr>
@@ -77,8 +78,8 @@
         </w:rPr>
         <w:t>（截止2026年7月</w:t>
       </w:r>
-      <w:bookmarkStart w:id="21" w:name="_GoBack"/>
-      <w:bookmarkEnd w:id="21"/>
+      <w:bookmarkStart w:id="1" w:name="_GoBack"/>
+      <w:bookmarkEnd w:id="1"/>
       <w:r>
         <w:rPr>
           <w:rFonts w:hint="eastAsia"/>
@@ -89,18 +90,17 @@
     </w:p>
     <w:tbl>
       <w:tblPr>
-        <w:tblStyle w:val="21"/>
+        <w:tblStyle w:val="TableGrid"/>
         <w:tblW w:w="8522" w:type="dxa"/>
         <w:jc w:val="center"/>
         <w:tblBorders>
-          <w:top w:val="none" w:color="auto" w:sz="0" w:space="0"/>
-          <w:left w:val="none" w:color="auto" w:sz="0" w:space="0"/>
-          <w:bottom w:val="none" w:color="auto" w:sz="0" w:space="0"/>
-          <w:right w:val="none" w:color="auto" w:sz="0" w:space="0"/>
-          <w:insideH w:val="none" w:color="auto" w:sz="0" w:space="0"/>
-          <w:insideV w:val="none" w:color="auto" w:sz="0" w:space="0"/>
+          <w:top w:val="nil"/>
+          <w:left w:val="nil"/>
+          <w:bottom w:val="nil"/>
+          <w:right w:val="nil"/>
+          <w:insideH w:val="nil"/>
+          <w:insideV w:val="nil"/>
         </w:tblBorders>
-        <w:tblLayout w:type="autofit"/>
         <w:tblCellMar>
           <w:top w:w="0" w:type="dxa"/>
           <w:left w:w="108" w:type="dxa"/>
@@ -116,13 +116,15 @@
       </w:tblGrid>
       <w:tr>
         <w:tblPrEx>
+          <w:tblW w:w="8522" w:type="dxa"/>
+          <w:jc w:val="center"/>
           <w:tblBorders>
-            <w:top w:val="none" w:color="auto" w:sz="0" w:space="0"/>
-            <w:left w:val="none" w:color="auto" w:sz="0" w:space="0"/>
-            <w:bottom w:val="none" w:color="auto" w:sz="0" w:space="0"/>
-            <w:right w:val="none" w:color="auto" w:sz="0" w:space="0"/>
-            <w:insideH w:val="none" w:color="auto" w:sz="0" w:space="0"/>
-            <w:insideV w:val="none" w:color="auto" w:sz="0" w:space="0"/>
+            <w:top w:val="nil"/>
+            <w:left w:val="nil"/>
+            <w:bottom w:val="nil"/>
+            <w:right w:val="nil"/>
+            <w:insideH w:val="nil"/>
+            <w:insideV w:val="nil"/>
           </w:tblBorders>
           <w:tblCellMar>
             <w:top w:w="0" w:type="dxa"/>
@@ -132,7 +134,7 @@
           </w:tblCellMar>
         </w:tblPrEx>
         <w:trPr>
-          <w:trHeight w:val="0" w:hRule="atLeast"/>
+          <w:trHeight w:val="0"/>
           <w:tblHeader/>
           <w:jc w:val="center"/>
         </w:trPr>
@@ -140,8 +142,8 @@
           <w:tcPr>
             <w:tcW w:w="1824" w:type="dxa"/>
             <w:tcBorders>
-              <w:top w:val="single" w:color="auto" w:sz="4" w:space="0"/>
-              <w:left w:val="single" w:color="auto" w:sz="4" w:space="0"/>
+              <w:top w:val="single" w:sz="4" w:space="0" w:color="auto"/>
+              <w:left w:val="single" w:sz="4" w:space="0" w:color="auto"/>
               <w:bottom w:val="nil"/>
               <w:right w:val="nil"/>
             </w:tcBorders>
@@ -186,8 +188,8 @@
           <w:tcPr>
             <w:tcW w:w="3090" w:type="dxa"/>
             <w:tcBorders>
-              <w:top w:val="single" w:color="auto" w:sz="4" w:space="0"/>
-              <w:left w:val="single" w:color="auto" w:sz="4" w:space="0"/>
+              <w:top w:val="single" w:sz="4" w:space="0" w:color="auto"/>
+              <w:left w:val="single" w:sz="4" w:space="0" w:color="auto"/>
               <w:bottom w:val="nil"/>
               <w:right w:val="nil"/>
             </w:tcBorders>
@@ -231,8 +233,8 @@
           <w:tcPr>
             <w:tcW w:w="1824" w:type="dxa"/>
             <w:tcBorders>
-              <w:top w:val="single" w:color="auto" w:sz="4" w:space="0"/>
-              <w:left w:val="single" w:color="auto" w:sz="4" w:space="0"/>
+              <w:top w:val="single" w:sz="4" w:space="0" w:color="auto"/>
+              <w:left w:val="single" w:sz="4" w:space="0" w:color="auto"/>
               <w:bottom w:val="nil"/>
               <w:right w:val="nil"/>
             </w:tcBorders>
@@ -277,10 +279,10 @@
           <w:tcPr>
             <w:tcW w:w="1784" w:type="dxa"/>
             <w:tcBorders>
-              <w:top w:val="single" w:color="auto" w:sz="4" w:space="0"/>
-              <w:left w:val="single" w:color="auto" w:sz="4" w:space="0"/>
+              <w:top w:val="single" w:sz="4" w:space="0" w:color="auto"/>
+              <w:left w:val="single" w:sz="4" w:space="0" w:color="auto"/>
               <w:bottom w:val="nil"/>
-              <w:right w:val="single" w:color="auto" w:sz="4" w:space="0"/>
+              <w:right w:val="single" w:sz="4" w:space="0" w:color="auto"/>
             </w:tcBorders>
             <w:tcMar>
               <w:top w:w="-1" w:type="dxa"/>
@@ -321,14 +323,8 @@
       </w:tr>
       <w:tr>
         <w:tblPrEx>
-          <w:tblBorders>
-            <w:top w:val="none" w:color="auto" w:sz="0" w:space="0"/>
-            <w:left w:val="none" w:color="auto" w:sz="0" w:space="0"/>
-            <w:bottom w:val="none" w:color="auto" w:sz="0" w:space="0"/>
-            <w:right w:val="none" w:color="auto" w:sz="0" w:space="0"/>
-            <w:insideH w:val="none" w:color="auto" w:sz="0" w:space="0"/>
-            <w:insideV w:val="none" w:color="auto" w:sz="0" w:space="0"/>
-          </w:tblBorders>
+          <w:tblW w:w="8522" w:type="dxa"/>
+          <w:jc w:val="center"/>
           <w:tblCellMar>
             <w:top w:w="0" w:type="dxa"/>
             <w:left w:w="108" w:type="dxa"/>
@@ -337,7 +333,7 @@
           </w:tblCellMar>
         </w:tblPrEx>
         <w:trPr>
-          <w:trHeight w:val="0" w:hRule="atLeast"/>
+          <w:trHeight w:val="0"/>
           <w:tblHeader/>
           <w:jc w:val="center"/>
         </w:trPr>
@@ -345,8 +341,8 @@
           <w:tcPr>
             <w:tcW w:w="1824" w:type="dxa"/>
             <w:tcBorders>
-              <w:top w:val="single" w:color="auto" w:sz="4" w:space="0"/>
-              <w:left w:val="single" w:color="auto" w:sz="4" w:space="0"/>
+              <w:top w:val="single" w:sz="4" w:space="0" w:color="auto"/>
+              <w:left w:val="single" w:sz="4" w:space="0" w:color="auto"/>
               <w:bottom w:val="nil"/>
               <w:right w:val="nil"/>
             </w:tcBorders>
@@ -391,8 +387,8 @@
           <w:tcPr>
             <w:tcW w:w="3090" w:type="dxa"/>
             <w:tcBorders>
-              <w:top w:val="single" w:color="auto" w:sz="4" w:space="0"/>
-              <w:left w:val="single" w:color="auto" w:sz="4" w:space="0"/>
+              <w:top w:val="single" w:sz="4" w:space="0" w:color="auto"/>
+              <w:left w:val="single" w:sz="4" w:space="0" w:color="auto"/>
               <w:bottom w:val="nil"/>
               <w:right w:val="nil"/>
             </w:tcBorders>
@@ -436,8 +432,8 @@
           <w:tcPr>
             <w:tcW w:w="1824" w:type="dxa"/>
             <w:tcBorders>
-              <w:top w:val="single" w:color="auto" w:sz="4" w:space="0"/>
-              <w:left w:val="single" w:color="auto" w:sz="4" w:space="0"/>
+              <w:top w:val="single" w:sz="4" w:space="0" w:color="auto"/>
+              <w:left w:val="single" w:sz="4" w:space="0" w:color="auto"/>
               <w:bottom w:val="nil"/>
               <w:right w:val="nil"/>
             </w:tcBorders>
@@ -482,10 +478,10 @@
           <w:tcPr>
             <w:tcW w:w="1784" w:type="dxa"/>
             <w:tcBorders>
-              <w:top w:val="single" w:color="auto" w:sz="4" w:space="0"/>
-              <w:left w:val="single" w:color="auto" w:sz="4" w:space="0"/>
+              <w:top w:val="single" w:sz="4" w:space="0" w:color="auto"/>
+              <w:left w:val="single" w:sz="4" w:space="0" w:color="auto"/>
               <w:bottom w:val="nil"/>
-              <w:right w:val="single" w:color="auto" w:sz="4" w:space="0"/>
+              <w:right w:val="single" w:sz="4" w:space="0" w:color="auto"/>
             </w:tcBorders>
             <w:tcMar>
               <w:top w:w="-1" w:type="dxa"/>
@@ -526,14 +522,8 @@
       </w:tr>
       <w:tr>
         <w:tblPrEx>
-          <w:tblBorders>
-            <w:top w:val="none" w:color="auto" w:sz="0" w:space="0"/>
-            <w:left w:val="none" w:color="auto" w:sz="0" w:space="0"/>
-            <w:bottom w:val="none" w:color="auto" w:sz="0" w:space="0"/>
-            <w:right w:val="none" w:color="auto" w:sz="0" w:space="0"/>
-            <w:insideH w:val="none" w:color="auto" w:sz="0" w:space="0"/>
-            <w:insideV w:val="none" w:color="auto" w:sz="0" w:space="0"/>
-          </w:tblBorders>
+          <w:tblW w:w="8522" w:type="dxa"/>
+          <w:jc w:val="center"/>
           <w:tblCellMar>
             <w:top w:w="0" w:type="dxa"/>
             <w:left w:w="108" w:type="dxa"/>
@@ -542,7 +532,7 @@
           </w:tblCellMar>
         </w:tblPrEx>
         <w:trPr>
-          <w:trHeight w:val="0" w:hRule="atLeast"/>
+          <w:trHeight w:val="0"/>
           <w:tblHeader/>
           <w:jc w:val="center"/>
         </w:trPr>
@@ -550,8 +540,8 @@
           <w:tcPr>
             <w:tcW w:w="1824" w:type="dxa"/>
             <w:tcBorders>
-              <w:top w:val="single" w:color="auto" w:sz="4" w:space="0"/>
-              <w:left w:val="single" w:color="auto" w:sz="4" w:space="0"/>
+              <w:top w:val="single" w:sz="4" w:space="0" w:color="auto"/>
+              <w:left w:val="single" w:sz="4" w:space="0" w:color="auto"/>
               <w:bottom w:val="nil"/>
               <w:right w:val="nil"/>
             </w:tcBorders>
@@ -596,8 +586,8 @@
           <w:tcPr>
             <w:tcW w:w="3090" w:type="dxa"/>
             <w:tcBorders>
-              <w:top w:val="single" w:color="auto" w:sz="4" w:space="0"/>
-              <w:left w:val="single" w:color="auto" w:sz="4" w:space="0"/>
+              <w:top w:val="single" w:sz="4" w:space="0" w:color="auto"/>
+              <w:left w:val="single" w:sz="4" w:space="0" w:color="auto"/>
               <w:bottom w:val="nil"/>
               <w:right w:val="nil"/>
             </w:tcBorders>
@@ -641,8 +631,8 @@
           <w:tcPr>
             <w:tcW w:w="1824" w:type="dxa"/>
             <w:tcBorders>
-              <w:top w:val="single" w:color="auto" w:sz="4" w:space="0"/>
-              <w:left w:val="single" w:color="auto" w:sz="4" w:space="0"/>
+              <w:top w:val="single" w:sz="4" w:space="0" w:color="auto"/>
+              <w:left w:val="single" w:sz="4" w:space="0" w:color="auto"/>
               <w:bottom w:val="nil"/>
               <w:right w:val="nil"/>
             </w:tcBorders>
@@ -687,10 +677,10 @@
           <w:tcPr>
             <w:tcW w:w="1784" w:type="dxa"/>
             <w:tcBorders>
-              <w:top w:val="single" w:color="auto" w:sz="4" w:space="0"/>
-              <w:left w:val="single" w:color="auto" w:sz="4" w:space="0"/>
+              <w:top w:val="single" w:sz="4" w:space="0" w:color="auto"/>
+              <w:left w:val="single" w:sz="4" w:space="0" w:color="auto"/>
               <w:bottom w:val="nil"/>
-              <w:right w:val="single" w:color="auto" w:sz="4" w:space="0"/>
+              <w:right w:val="single" w:sz="4" w:space="0" w:color="auto"/>
             </w:tcBorders>
             <w:tcMar>
               <w:top w:w="-1" w:type="dxa"/>
@@ -731,14 +721,8 @@
       </w:tr>
       <w:tr>
         <w:tblPrEx>
-          <w:tblBorders>
-            <w:top w:val="none" w:color="auto" w:sz="0" w:space="0"/>
-            <w:left w:val="none" w:color="auto" w:sz="0" w:space="0"/>
-            <w:bottom w:val="none" w:color="auto" w:sz="0" w:space="0"/>
-            <w:right w:val="none" w:color="auto" w:sz="0" w:space="0"/>
-            <w:insideH w:val="none" w:color="auto" w:sz="0" w:space="0"/>
-            <w:insideV w:val="none" w:color="auto" w:sz="0" w:space="0"/>
-          </w:tblBorders>
+          <w:tblW w:w="8522" w:type="dxa"/>
+          <w:jc w:val="center"/>
           <w:tblCellMar>
             <w:top w:w="0" w:type="dxa"/>
             <w:left w:w="108" w:type="dxa"/>
@@ -747,7 +731,7 @@
           </w:tblCellMar>
         </w:tblPrEx>
         <w:trPr>
-          <w:trHeight w:val="0" w:hRule="atLeast"/>
+          <w:trHeight w:val="0"/>
           <w:tblHeader/>
           <w:jc w:val="center"/>
         </w:trPr>
@@ -755,8 +739,8 @@
           <w:tcPr>
             <w:tcW w:w="1824" w:type="dxa"/>
             <w:tcBorders>
-              <w:top w:val="single" w:color="auto" w:sz="4" w:space="0"/>
-              <w:left w:val="single" w:color="auto" w:sz="4" w:space="0"/>
+              <w:top w:val="single" w:sz="4" w:space="0" w:color="auto"/>
+              <w:left w:val="single" w:sz="4" w:space="0" w:color="auto"/>
               <w:bottom w:val="nil"/>
               <w:right w:val="nil"/>
             </w:tcBorders>
@@ -801,8 +785,8 @@
           <w:tcPr>
             <w:tcW w:w="3090" w:type="dxa"/>
             <w:tcBorders>
-              <w:top w:val="single" w:color="auto" w:sz="4" w:space="0"/>
-              <w:left w:val="single" w:color="auto" w:sz="4" w:space="0"/>
+              <w:top w:val="single" w:sz="4" w:space="0" w:color="auto"/>
+              <w:left w:val="single" w:sz="4" w:space="0" w:color="auto"/>
               <w:bottom w:val="nil"/>
               <w:right w:val="nil"/>
             </w:tcBorders>
@@ -846,8 +830,8 @@
           <w:tcPr>
             <w:tcW w:w="1824" w:type="dxa"/>
             <w:tcBorders>
-              <w:top w:val="single" w:color="auto" w:sz="4" w:space="0"/>
-              <w:left w:val="single" w:color="auto" w:sz="4" w:space="0"/>
+              <w:top w:val="single" w:sz="4" w:space="0" w:color="auto"/>
+              <w:left w:val="single" w:sz="4" w:space="0" w:color="auto"/>
               <w:bottom w:val="nil"/>
               <w:right w:val="nil"/>
             </w:tcBorders>
@@ -892,10 +876,10 @@
           <w:tcPr>
             <w:tcW w:w="1784" w:type="dxa"/>
             <w:tcBorders>
-              <w:top w:val="single" w:color="auto" w:sz="4" w:space="0"/>
-              <w:left w:val="single" w:color="auto" w:sz="4" w:space="0"/>
+              <w:top w:val="single" w:sz="4" w:space="0" w:color="auto"/>
+              <w:left w:val="single" w:sz="4" w:space="0" w:color="auto"/>
               <w:bottom w:val="nil"/>
-              <w:right w:val="single" w:color="auto" w:sz="4" w:space="0"/>
+              <w:right w:val="single" w:sz="4" w:space="0" w:color="auto"/>
             </w:tcBorders>
             <w:tcMar>
               <w:top w:w="-1" w:type="dxa"/>
@@ -936,14 +920,8 @@
       </w:tr>
       <w:tr>
         <w:tblPrEx>
-          <w:tblBorders>
-            <w:top w:val="none" w:color="auto" w:sz="0" w:space="0"/>
-            <w:left w:val="none" w:color="auto" w:sz="0" w:space="0"/>
-            <w:bottom w:val="none" w:color="auto" w:sz="0" w:space="0"/>
-            <w:right w:val="none" w:color="auto" w:sz="0" w:space="0"/>
-            <w:insideH w:val="none" w:color="auto" w:sz="0" w:space="0"/>
-            <w:insideV w:val="none" w:color="auto" w:sz="0" w:space="0"/>
-          </w:tblBorders>
+          <w:tblW w:w="8522" w:type="dxa"/>
+          <w:jc w:val="center"/>
           <w:tblCellMar>
             <w:top w:w="0" w:type="dxa"/>
             <w:left w:w="108" w:type="dxa"/>
@@ -952,7 +930,7 @@
           </w:tblCellMar>
         </w:tblPrEx>
         <w:trPr>
-          <w:trHeight w:val="0" w:hRule="atLeast"/>
+          <w:trHeight w:val="0"/>
           <w:tblHeader/>
           <w:jc w:val="center"/>
         </w:trPr>
@@ -960,9 +938,9 @@
           <w:tcPr>
             <w:tcW w:w="1824" w:type="dxa"/>
             <w:tcBorders>
-              <w:top w:val="single" w:color="auto" w:sz="4" w:space="0"/>
-              <w:left w:val="single" w:color="auto" w:sz="4" w:space="0"/>
-              <w:bottom w:val="single" w:color="auto" w:sz="4" w:space="0"/>
+              <w:top w:val="single" w:sz="4" w:space="0" w:color="auto"/>
+              <w:left w:val="single" w:sz="4" w:space="0" w:color="auto"/>
+              <w:bottom w:val="single" w:sz="4" w:space="0" w:color="auto"/>
               <w:right w:val="nil"/>
             </w:tcBorders>
             <w:shd w:val="clear" w:color="auto" w:fill="AEAAAA" w:themeFill="background2" w:themeFillShade="BF"/>
@@ -1006,9 +984,9 @@
           <w:tcPr>
             <w:tcW w:w="3090" w:type="dxa"/>
             <w:tcBorders>
-              <w:top w:val="single" w:color="auto" w:sz="4" w:space="0"/>
-              <w:left w:val="single" w:color="auto" w:sz="4" w:space="0"/>
-              <w:bottom w:val="single" w:color="auto" w:sz="4" w:space="0"/>
+              <w:top w:val="single" w:sz="4" w:space="0" w:color="auto"/>
+              <w:left w:val="single" w:sz="4" w:space="0" w:color="auto"/>
+              <w:bottom w:val="single" w:sz="4" w:space="0" w:color="auto"/>
               <w:right w:val="nil"/>
             </w:tcBorders>
             <w:tcMar>
@@ -1051,9 +1029,9 @@
           <w:tcPr>
             <w:tcW w:w="1824" w:type="dxa"/>
             <w:tcBorders>
-              <w:top w:val="single" w:color="auto" w:sz="4" w:space="0"/>
-              <w:left w:val="single" w:color="auto" w:sz="4" w:space="0"/>
-              <w:bottom w:val="single" w:color="auto" w:sz="4" w:space="0"/>
+              <w:top w:val="single" w:sz="4" w:space="0" w:color="auto"/>
+              <w:left w:val="single" w:sz="4" w:space="0" w:color="auto"/>
+              <w:bottom w:val="single" w:sz="4" w:space="0" w:color="auto"/>
               <w:right w:val="nil"/>
             </w:tcBorders>
             <w:shd w:val="clear" w:color="auto" w:fill="AEAAAA" w:themeFill="background2" w:themeFillShade="BF"/>
@@ -1097,10 +1075,10 @@
           <w:tcPr>
             <w:tcW w:w="1784" w:type="dxa"/>
             <w:tcBorders>
-              <w:top w:val="single" w:color="auto" w:sz="4" w:space="0"/>
-              <w:left w:val="single" w:color="auto" w:sz="4" w:space="0"/>
-              <w:bottom w:val="single" w:color="auto" w:sz="4" w:space="0"/>
-              <w:right w:val="single" w:color="auto" w:sz="4" w:space="0"/>
+              <w:top w:val="single" w:sz="4" w:space="0" w:color="auto"/>
+              <w:left w:val="single" w:sz="4" w:space="0" w:color="auto"/>
+              <w:bottom w:val="single" w:sz="4" w:space="0" w:color="auto"/>
+              <w:right w:val="single" w:sz="4" w:space="0" w:color="auto"/>
             </w:tcBorders>
             <w:tcMar>
               <w:top w:w="-1" w:type="dxa"/>
@@ -1170,7 +1148,7 @@
     </w:p>
     <w:p>
       <w:pPr>
-        <w:pStyle w:val="29"/>
+        <w:pStyle w:val="a1"/>
         <w:keepLines w:val="0"/>
         <w:pageBreakBefore w:val="0"/>
         <w:widowControl w:val="0"/>
@@ -1204,18 +1182,17 @@
     </w:p>
     <w:tbl>
       <w:tblPr>
-        <w:tblStyle w:val="21"/>
+        <w:tblStyle w:val="TableGrid"/>
         <w:tblW w:w="8519" w:type="dxa"/>
         <w:jc w:val="center"/>
         <w:tblBorders>
-          <w:top w:val="none" w:color="auto" w:sz="0" w:space="0"/>
-          <w:left w:val="none" w:color="auto" w:sz="0" w:space="0"/>
-          <w:bottom w:val="none" w:color="auto" w:sz="0" w:space="0"/>
-          <w:right w:val="none" w:color="auto" w:sz="0" w:space="0"/>
-          <w:insideH w:val="none" w:color="auto" w:sz="0" w:space="0"/>
-          <w:insideV w:val="none" w:color="auto" w:sz="0" w:space="0"/>
+          <w:top w:val="nil"/>
+          <w:left w:val="nil"/>
+          <w:bottom w:val="nil"/>
+          <w:right w:val="nil"/>
+          <w:insideH w:val="nil"/>
+          <w:insideV w:val="nil"/>
         </w:tblBorders>
-        <w:tblLayout w:type="autofit"/>
         <w:tblCellMar>
           <w:top w:w="0" w:type="dxa"/>
           <w:left w:w="108" w:type="dxa"/>
@@ -1232,13 +1209,15 @@
       </w:tblGrid>
       <w:tr>
         <w:tblPrEx>
+          <w:tblW w:w="8519" w:type="dxa"/>
+          <w:jc w:val="center"/>
           <w:tblBorders>
-            <w:top w:val="none" w:color="auto" w:sz="0" w:space="0"/>
-            <w:left w:val="none" w:color="auto" w:sz="0" w:space="0"/>
-            <w:bottom w:val="none" w:color="auto" w:sz="0" w:space="0"/>
-            <w:right w:val="none" w:color="auto" w:sz="0" w:space="0"/>
-            <w:insideH w:val="none" w:color="auto" w:sz="0" w:space="0"/>
-            <w:insideV w:val="none" w:color="auto" w:sz="0" w:space="0"/>
+            <w:top w:val="nil"/>
+            <w:left w:val="nil"/>
+            <w:bottom w:val="nil"/>
+            <w:right w:val="nil"/>
+            <w:insideH w:val="nil"/>
+            <w:insideV w:val="nil"/>
           </w:tblBorders>
           <w:tblCellMar>
             <w:top w:w="0" w:type="dxa"/>
@@ -1248,7 +1227,7 @@
           </w:tblCellMar>
         </w:tblPrEx>
         <w:trPr>
-          <w:trHeight w:val="0" w:hRule="atLeast"/>
+          <w:trHeight w:val="0"/>
           <w:tblHeader/>
           <w:jc w:val="center"/>
         </w:trPr>
@@ -1256,8 +1235,8 @@
           <w:tcPr>
             <w:tcW w:w="0" w:type="auto"/>
             <w:tcBorders>
-              <w:top w:val="single" w:color="auto" w:sz="12" w:space="0"/>
-              <w:left w:val="single" w:color="auto" w:sz="12" w:space="0"/>
+              <w:top w:val="single" w:sz="12" w:space="0" w:color="auto"/>
+              <w:left w:val="single" w:sz="12" w:space="0" w:color="auto"/>
               <w:bottom w:val="nil"/>
               <w:right w:val="nil"/>
             </w:tcBorders>
@@ -1284,12 +1263,12 @@
               <w:adjustRightInd w:val="0"/>
               <w:snapToGrid w:val="0"/>
               <w:spacing w:line="240" w:lineRule="auto"/>
-              <w:ind w:left="0" w:leftChars="0" w:right="0" w:rightChars="0" w:firstLine="0" w:firstLineChars="0"/>
+              <w:ind w:left="0" w:right="0" w:firstLine="0" w:leftChars="0" w:rightChars="0" w:firstLineChars="0"/>
               <w:jc w:val="center"/>
               <w:textAlignment w:val="baseline"/>
               <w:rPr>
-                <w:rStyle w:val="23"/>
-                <w:rFonts w:hint="default" w:ascii="微软雅黑" w:hAnsi="微软雅黑" w:eastAsia="微软雅黑" w:cs="微软雅黑"/>
+                <w:rStyle w:val="Strong"/>
+                <w:rFonts w:ascii="微软雅黑" w:eastAsia="微软雅黑" w:hAnsi="微软雅黑" w:cs="微软雅黑" w:hint="default"/>
                 <w:b/>
                 <w:bCs/>
                 <w:i w:val="0"/>
@@ -1307,8 +1286,8 @@
             </w:pPr>
             <w:r>
               <w:rPr>
-                <w:rStyle w:val="23"/>
-                <w:rFonts w:hint="eastAsia" w:ascii="微软雅黑" w:hAnsi="微软雅黑" w:eastAsia="微软雅黑" w:cs="微软雅黑"/>
+                <w:rStyle w:val="Strong"/>
+                <w:rFonts w:ascii="微软雅黑" w:eastAsia="微软雅黑" w:hAnsi="微软雅黑" w:cs="微软雅黑" w:hint="eastAsia"/>
                 <w:b/>
                 <w:bCs/>
                 <w:i w:val="0"/>
@@ -1331,8 +1310,8 @@
           <w:tcPr>
             <w:tcW w:w="0" w:type="auto"/>
             <w:tcBorders>
-              <w:top w:val="single" w:color="auto" w:sz="12" w:space="0"/>
-              <w:left w:val="single" w:color="auto" w:sz="4" w:space="0"/>
+              <w:top w:val="single" w:sz="12" w:space="0" w:color="auto"/>
+              <w:left w:val="single" w:sz="4" w:space="0" w:color="auto"/>
               <w:bottom w:val="nil"/>
               <w:right w:val="nil"/>
             </w:tcBorders>
@@ -1359,12 +1338,12 @@
               <w:adjustRightInd w:val="0"/>
               <w:snapToGrid w:val="0"/>
               <w:spacing w:line="240" w:lineRule="auto"/>
-              <w:ind w:left="0" w:leftChars="0" w:right="0" w:rightChars="0" w:firstLine="0" w:firstLineChars="0"/>
+              <w:ind w:left="0" w:right="0" w:firstLine="0" w:leftChars="0" w:rightChars="0" w:firstLineChars="0"/>
               <w:jc w:val="center"/>
               <w:textAlignment w:val="baseline"/>
               <w:rPr>
-                <w:rStyle w:val="23"/>
-                <w:rFonts w:hint="default" w:ascii="微软雅黑" w:hAnsi="微软雅黑" w:eastAsia="微软雅黑" w:cs="微软雅黑"/>
+                <w:rStyle w:val="Strong"/>
+                <w:rFonts w:ascii="微软雅黑" w:eastAsia="微软雅黑" w:hAnsi="微软雅黑" w:cs="微软雅黑" w:hint="default"/>
                 <w:b/>
                 <w:bCs/>
                 <w:i w:val="0"/>
@@ -1382,8 +1361,8 @@
             </w:pPr>
             <w:r>
               <w:rPr>
-                <w:rStyle w:val="23"/>
-                <w:rFonts w:hint="eastAsia" w:ascii="微软雅黑" w:hAnsi="微软雅黑" w:eastAsia="微软雅黑" w:cs="微软雅黑"/>
+                <w:rStyle w:val="Strong"/>
+                <w:rFonts w:ascii="微软雅黑" w:eastAsia="微软雅黑" w:hAnsi="微软雅黑" w:cs="微软雅黑" w:hint="eastAsia"/>
                 <w:b/>
                 <w:bCs/>
                 <w:i w:val="0"/>
@@ -1406,8 +1385,8 @@
           <w:tcPr>
             <w:tcW w:w="0" w:type="auto"/>
             <w:tcBorders>
-              <w:top w:val="single" w:color="auto" w:sz="12" w:space="0"/>
-              <w:left w:val="single" w:color="auto" w:sz="4" w:space="0"/>
+              <w:top w:val="single" w:sz="12" w:space="0" w:color="auto"/>
+              <w:left w:val="single" w:sz="4" w:space="0" w:color="auto"/>
               <w:bottom w:val="nil"/>
               <w:right w:val="nil"/>
             </w:tcBorders>
@@ -1434,12 +1413,12 @@
               <w:adjustRightInd w:val="0"/>
               <w:snapToGrid w:val="0"/>
               <w:spacing w:line="240" w:lineRule="auto"/>
-              <w:ind w:left="0" w:leftChars="0" w:right="0" w:rightChars="0" w:firstLine="0" w:firstLineChars="0"/>
+              <w:ind w:left="0" w:right="0" w:firstLine="0" w:leftChars="0" w:rightChars="0" w:firstLineChars="0"/>
               <w:jc w:val="center"/>
               <w:textAlignment w:val="baseline"/>
               <w:rPr>
-                <w:rStyle w:val="23"/>
-                <w:rFonts w:hint="default" w:ascii="微软雅黑" w:hAnsi="微软雅黑" w:eastAsia="微软雅黑" w:cs="微软雅黑"/>
+                <w:rStyle w:val="Strong"/>
+                <w:rFonts w:ascii="微软雅黑" w:eastAsia="微软雅黑" w:hAnsi="微软雅黑" w:cs="微软雅黑" w:hint="default"/>
                 <w:b/>
                 <w:bCs/>
                 <w:i w:val="0"/>
@@ -1457,8 +1436,8 @@
             </w:pPr>
             <w:r>
               <w:rPr>
-                <w:rStyle w:val="23"/>
-                <w:rFonts w:hint="eastAsia" w:ascii="微软雅黑" w:hAnsi="微软雅黑" w:eastAsia="微软雅黑" w:cs="微软雅黑"/>
+                <w:rStyle w:val="Strong"/>
+                <w:rFonts w:ascii="微软雅黑" w:eastAsia="微软雅黑" w:hAnsi="微软雅黑" w:cs="微软雅黑" w:hint="eastAsia"/>
                 <w:b/>
                 <w:bCs/>
                 <w:i w:val="0"/>
@@ -1481,8 +1460,8 @@
           <w:tcPr>
             <w:tcW w:w="0" w:type="auto"/>
             <w:tcBorders>
-              <w:top w:val="single" w:color="auto" w:sz="12" w:space="0"/>
-              <w:left w:val="single" w:color="auto" w:sz="4" w:space="0"/>
+              <w:top w:val="single" w:sz="12" w:space="0" w:color="auto"/>
+              <w:left w:val="single" w:sz="4" w:space="0" w:color="auto"/>
               <w:bottom w:val="nil"/>
               <w:right w:val="nil"/>
             </w:tcBorders>
@@ -1509,12 +1488,12 @@
               <w:adjustRightInd w:val="0"/>
               <w:snapToGrid w:val="0"/>
               <w:spacing w:line="240" w:lineRule="auto"/>
-              <w:ind w:left="0" w:leftChars="0" w:right="0" w:rightChars="0" w:firstLine="0" w:firstLineChars="0"/>
+              <w:ind w:left="0" w:right="0" w:firstLine="0" w:leftChars="0" w:rightChars="0" w:firstLineChars="0"/>
               <w:jc w:val="center"/>
               <w:textAlignment w:val="baseline"/>
               <w:rPr>
-                <w:rStyle w:val="23"/>
-                <w:rFonts w:hint="default" w:ascii="微软雅黑" w:hAnsi="微软雅黑" w:eastAsia="微软雅黑" w:cs="微软雅黑"/>
+                <w:rStyle w:val="Strong"/>
+                <w:rFonts w:ascii="微软雅黑" w:eastAsia="微软雅黑" w:hAnsi="微软雅黑" w:cs="微软雅黑" w:hint="default"/>
                 <w:b/>
                 <w:bCs/>
                 <w:i w:val="0"/>
@@ -1532,8 +1511,8 @@
             </w:pPr>
             <w:r>
               <w:rPr>
-                <w:rStyle w:val="23"/>
-                <w:rFonts w:hint="eastAsia" w:ascii="微软雅黑" w:hAnsi="微软雅黑" w:eastAsia="微软雅黑" w:cs="微软雅黑"/>
+                <w:rStyle w:val="Strong"/>
+                <w:rFonts w:ascii="微软雅黑" w:eastAsia="微软雅黑" w:hAnsi="微软雅黑" w:cs="微软雅黑" w:hint="eastAsia"/>
                 <w:b/>
                 <w:bCs/>
                 <w:i w:val="0"/>
@@ -1556,10 +1535,10 @@
           <w:tcPr>
             <w:tcW w:w="1205" w:type="dxa"/>
             <w:tcBorders>
-              <w:top w:val="single" w:color="auto" w:sz="12" w:space="0"/>
-              <w:left w:val="single" w:color="auto" w:sz="4" w:space="0"/>
+              <w:top w:val="single" w:sz="12" w:space="0" w:color="auto"/>
+              <w:left w:val="single" w:sz="4" w:space="0" w:color="auto"/>
               <w:bottom w:val="nil"/>
-              <w:right w:val="single" w:color="auto" w:sz="12" w:space="0"/>
+              <w:right w:val="single" w:sz="12" w:space="0" w:color="auto"/>
             </w:tcBorders>
             <w:tcMar>
               <w:top w:w="-1" w:type="dxa"/>
@@ -1584,12 +1563,12 @@
               <w:adjustRightInd w:val="0"/>
               <w:snapToGrid w:val="0"/>
               <w:spacing w:line="240" w:lineRule="auto"/>
-              <w:ind w:left="0" w:leftChars="0" w:right="0" w:rightChars="0" w:firstLine="0" w:firstLineChars="0"/>
+              <w:ind w:left="0" w:right="0" w:firstLine="0" w:leftChars="0" w:rightChars="0" w:firstLineChars="0"/>
               <w:jc w:val="center"/>
               <w:textAlignment w:val="baseline"/>
               <w:rPr>
-                <w:rStyle w:val="23"/>
-                <w:rFonts w:hint="default" w:ascii="微软雅黑" w:hAnsi="微软雅黑" w:eastAsia="微软雅黑" w:cs="微软雅黑"/>
+                <w:rStyle w:val="Strong"/>
+                <w:rFonts w:ascii="微软雅黑" w:eastAsia="微软雅黑" w:hAnsi="微软雅黑" w:cs="微软雅黑" w:hint="default"/>
                 <w:b/>
                 <w:bCs/>
                 <w:i w:val="0"/>
@@ -1607,8 +1586,8 @@
             </w:pPr>
             <w:r>
               <w:rPr>
-                <w:rStyle w:val="23"/>
-                <w:rFonts w:hint="eastAsia" w:ascii="微软雅黑" w:hAnsi="微软雅黑" w:eastAsia="微软雅黑" w:cs="微软雅黑"/>
+                <w:rStyle w:val="Strong"/>
+                <w:rFonts w:ascii="微软雅黑" w:eastAsia="微软雅黑" w:hAnsi="微软雅黑" w:cs="微软雅黑" w:hint="eastAsia"/>
                 <w:b/>
                 <w:bCs/>
                 <w:i w:val="0"/>
@@ -1630,14 +1609,8 @@
       </w:tr>
       <w:tr>
         <w:tblPrEx>
-          <w:tblBorders>
-            <w:top w:val="none" w:color="auto" w:sz="0" w:space="0"/>
-            <w:left w:val="none" w:color="auto" w:sz="0" w:space="0"/>
-            <w:bottom w:val="none" w:color="auto" w:sz="0" w:space="0"/>
-            <w:right w:val="none" w:color="auto" w:sz="0" w:space="0"/>
-            <w:insideH w:val="none" w:color="auto" w:sz="0" w:space="0"/>
-            <w:insideV w:val="none" w:color="auto" w:sz="0" w:space="0"/>
-          </w:tblBorders>
+          <w:tblW w:w="8519" w:type="dxa"/>
+          <w:jc w:val="center"/>
           <w:tblCellMar>
             <w:top w:w="0" w:type="dxa"/>
             <w:left w:w="108" w:type="dxa"/>
@@ -1646,15 +1619,15 @@
           </w:tblCellMar>
         </w:tblPrEx>
         <w:trPr>
-          <w:trHeight w:val="0" w:hRule="atLeast"/>
+          <w:trHeight w:val="0"/>
           <w:jc w:val="center"/>
         </w:trPr>
         <w:tc>
           <w:tcPr>
             <w:tcW w:w="0" w:type="auto"/>
             <w:tcBorders>
-              <w:top w:val="single" w:color="auto" w:sz="4" w:space="0"/>
-              <w:left w:val="single" w:color="auto" w:sz="12" w:space="0"/>
+              <w:top w:val="single" w:sz="4" w:space="0" w:color="auto"/>
+              <w:left w:val="single" w:sz="12" w:space="0" w:color="auto"/>
               <w:bottom w:val="nil"/>
               <w:right w:val="nil"/>
             </w:tcBorders>
@@ -1681,12 +1654,12 @@
               <w:adjustRightInd w:val="0"/>
               <w:snapToGrid w:val="0"/>
               <w:spacing w:line="240" w:lineRule="auto"/>
-              <w:ind w:left="0" w:leftChars="0" w:right="0" w:rightChars="0" w:firstLine="0" w:firstLineChars="0"/>
+              <w:ind w:left="0" w:right="0" w:firstLine="0" w:leftChars="0" w:rightChars="0" w:firstLineChars="0"/>
               <w:jc w:val="center"/>
               <w:textAlignment w:val="baseline"/>
               <w:rPr>
-                <w:rStyle w:val="23"/>
-                <w:rFonts w:hint="default" w:ascii="微软雅黑" w:hAnsi="微软雅黑" w:eastAsia="微软雅黑" w:cs="微软雅黑"/>
+                <w:rStyle w:val="Strong"/>
+                <w:rFonts w:ascii="微软雅黑" w:eastAsia="微软雅黑" w:hAnsi="微软雅黑" w:cs="微软雅黑" w:hint="default"/>
                 <w:b w:val="0"/>
                 <w:bCs/>
                 <w:i w:val="0"/>
@@ -1704,8 +1677,8 @@
             </w:pPr>
             <w:r>
               <w:rPr>
-                <w:rStyle w:val="23"/>
-                <w:rFonts w:hint="eastAsia" w:ascii="微软雅黑" w:hAnsi="微软雅黑" w:eastAsia="微软雅黑" w:cs="微软雅黑"/>
+                <w:rStyle w:val="Strong"/>
+                <w:rFonts w:ascii="微软雅黑" w:eastAsia="微软雅黑" w:hAnsi="微软雅黑" w:cs="微软雅黑" w:hint="eastAsia"/>
                 <w:b w:val="0"/>
                 <w:bCs/>
                 <w:i w:val="0"/>
@@ -1723,8 +1696,8 @@
             </w:r>
             <w:r>
               <w:rPr>
-                <w:rStyle w:val="23"/>
-                <w:rFonts w:hint="eastAsia" w:ascii="微软雅黑" w:hAnsi="微软雅黑" w:eastAsia="微软雅黑" w:cs="微软雅黑"/>
+                <w:rStyle w:val="Strong"/>
+                <w:rFonts w:ascii="微软雅黑" w:eastAsia="微软雅黑" w:hAnsi="微软雅黑" w:cs="微软雅黑" w:hint="eastAsia"/>
                 <w:b w:val="0"/>
                 <w:bCs/>
                 <w:i w:val="0"/>
@@ -1747,8 +1720,8 @@
           <w:tcPr>
             <w:tcW w:w="0" w:type="auto"/>
             <w:tcBorders>
-              <w:top w:val="single" w:color="auto" w:sz="4" w:space="0"/>
-              <w:left w:val="single" w:color="auto" w:sz="4" w:space="0"/>
+              <w:top w:val="single" w:sz="4" w:space="0" w:color="auto"/>
+              <w:left w:val="single" w:sz="4" w:space="0" w:color="auto"/>
               <w:bottom w:val="nil"/>
               <w:right w:val="nil"/>
             </w:tcBorders>
@@ -1775,12 +1748,12 @@
               <w:adjustRightInd w:val="0"/>
               <w:snapToGrid w:val="0"/>
               <w:spacing w:line="240" w:lineRule="auto"/>
-              <w:ind w:left="0" w:leftChars="0" w:right="0" w:rightChars="0" w:firstLine="0" w:firstLineChars="0"/>
+              <w:ind w:left="0" w:right="0" w:firstLine="0" w:leftChars="0" w:rightChars="0" w:firstLineChars="0"/>
               <w:jc w:val="center"/>
               <w:textAlignment w:val="baseline"/>
               <w:rPr>
-                <w:rStyle w:val="23"/>
-                <w:rFonts w:hint="default" w:ascii="微软雅黑" w:hAnsi="微软雅黑" w:eastAsia="微软雅黑" w:cs="微软雅黑"/>
+                <w:rStyle w:val="Strong"/>
+                <w:rFonts w:ascii="微软雅黑" w:eastAsia="微软雅黑" w:hAnsi="微软雅黑" w:cs="微软雅黑" w:hint="default"/>
                 <w:b w:val="0"/>
                 <w:bCs/>
                 <w:i w:val="0"/>
@@ -1798,8 +1771,8 @@
             </w:pPr>
             <w:r>
               <w:rPr>
-                <w:rStyle w:val="23"/>
-                <w:rFonts w:hint="eastAsia" w:ascii="微软雅黑" w:hAnsi="微软雅黑" w:eastAsia="微软雅黑" w:cs="微软雅黑"/>
+                <w:rStyle w:val="Strong"/>
+                <w:rFonts w:ascii="微软雅黑" w:eastAsia="微软雅黑" w:hAnsi="微软雅黑" w:cs="微软雅黑" w:hint="eastAsia"/>
                 <w:b w:val="0"/>
                 <w:bCs/>
                 <w:i w:val="0"/>
@@ -1822,8 +1795,8 @@
           <w:tcPr>
             <w:tcW w:w="0" w:type="auto"/>
             <w:tcBorders>
-              <w:top w:val="single" w:color="auto" w:sz="4" w:space="0"/>
-              <w:left w:val="single" w:color="auto" w:sz="4" w:space="0"/>
+              <w:top w:val="single" w:sz="4" w:space="0" w:color="auto"/>
+              <w:left w:val="single" w:sz="4" w:space="0" w:color="auto"/>
               <w:bottom w:val="nil"/>
               <w:right w:val="nil"/>
             </w:tcBorders>
@@ -1850,12 +1823,12 @@
               <w:adjustRightInd w:val="0"/>
               <w:snapToGrid w:val="0"/>
               <w:spacing w:line="240" w:lineRule="auto"/>
-              <w:ind w:left="0" w:leftChars="0" w:right="0" w:rightChars="0" w:firstLine="0" w:firstLineChars="0"/>
+              <w:ind w:left="0" w:right="0" w:firstLine="0" w:leftChars="0" w:rightChars="0" w:firstLineChars="0"/>
               <w:jc w:val="center"/>
               <w:textAlignment w:val="baseline"/>
               <w:rPr>
-                <w:rStyle w:val="23"/>
-                <w:rFonts w:hint="default" w:ascii="微软雅黑" w:hAnsi="微软雅黑" w:eastAsia="微软雅黑" w:cs="微软雅黑"/>
+                <w:rStyle w:val="Strong"/>
+                <w:rFonts w:ascii="微软雅黑" w:eastAsia="微软雅黑" w:hAnsi="微软雅黑" w:cs="微软雅黑" w:hint="default"/>
                 <w:b w:val="0"/>
                 <w:bCs/>
                 <w:i w:val="0"/>
@@ -1873,8 +1846,8 @@
             </w:pPr>
             <w:r>
               <w:rPr>
-                <w:rStyle w:val="23"/>
-                <w:rFonts w:hint="eastAsia" w:ascii="微软雅黑" w:hAnsi="微软雅黑" w:eastAsia="微软雅黑" w:cs="微软雅黑"/>
+                <w:rStyle w:val="Strong"/>
+                <w:rFonts w:ascii="微软雅黑" w:eastAsia="微软雅黑" w:hAnsi="微软雅黑" w:cs="微软雅黑" w:hint="eastAsia"/>
                 <w:b w:val="0"/>
                 <w:bCs/>
                 <w:i w:val="0"/>
@@ -1897,8 +1870,8 @@
           <w:tcPr>
             <w:tcW w:w="0" w:type="auto"/>
             <w:tcBorders>
-              <w:top w:val="single" w:color="auto" w:sz="4" w:space="0"/>
-              <w:left w:val="single" w:color="auto" w:sz="4" w:space="0"/>
+              <w:top w:val="single" w:sz="4" w:space="0" w:color="auto"/>
+              <w:left w:val="single" w:sz="4" w:space="0" w:color="auto"/>
               <w:bottom w:val="nil"/>
               <w:right w:val="nil"/>
             </w:tcBorders>
@@ -1925,12 +1898,12 @@
               <w:adjustRightInd w:val="0"/>
               <w:snapToGrid w:val="0"/>
               <w:spacing w:line="240" w:lineRule="auto"/>
-              <w:ind w:left="0" w:leftChars="0" w:right="0" w:rightChars="0" w:firstLine="0" w:firstLineChars="0"/>
+              <w:ind w:left="0" w:right="0" w:firstLine="0" w:leftChars="0" w:rightChars="0" w:firstLineChars="0"/>
               <w:jc w:val="center"/>
               <w:textAlignment w:val="baseline"/>
               <w:rPr>
-                <w:rStyle w:val="23"/>
-                <w:rFonts w:hint="default" w:ascii="微软雅黑" w:hAnsi="微软雅黑" w:eastAsia="微软雅黑" w:cs="微软雅黑"/>
+                <w:rStyle w:val="Strong"/>
+                <w:rFonts w:ascii="微软雅黑" w:eastAsia="微软雅黑" w:hAnsi="微软雅黑" w:cs="微软雅黑" w:hint="default"/>
                 <w:b w:val="0"/>
                 <w:bCs/>
                 <w:i w:val="0"/>
@@ -1948,8 +1921,8 @@
             </w:pPr>
             <w:r>
               <w:rPr>
-                <w:rStyle w:val="23"/>
-                <w:rFonts w:hint="eastAsia" w:ascii="微软雅黑" w:hAnsi="微软雅黑" w:eastAsia="微软雅黑" w:cs="微软雅黑"/>
+                <w:rStyle w:val="Strong"/>
+                <w:rFonts w:ascii="微软雅黑" w:eastAsia="微软雅黑" w:hAnsi="微软雅黑" w:cs="微软雅黑" w:hint="eastAsia"/>
                 <w:b w:val="0"/>
                 <w:bCs/>
                 <w:i w:val="0"/>
@@ -1972,10 +1945,10 @@
           <w:tcPr>
             <w:tcW w:w="1205" w:type="dxa"/>
             <w:tcBorders>
-              <w:top w:val="single" w:color="auto" w:sz="4" w:space="0"/>
-              <w:left w:val="single" w:color="auto" w:sz="4" w:space="0"/>
+              <w:top w:val="single" w:sz="4" w:space="0" w:color="auto"/>
+              <w:left w:val="single" w:sz="4" w:space="0" w:color="auto"/>
               <w:bottom w:val="nil"/>
-              <w:right w:val="single" w:color="auto" w:sz="12" w:space="0"/>
+              <w:right w:val="single" w:sz="12" w:space="0" w:color="auto"/>
             </w:tcBorders>
             <w:tcMar>
               <w:top w:w="-1" w:type="dxa"/>
@@ -2000,12 +1973,12 @@
               <w:adjustRightInd w:val="0"/>
               <w:snapToGrid w:val="0"/>
               <w:spacing w:line="240" w:lineRule="auto"/>
-              <w:ind w:left="0" w:leftChars="0" w:right="0" w:rightChars="0" w:firstLine="0" w:firstLineChars="0"/>
+              <w:ind w:left="0" w:right="0" w:firstLine="0" w:leftChars="0" w:rightChars="0" w:firstLineChars="0"/>
               <w:jc w:val="center"/>
               <w:textAlignment w:val="baseline"/>
               <w:rPr>
-                <w:rStyle w:val="23"/>
-                <w:rFonts w:hint="default" w:ascii="微软雅黑" w:hAnsi="微软雅黑" w:eastAsia="微软雅黑" w:cs="微软雅黑"/>
+                <w:rStyle w:val="Strong"/>
+                <w:rFonts w:ascii="微软雅黑" w:eastAsia="微软雅黑" w:hAnsi="微软雅黑" w:cs="微软雅黑" w:hint="default"/>
                 <w:b w:val="0"/>
                 <w:bCs/>
                 <w:i w:val="0"/>
@@ -2026,14 +1999,8 @@
       </w:tr>
       <w:tr>
         <w:tblPrEx>
-          <w:tblBorders>
-            <w:top w:val="none" w:color="auto" w:sz="0" w:space="0"/>
-            <w:left w:val="none" w:color="auto" w:sz="0" w:space="0"/>
-            <w:bottom w:val="none" w:color="auto" w:sz="0" w:space="0"/>
-            <w:right w:val="none" w:color="auto" w:sz="0" w:space="0"/>
-            <w:insideH w:val="none" w:color="auto" w:sz="0" w:space="0"/>
-            <w:insideV w:val="none" w:color="auto" w:sz="0" w:space="0"/>
-          </w:tblBorders>
+          <w:tblW w:w="8519" w:type="dxa"/>
+          <w:jc w:val="center"/>
           <w:tblCellMar>
             <w:top w:w="0" w:type="dxa"/>
             <w:left w:w="108" w:type="dxa"/>
@@ -2042,15 +2009,15 @@
           </w:tblCellMar>
         </w:tblPrEx>
         <w:trPr>
-          <w:trHeight w:val="0" w:hRule="atLeast"/>
+          <w:trHeight w:val="0"/>
           <w:jc w:val="center"/>
         </w:trPr>
         <w:tc>
           <w:tcPr>
             <w:tcW w:w="0" w:type="auto"/>
             <w:tcBorders>
-              <w:top w:val="single" w:color="auto" w:sz="4" w:space="0"/>
-              <w:left w:val="single" w:color="auto" w:sz="12" w:space="0"/>
+              <w:top w:val="single" w:sz="4" w:space="0" w:color="auto"/>
+              <w:left w:val="single" w:sz="12" w:space="0" w:color="auto"/>
               <w:bottom w:val="nil"/>
               <w:right w:val="nil"/>
             </w:tcBorders>
@@ -2077,12 +2044,12 @@
               <w:adjustRightInd w:val="0"/>
               <w:snapToGrid w:val="0"/>
               <w:spacing w:line="240" w:lineRule="auto"/>
-              <w:ind w:left="0" w:leftChars="0" w:right="0" w:rightChars="0" w:firstLine="0" w:firstLineChars="0"/>
+              <w:ind w:left="0" w:right="0" w:firstLine="0" w:leftChars="0" w:rightChars="0" w:firstLineChars="0"/>
               <w:jc w:val="center"/>
               <w:textAlignment w:val="baseline"/>
               <w:rPr>
-                <w:rStyle w:val="23"/>
-                <w:rFonts w:hint="default" w:ascii="微软雅黑" w:hAnsi="微软雅黑" w:eastAsia="微软雅黑" w:cs="微软雅黑"/>
+                <w:rStyle w:val="Strong"/>
+                <w:rFonts w:ascii="微软雅黑" w:eastAsia="微软雅黑" w:hAnsi="微软雅黑" w:cs="微软雅黑" w:hint="default"/>
                 <w:b w:val="0"/>
                 <w:bCs/>
                 <w:i w:val="0"/>
@@ -2104,8 +2071,8 @@
           <w:tcPr>
             <w:tcW w:w="0" w:type="auto"/>
             <w:tcBorders>
-              <w:top w:val="single" w:color="auto" w:sz="4" w:space="0"/>
-              <w:left w:val="single" w:color="auto" w:sz="4" w:space="0"/>
+              <w:top w:val="single" w:sz="4" w:space="0" w:color="auto"/>
+              <w:left w:val="single" w:sz="4" w:space="0" w:color="auto"/>
               <w:bottom w:val="nil"/>
               <w:right w:val="nil"/>
             </w:tcBorders>
@@ -2132,12 +2099,12 @@
               <w:adjustRightInd w:val="0"/>
               <w:snapToGrid w:val="0"/>
               <w:spacing w:line="240" w:lineRule="auto"/>
-              <w:ind w:left="0" w:leftChars="0" w:right="0" w:rightChars="0" w:firstLine="0" w:firstLineChars="0"/>
+              <w:ind w:left="0" w:right="0" w:firstLine="0" w:leftChars="0" w:rightChars="0" w:firstLineChars="0"/>
               <w:jc w:val="center"/>
               <w:textAlignment w:val="baseline"/>
               <w:rPr>
-                <w:rStyle w:val="23"/>
-                <w:rFonts w:hint="default" w:ascii="微软雅黑" w:hAnsi="微软雅黑" w:eastAsia="微软雅黑" w:cs="微软雅黑"/>
+                <w:rStyle w:val="Strong"/>
+                <w:rFonts w:ascii="微软雅黑" w:eastAsia="微软雅黑" w:hAnsi="微软雅黑" w:cs="微软雅黑" w:hint="default"/>
                 <w:b w:val="0"/>
                 <w:bCs/>
                 <w:i w:val="0"/>
@@ -2159,8 +2126,8 @@
           <w:tcPr>
             <w:tcW w:w="0" w:type="auto"/>
             <w:tcBorders>
-              <w:top w:val="single" w:color="auto" w:sz="4" w:space="0"/>
-              <w:left w:val="single" w:color="auto" w:sz="4" w:space="0"/>
+              <w:top w:val="single" w:sz="4" w:space="0" w:color="auto"/>
+              <w:left w:val="single" w:sz="4" w:space="0" w:color="auto"/>
               <w:bottom w:val="nil"/>
               <w:right w:val="nil"/>
             </w:tcBorders>
@@ -2187,12 +2154,12 @@
               <w:adjustRightInd w:val="0"/>
               <w:snapToGrid w:val="0"/>
               <w:spacing w:line="240" w:lineRule="auto"/>
-              <w:ind w:left="0" w:leftChars="0" w:right="0" w:rightChars="0" w:firstLine="0" w:firstLineChars="0"/>
+              <w:ind w:left="0" w:right="0" w:firstLine="0" w:leftChars="0" w:rightChars="0" w:firstLineChars="0"/>
               <w:jc w:val="center"/>
               <w:textAlignment w:val="baseline"/>
               <w:rPr>
-                <w:rStyle w:val="23"/>
-                <w:rFonts w:hint="default" w:ascii="微软雅黑" w:hAnsi="微软雅黑" w:eastAsia="微软雅黑" w:cs="微软雅黑"/>
+                <w:rStyle w:val="Strong"/>
+                <w:rFonts w:ascii="微软雅黑" w:eastAsia="微软雅黑" w:hAnsi="微软雅黑" w:cs="微软雅黑" w:hint="default"/>
                 <w:b w:val="0"/>
                 <w:bCs/>
                 <w:i w:val="0"/>
@@ -2214,8 +2181,8 @@
           <w:tcPr>
             <w:tcW w:w="0" w:type="auto"/>
             <w:tcBorders>
-              <w:top w:val="single" w:color="auto" w:sz="4" w:space="0"/>
-              <w:left w:val="single" w:color="auto" w:sz="4" w:space="0"/>
+              <w:top w:val="single" w:sz="4" w:space="0" w:color="auto"/>
+              <w:left w:val="single" w:sz="4" w:space="0" w:color="auto"/>
               <w:bottom w:val="nil"/>
               <w:right w:val="nil"/>
             </w:tcBorders>
@@ -2242,12 +2209,12 @@
               <w:adjustRightInd w:val="0"/>
               <w:snapToGrid w:val="0"/>
               <w:spacing w:line="240" w:lineRule="auto"/>
-              <w:ind w:left="0" w:leftChars="0" w:right="0" w:rightChars="0" w:firstLine="0" w:firstLineChars="0"/>
+              <w:ind w:left="0" w:right="0" w:firstLine="0" w:leftChars="0" w:rightChars="0" w:firstLineChars="0"/>
               <w:jc w:val="center"/>
               <w:textAlignment w:val="baseline"/>
               <w:rPr>
-                <w:rStyle w:val="23"/>
-                <w:rFonts w:hint="default" w:ascii="微软雅黑" w:hAnsi="微软雅黑" w:eastAsia="微软雅黑" w:cs="微软雅黑"/>
+                <w:rStyle w:val="Strong"/>
+                <w:rFonts w:ascii="微软雅黑" w:eastAsia="微软雅黑" w:hAnsi="微软雅黑" w:cs="微软雅黑" w:hint="default"/>
                 <w:b w:val="0"/>
                 <w:bCs/>
                 <w:i w:val="0"/>
@@ -2269,10 +2236,10 @@
           <w:tcPr>
             <w:tcW w:w="1205" w:type="dxa"/>
             <w:tcBorders>
-              <w:top w:val="single" w:color="auto" w:sz="4" w:space="0"/>
-              <w:left w:val="single" w:color="auto" w:sz="4" w:space="0"/>
+              <w:top w:val="single" w:sz="4" w:space="0" w:color="auto"/>
+              <w:left w:val="single" w:sz="4" w:space="0" w:color="auto"/>
               <w:bottom w:val="nil"/>
-              <w:right w:val="single" w:color="auto" w:sz="12" w:space="0"/>
+              <w:right w:val="single" w:sz="12" w:space="0" w:color="auto"/>
             </w:tcBorders>
             <w:tcMar>
               <w:top w:w="-1" w:type="dxa"/>
@@ -2297,12 +2264,12 @@
               <w:adjustRightInd w:val="0"/>
               <w:snapToGrid w:val="0"/>
               <w:spacing w:line="240" w:lineRule="auto"/>
-              <w:ind w:left="0" w:leftChars="0" w:right="0" w:rightChars="0" w:firstLine="0" w:firstLineChars="0"/>
+              <w:ind w:left="0" w:right="0" w:firstLine="0" w:leftChars="0" w:rightChars="0" w:firstLineChars="0"/>
               <w:jc w:val="center"/>
               <w:textAlignment w:val="baseline"/>
               <w:rPr>
-                <w:rStyle w:val="23"/>
-                <w:rFonts w:hint="default" w:ascii="微软雅黑" w:hAnsi="微软雅黑" w:eastAsia="微软雅黑" w:cs="微软雅黑"/>
+                <w:rStyle w:val="Strong"/>
+                <w:rFonts w:ascii="微软雅黑" w:eastAsia="微软雅黑" w:hAnsi="微软雅黑" w:cs="微软雅黑" w:hint="default"/>
                 <w:b w:val="0"/>
                 <w:bCs/>
                 <w:i w:val="0"/>
@@ -2323,14 +2290,8 @@
       </w:tr>
       <w:tr>
         <w:tblPrEx>
-          <w:tblBorders>
-            <w:top w:val="none" w:color="auto" w:sz="0" w:space="0"/>
-            <w:left w:val="none" w:color="auto" w:sz="0" w:space="0"/>
-            <w:bottom w:val="none" w:color="auto" w:sz="0" w:space="0"/>
-            <w:right w:val="none" w:color="auto" w:sz="0" w:space="0"/>
-            <w:insideH w:val="none" w:color="auto" w:sz="0" w:space="0"/>
-            <w:insideV w:val="none" w:color="auto" w:sz="0" w:space="0"/>
-          </w:tblBorders>
+          <w:tblW w:w="8519" w:type="dxa"/>
+          <w:jc w:val="center"/>
           <w:tblCellMar>
             <w:top w:w="0" w:type="dxa"/>
             <w:left w:w="108" w:type="dxa"/>
@@ -2339,15 +2300,15 @@
           </w:tblCellMar>
         </w:tblPrEx>
         <w:trPr>
-          <w:trHeight w:val="0" w:hRule="atLeast"/>
+          <w:trHeight w:val="0"/>
           <w:jc w:val="center"/>
         </w:trPr>
         <w:tc>
           <w:tcPr>
             <w:tcW w:w="0" w:type="auto"/>
             <w:tcBorders>
-              <w:top w:val="single" w:color="auto" w:sz="4" w:space="0"/>
-              <w:left w:val="single" w:color="auto" w:sz="12" w:space="0"/>
+              <w:top w:val="single" w:sz="4" w:space="0" w:color="auto"/>
+              <w:left w:val="single" w:sz="12" w:space="0" w:color="auto"/>
               <w:bottom w:val="nil"/>
               <w:right w:val="nil"/>
             </w:tcBorders>
@@ -2374,12 +2335,12 @@
               <w:adjustRightInd w:val="0"/>
               <w:snapToGrid w:val="0"/>
               <w:spacing w:line="240" w:lineRule="auto"/>
-              <w:ind w:left="0" w:leftChars="0" w:right="0" w:rightChars="0" w:firstLine="0" w:firstLineChars="0"/>
+              <w:ind w:left="0" w:right="0" w:firstLine="0" w:leftChars="0" w:rightChars="0" w:firstLineChars="0"/>
               <w:jc w:val="center"/>
               <w:textAlignment w:val="baseline"/>
               <w:rPr>
-                <w:rStyle w:val="23"/>
-                <w:rFonts w:hint="default" w:ascii="微软雅黑" w:hAnsi="微软雅黑" w:eastAsia="微软雅黑" w:cs="微软雅黑"/>
+                <w:rStyle w:val="Strong"/>
+                <w:rFonts w:ascii="微软雅黑" w:eastAsia="微软雅黑" w:hAnsi="微软雅黑" w:cs="微软雅黑" w:hint="default"/>
                 <w:b w:val="0"/>
                 <w:bCs/>
                 <w:i w:val="0"/>
@@ -2401,8 +2362,8 @@
           <w:tcPr>
             <w:tcW w:w="0" w:type="auto"/>
             <w:tcBorders>
-              <w:top w:val="single" w:color="auto" w:sz="4" w:space="0"/>
-              <w:left w:val="single" w:color="auto" w:sz="4" w:space="0"/>
+              <w:top w:val="single" w:sz="4" w:space="0" w:color="auto"/>
+              <w:left w:val="single" w:sz="4" w:space="0" w:color="auto"/>
               <w:bottom w:val="nil"/>
               <w:right w:val="nil"/>
             </w:tcBorders>
@@ -2429,12 +2390,12 @@
               <w:adjustRightInd w:val="0"/>
               <w:snapToGrid w:val="0"/>
               <w:spacing w:line="240" w:lineRule="auto"/>
-              <w:ind w:left="0" w:leftChars="0" w:right="0" w:rightChars="0" w:firstLine="0" w:firstLineChars="0"/>
+              <w:ind w:left="0" w:right="0" w:firstLine="0" w:leftChars="0" w:rightChars="0" w:firstLineChars="0"/>
               <w:jc w:val="center"/>
               <w:textAlignment w:val="baseline"/>
               <w:rPr>
-                <w:rStyle w:val="23"/>
-                <w:rFonts w:hint="default" w:ascii="微软雅黑" w:hAnsi="微软雅黑" w:eastAsia="微软雅黑" w:cs="微软雅黑"/>
+                <w:rStyle w:val="Strong"/>
+                <w:rFonts w:ascii="微软雅黑" w:eastAsia="微软雅黑" w:hAnsi="微软雅黑" w:cs="微软雅黑" w:hint="default"/>
                 <w:b w:val="0"/>
                 <w:bCs/>
                 <w:i w:val="0"/>
@@ -2456,8 +2417,8 @@
           <w:tcPr>
             <w:tcW w:w="0" w:type="auto"/>
             <w:tcBorders>
-              <w:top w:val="single" w:color="auto" w:sz="4" w:space="0"/>
-              <w:left w:val="single" w:color="auto" w:sz="4" w:space="0"/>
+              <w:top w:val="single" w:sz="4" w:space="0" w:color="auto"/>
+              <w:left w:val="single" w:sz="4" w:space="0" w:color="auto"/>
               <w:bottom w:val="nil"/>
               <w:right w:val="nil"/>
             </w:tcBorders>
@@ -2484,12 +2445,12 @@
               <w:adjustRightInd w:val="0"/>
               <w:snapToGrid w:val="0"/>
               <w:spacing w:line="240" w:lineRule="auto"/>
-              <w:ind w:left="0" w:leftChars="0" w:right="0" w:rightChars="0" w:firstLine="0" w:firstLineChars="0"/>
+              <w:ind w:left="0" w:right="0" w:firstLine="0" w:leftChars="0" w:rightChars="0" w:firstLineChars="0"/>
               <w:jc w:val="center"/>
               <w:textAlignment w:val="baseline"/>
               <w:rPr>
-                <w:rStyle w:val="23"/>
-                <w:rFonts w:hint="default" w:ascii="微软雅黑" w:hAnsi="微软雅黑" w:eastAsia="微软雅黑" w:cs="微软雅黑"/>
+                <w:rStyle w:val="Strong"/>
+                <w:rFonts w:ascii="微软雅黑" w:eastAsia="微软雅黑" w:hAnsi="微软雅黑" w:cs="微软雅黑" w:hint="default"/>
                 <w:b w:val="0"/>
                 <w:bCs/>
                 <w:i w:val="0"/>
@@ -2511,8 +2472,8 @@
           <w:tcPr>
             <w:tcW w:w="0" w:type="auto"/>
             <w:tcBorders>
-              <w:top w:val="single" w:color="auto" w:sz="4" w:space="0"/>
-              <w:left w:val="single" w:color="auto" w:sz="4" w:space="0"/>
+              <w:top w:val="single" w:sz="4" w:space="0" w:color="auto"/>
+              <w:left w:val="single" w:sz="4" w:space="0" w:color="auto"/>
               <w:bottom w:val="nil"/>
               <w:right w:val="nil"/>
             </w:tcBorders>
@@ -2539,12 +2500,12 @@
               <w:adjustRightInd w:val="0"/>
               <w:snapToGrid w:val="0"/>
               <w:spacing w:line="240" w:lineRule="auto"/>
-              <w:ind w:left="0" w:leftChars="0" w:right="0" w:rightChars="0" w:firstLine="0" w:firstLineChars="0"/>
+              <w:ind w:left="0" w:right="0" w:firstLine="0" w:leftChars="0" w:rightChars="0" w:firstLineChars="0"/>
               <w:jc w:val="center"/>
               <w:textAlignment w:val="baseline"/>
               <w:rPr>
-                <w:rStyle w:val="23"/>
-                <w:rFonts w:hint="default" w:ascii="微软雅黑" w:hAnsi="微软雅黑" w:eastAsia="微软雅黑" w:cs="微软雅黑"/>
+                <w:rStyle w:val="Strong"/>
+                <w:rFonts w:ascii="微软雅黑" w:eastAsia="微软雅黑" w:hAnsi="微软雅黑" w:cs="微软雅黑" w:hint="default"/>
                 <w:b w:val="0"/>
                 <w:bCs/>
                 <w:i w:val="0"/>
@@ -2566,10 +2527,10 @@
           <w:tcPr>
             <w:tcW w:w="1205" w:type="dxa"/>
             <w:tcBorders>
-              <w:top w:val="single" w:color="auto" w:sz="4" w:space="0"/>
-              <w:left w:val="single" w:color="auto" w:sz="4" w:space="0"/>
+              <w:top w:val="single" w:sz="4" w:space="0" w:color="auto"/>
+              <w:left w:val="single" w:sz="4" w:space="0" w:color="auto"/>
               <w:bottom w:val="nil"/>
-              <w:right w:val="single" w:color="auto" w:sz="12" w:space="0"/>
+              <w:right w:val="single" w:sz="12" w:space="0" w:color="auto"/>
             </w:tcBorders>
             <w:tcMar>
               <w:top w:w="-1" w:type="dxa"/>
@@ -2594,12 +2555,12 @@
               <w:adjustRightInd w:val="0"/>
               <w:snapToGrid w:val="0"/>
               <w:spacing w:line="240" w:lineRule="auto"/>
-              <w:ind w:left="0" w:leftChars="0" w:right="0" w:rightChars="0" w:firstLine="0" w:firstLineChars="0"/>
+              <w:ind w:left="0" w:right="0" w:firstLine="0" w:leftChars="0" w:rightChars="0" w:firstLineChars="0"/>
               <w:jc w:val="center"/>
               <w:textAlignment w:val="baseline"/>
               <w:rPr>
-                <w:rStyle w:val="23"/>
-                <w:rFonts w:hint="default" w:ascii="微软雅黑" w:hAnsi="微软雅黑" w:eastAsia="微软雅黑" w:cs="微软雅黑"/>
+                <w:rStyle w:val="Strong"/>
+                <w:rFonts w:ascii="微软雅黑" w:eastAsia="微软雅黑" w:hAnsi="微软雅黑" w:cs="微软雅黑" w:hint="default"/>
                 <w:b w:val="0"/>
                 <w:bCs/>
                 <w:i w:val="0"/>
@@ -2620,14 +2581,8 @@
       </w:tr>
       <w:tr>
         <w:tblPrEx>
-          <w:tblBorders>
-            <w:top w:val="none" w:color="auto" w:sz="0" w:space="0"/>
-            <w:left w:val="none" w:color="auto" w:sz="0" w:space="0"/>
-            <w:bottom w:val="none" w:color="auto" w:sz="0" w:space="0"/>
-            <w:right w:val="none" w:color="auto" w:sz="0" w:space="0"/>
-            <w:insideH w:val="none" w:color="auto" w:sz="0" w:space="0"/>
-            <w:insideV w:val="none" w:color="auto" w:sz="0" w:space="0"/>
-          </w:tblBorders>
+          <w:tblW w:w="8519" w:type="dxa"/>
+          <w:jc w:val="center"/>
           <w:tblCellMar>
             <w:top w:w="0" w:type="dxa"/>
             <w:left w:w="108" w:type="dxa"/>
@@ -2636,16 +2591,16 @@
           </w:tblCellMar>
         </w:tblPrEx>
         <w:trPr>
-          <w:trHeight w:val="0" w:hRule="atLeast"/>
+          <w:trHeight w:val="0"/>
           <w:jc w:val="center"/>
         </w:trPr>
         <w:tc>
           <w:tcPr>
             <w:tcW w:w="1621" w:type="dxa"/>
             <w:tcBorders>
-              <w:top w:val="single" w:color="auto" w:sz="4" w:space="0"/>
-              <w:left w:val="single" w:color="auto" w:sz="12" w:space="0"/>
-              <w:bottom w:val="single" w:color="auto" w:sz="12" w:space="0"/>
+              <w:top w:val="single" w:sz="4" w:space="0" w:color="auto"/>
+              <w:left w:val="single" w:sz="12" w:space="0" w:color="auto"/>
+              <w:bottom w:val="single" w:sz="12" w:space="0" w:color="auto"/>
               <w:right w:val="nil"/>
             </w:tcBorders>
             <w:tcMar>
@@ -2671,12 +2626,12 @@
               <w:adjustRightInd w:val="0"/>
               <w:snapToGrid w:val="0"/>
               <w:spacing w:line="240" w:lineRule="auto"/>
-              <w:ind w:left="0" w:leftChars="0" w:right="0" w:rightChars="0" w:firstLine="0" w:firstLineChars="0"/>
+              <w:ind w:left="0" w:right="0" w:firstLine="0" w:leftChars="0" w:rightChars="0" w:firstLineChars="0"/>
               <w:jc w:val="center"/>
               <w:textAlignment w:val="baseline"/>
               <w:rPr>
-                <w:rStyle w:val="23"/>
-                <w:rFonts w:hint="default" w:ascii="微软雅黑" w:hAnsi="微软雅黑" w:eastAsia="微软雅黑" w:cs="微软雅黑"/>
+                <w:rStyle w:val="Strong"/>
+                <w:rFonts w:ascii="微软雅黑" w:eastAsia="微软雅黑" w:hAnsi="微软雅黑" w:cs="微软雅黑" w:hint="default"/>
                 <w:b w:val="0"/>
                 <w:bCs/>
                 <w:i w:val="0"/>
@@ -2698,9 +2653,9 @@
           <w:tcPr>
             <w:tcW w:w="2036" w:type="dxa"/>
             <w:tcBorders>
-              <w:top w:val="single" w:color="auto" w:sz="4" w:space="0"/>
-              <w:left w:val="single" w:color="auto" w:sz="4" w:space="0"/>
-              <w:bottom w:val="single" w:color="auto" w:sz="12" w:space="0"/>
+              <w:top w:val="single" w:sz="4" w:space="0" w:color="auto"/>
+              <w:left w:val="single" w:sz="4" w:space="0" w:color="auto"/>
+              <w:bottom w:val="single" w:sz="12" w:space="0" w:color="auto"/>
               <w:right w:val="nil"/>
             </w:tcBorders>
             <w:tcMar>
@@ -2726,12 +2681,12 @@
               <w:adjustRightInd w:val="0"/>
               <w:snapToGrid w:val="0"/>
               <w:spacing w:line="240" w:lineRule="auto"/>
-              <w:ind w:left="0" w:leftChars="0" w:right="0" w:rightChars="0" w:firstLine="0" w:firstLineChars="0"/>
+              <w:ind w:left="0" w:right="0" w:firstLine="0" w:leftChars="0" w:rightChars="0" w:firstLineChars="0"/>
               <w:jc w:val="center"/>
               <w:textAlignment w:val="baseline"/>
               <w:rPr>
-                <w:rStyle w:val="23"/>
-                <w:rFonts w:hint="default" w:ascii="微软雅黑" w:hAnsi="微软雅黑" w:eastAsia="微软雅黑" w:cs="微软雅黑"/>
+                <w:rStyle w:val="Strong"/>
+                <w:rFonts w:ascii="微软雅黑" w:eastAsia="微软雅黑" w:hAnsi="微软雅黑" w:cs="微软雅黑" w:hint="default"/>
                 <w:b w:val="0"/>
                 <w:bCs/>
                 <w:i w:val="0"/>
@@ -2753,9 +2708,9 @@
           <w:tcPr>
             <w:tcW w:w="1621" w:type="dxa"/>
             <w:tcBorders>
-              <w:top w:val="single" w:color="auto" w:sz="4" w:space="0"/>
-              <w:left w:val="single" w:color="auto" w:sz="4" w:space="0"/>
-              <w:bottom w:val="single" w:color="auto" w:sz="12" w:space="0"/>
+              <w:top w:val="single" w:sz="4" w:space="0" w:color="auto"/>
+              <w:left w:val="single" w:sz="4" w:space="0" w:color="auto"/>
+              <w:bottom w:val="single" w:sz="12" w:space="0" w:color="auto"/>
               <w:right w:val="nil"/>
             </w:tcBorders>
             <w:tcMar>
@@ -2781,12 +2736,12 @@
               <w:adjustRightInd w:val="0"/>
               <w:snapToGrid w:val="0"/>
               <w:spacing w:line="240" w:lineRule="auto"/>
-              <w:ind w:left="0" w:leftChars="0" w:right="0" w:rightChars="0" w:firstLine="0" w:firstLineChars="0"/>
+              <w:ind w:left="0" w:right="0" w:firstLine="0" w:leftChars="0" w:rightChars="0" w:firstLineChars="0"/>
               <w:jc w:val="center"/>
               <w:textAlignment w:val="baseline"/>
               <w:rPr>
-                <w:rStyle w:val="23"/>
-                <w:rFonts w:hint="default" w:ascii="微软雅黑" w:hAnsi="微软雅黑" w:eastAsia="微软雅黑" w:cs="微软雅黑"/>
+                <w:rStyle w:val="Strong"/>
+                <w:rFonts w:ascii="微软雅黑" w:eastAsia="微软雅黑" w:hAnsi="微软雅黑" w:cs="微软雅黑" w:hint="default"/>
                 <w:b w:val="0"/>
                 <w:bCs/>
                 <w:i w:val="0"/>
@@ -2808,9 +2763,9 @@
           <w:tcPr>
             <w:tcW w:w="2036" w:type="dxa"/>
             <w:tcBorders>
-              <w:top w:val="single" w:color="auto" w:sz="4" w:space="0"/>
-              <w:left w:val="single" w:color="auto" w:sz="4" w:space="0"/>
-              <w:bottom w:val="single" w:color="auto" w:sz="12" w:space="0"/>
+              <w:top w:val="single" w:sz="4" w:space="0" w:color="auto"/>
+              <w:left w:val="single" w:sz="4" w:space="0" w:color="auto"/>
+              <w:bottom w:val="single" w:sz="12" w:space="0" w:color="auto"/>
               <w:right w:val="nil"/>
             </w:tcBorders>
             <w:tcMar>
@@ -2836,12 +2791,12 @@
               <w:adjustRightInd w:val="0"/>
               <w:snapToGrid w:val="0"/>
               <w:spacing w:line="240" w:lineRule="auto"/>
-              <w:ind w:left="0" w:leftChars="0" w:right="0" w:rightChars="0" w:firstLine="0" w:firstLineChars="0"/>
+              <w:ind w:left="0" w:right="0" w:firstLine="0" w:leftChars="0" w:rightChars="0" w:firstLineChars="0"/>
               <w:jc w:val="center"/>
               <w:textAlignment w:val="baseline"/>
               <w:rPr>
-                <w:rStyle w:val="23"/>
-                <w:rFonts w:hint="default" w:ascii="微软雅黑" w:hAnsi="微软雅黑" w:eastAsia="微软雅黑" w:cs="微软雅黑"/>
+                <w:rStyle w:val="Strong"/>
+                <w:rFonts w:ascii="微软雅黑" w:eastAsia="微软雅黑" w:hAnsi="微软雅黑" w:cs="微软雅黑" w:hint="default"/>
                 <w:b w:val="0"/>
                 <w:bCs/>
                 <w:i w:val="0"/>
@@ -2863,10 +2818,10 @@
           <w:tcPr>
             <w:tcW w:w="1205" w:type="dxa"/>
             <w:tcBorders>
-              <w:top w:val="single" w:color="auto" w:sz="4" w:space="0"/>
-              <w:left w:val="single" w:color="auto" w:sz="4" w:space="0"/>
-              <w:bottom w:val="single" w:color="auto" w:sz="12" w:space="0"/>
-              <w:right w:val="single" w:color="auto" w:sz="12" w:space="0"/>
+              <w:top w:val="single" w:sz="4" w:space="0" w:color="auto"/>
+              <w:left w:val="single" w:sz="4" w:space="0" w:color="auto"/>
+              <w:bottom w:val="single" w:sz="12" w:space="0" w:color="auto"/>
+              <w:right w:val="single" w:sz="12" w:space="0" w:color="auto"/>
             </w:tcBorders>
             <w:tcMar>
               <w:top w:w="-1" w:type="dxa"/>
@@ -2891,12 +2846,12 @@
               <w:adjustRightInd w:val="0"/>
               <w:snapToGrid w:val="0"/>
               <w:spacing w:line="240" w:lineRule="auto"/>
-              <w:ind w:left="0" w:leftChars="0" w:right="0" w:rightChars="0" w:firstLine="0" w:firstLineChars="0"/>
+              <w:ind w:left="0" w:right="0" w:firstLine="0" w:leftChars="0" w:rightChars="0" w:firstLineChars="0"/>
               <w:jc w:val="center"/>
               <w:textAlignment w:val="baseline"/>
               <w:rPr>
-                <w:rStyle w:val="23"/>
-                <w:rFonts w:hint="default" w:ascii="微软雅黑" w:hAnsi="微软雅黑" w:eastAsia="微软雅黑" w:cs="微软雅黑"/>
+                <w:rStyle w:val="Strong"/>
+                <w:rFonts w:ascii="微软雅黑" w:eastAsia="微软雅黑" w:hAnsi="微软雅黑" w:cs="微软雅黑" w:hint="default"/>
                 <w:b w:val="0"/>
                 <w:bCs/>
                 <w:i w:val="0"/>
@@ -2934,8 +2889,8 @@
       </w:pPr>
       <w:r>
         <w:rPr>
-          <w:rStyle w:val="23"/>
-          <w:rFonts w:hint="default" w:ascii="微软雅黑" w:hAnsi="微软雅黑" w:eastAsia="微软雅黑" w:cs="微软雅黑"/>
+          <w:rStyle w:val="Strong"/>
+          <w:rFonts w:ascii="微软雅黑" w:eastAsia="微软雅黑" w:hAnsi="微软雅黑" w:cs="微软雅黑" w:hint="default"/>
           <w:b w:val="0"/>
           <w:bCs/>
           <w:i w:val="0"/>
@@ -2955,7 +2910,7 @@
     <w:sdt>
       <w:sdtPr>
         <w:rPr>
-          <w:rFonts w:ascii="宋体" w:hAnsi="宋体" w:eastAsia="宋体" w:cs="Arial"/>
+          <w:rFonts w:ascii="宋体" w:eastAsia="宋体" w:hAnsi="宋体" w:cs="Arial"/>
           <w:snapToGrid w:val="0"/>
           <w:color w:val="000000"/>
           <w:kern w:val="0"/>
@@ -2971,7 +2926,7 @@
       </w:sdtPr>
       <w:sdtEndPr>
         <w:rPr>
-          <w:rFonts w:ascii="宋体" w:hAnsi="宋体" w:eastAsia="宋体" w:cs="Arial"/>
+          <w:rFonts w:ascii="宋体" w:eastAsia="宋体" w:hAnsi="宋体" w:cs="Arial"/>
           <w:snapToGrid w:val="0"/>
           <w:color w:val="000000"/>
           <w:kern w:val="0"/>
@@ -2984,13 +2939,13 @@
         <w:p>
           <w:pPr>
             <w:spacing w:before="0" w:beforeLines="0" w:after="0" w:afterLines="0" w:line="240" w:lineRule="auto"/>
-            <w:ind w:left="0" w:leftChars="0" w:right="0" w:rightChars="0" w:firstLine="0" w:firstLineChars="0"/>
+            <w:ind w:left="0" w:right="0" w:firstLine="0" w:leftChars="0" w:rightChars="0" w:firstLineChars="0"/>
             <w:jc w:val="center"/>
           </w:pPr>
-          <w:bookmarkStart w:id="1" w:name="heading_2"/>
+          <w:bookmarkStart w:id="2" w:name="heading_2"/>
           <w:r>
             <w:rPr>
-              <w:rFonts w:ascii="宋体" w:hAnsi="宋体" w:eastAsia="宋体"/>
+              <w:rFonts w:ascii="宋体" w:eastAsia="宋体" w:hAnsi="宋体"/>
               <w:sz w:val="21"/>
             </w:rPr>
             <w:t>目录</w:t>
@@ -2998,7 +2953,7 @@
         </w:p>
         <w:p>
           <w:pPr>
-            <w:pStyle w:val="16"/>
+            <w:pStyle w:val="TOC1"/>
             <w:tabs>
               <w:tab w:val="right" w:leader="dot" w:pos="8306"/>
             </w:tabs>
@@ -3054,7 +3009,7 @@
         </w:p>
         <w:p>
           <w:pPr>
-            <w:pStyle w:val="16"/>
+            <w:pStyle w:val="TOC1"/>
             <w:tabs>
               <w:tab w:val="right" w:leader="dot" w:pos="8306"/>
             </w:tabs>
@@ -3101,7 +3056,7 @@
         </w:p>
         <w:p>
           <w:pPr>
-            <w:pStyle w:val="16"/>
+            <w:pStyle w:val="TOC1"/>
             <w:tabs>
               <w:tab w:val="right" w:leader="dot" w:pos="8306"/>
             </w:tabs>
@@ -3148,7 +3103,7 @@
         </w:p>
         <w:p>
           <w:pPr>
-            <w:pStyle w:val="16"/>
+            <w:pStyle w:val="TOC1"/>
             <w:tabs>
               <w:tab w:val="right" w:leader="dot" w:pos="8306"/>
             </w:tabs>
@@ -3195,7 +3150,7 @@
         </w:p>
         <w:p>
           <w:pPr>
-            <w:pStyle w:val="16"/>
+            <w:pStyle w:val="TOC1"/>
             <w:tabs>
               <w:tab w:val="right" w:leader="dot" w:pos="8306"/>
             </w:tabs>
@@ -3242,7 +3197,7 @@
         </w:p>
         <w:p>
           <w:pPr>
-            <w:pStyle w:val="16"/>
+            <w:pStyle w:val="TOC1"/>
             <w:tabs>
               <w:tab w:val="right" w:leader="dot" w:pos="8306"/>
             </w:tabs>
@@ -3289,7 +3244,7 @@
         </w:p>
         <w:p>
           <w:pPr>
-            <w:pStyle w:val="17"/>
+            <w:pStyle w:val="TOC2"/>
             <w:tabs>
               <w:tab w:val="right" w:leader="dot" w:pos="8306"/>
             </w:tabs>
@@ -3336,7 +3291,7 @@
         </w:p>
         <w:p>
           <w:pPr>
-            <w:pStyle w:val="17"/>
+            <w:pStyle w:val="TOC2"/>
             <w:tabs>
               <w:tab w:val="right" w:leader="dot" w:pos="8306"/>
             </w:tabs>
@@ -3383,7 +3338,7 @@
         </w:p>
         <w:p>
           <w:pPr>
-            <w:pStyle w:val="16"/>
+            <w:pStyle w:val="TOC1"/>
             <w:tabs>
               <w:tab w:val="right" w:leader="dot" w:pos="8306"/>
             </w:tabs>
@@ -3430,7 +3385,7 @@
         </w:p>
         <w:p>
           <w:pPr>
-            <w:pStyle w:val="16"/>
+            <w:pStyle w:val="TOC1"/>
             <w:tabs>
               <w:tab w:val="right" w:leader="dot" w:pos="8306"/>
             </w:tabs>
@@ -3485,7 +3440,7 @@
     <w:p/>
     <w:p>
       <w:pPr>
-        <w:pStyle w:val="29"/>
+        <w:pStyle w:val="a1"/>
         <w:bidi w:val="0"/>
       </w:pPr>
       <w:r>
@@ -3494,23 +3449,23 @@
     </w:p>
     <w:p>
       <w:pPr>
-        <w:pStyle w:val="28"/>
+        <w:pStyle w:val="1"/>
         <w:numPr>
           <w:ilvl w:val="0"/>
           <w:numId w:val="2"/>
         </w:numPr>
         <w:bidi w:val="0"/>
       </w:pPr>
-      <w:bookmarkStart w:id="2" w:name="_Toc28668"/>
+      <w:bookmarkStart w:id="3" w:name="_Toc28668"/>
       <w:r>
         <w:t>审核目的</w:t>
       </w:r>
-      <w:bookmarkEnd w:id="1"/>
       <w:bookmarkEnd w:id="2"/>
+      <w:bookmarkEnd w:id="3"/>
     </w:p>
     <w:p>
       <w:pPr>
-        <w:pStyle w:val="29"/>
+        <w:pStyle w:val="a1"/>
         <w:bidi w:val="0"/>
       </w:pPr>
       <w:r>
@@ -3519,30 +3474,30 @@
     </w:p>
     <w:p>
       <w:pPr>
-        <w:pStyle w:val="28"/>
+        <w:pStyle w:val="1"/>
         <w:numPr>
           <w:ilvl w:val="0"/>
           <w:numId w:val="2"/>
         </w:numPr>
         <w:bidi w:val="0"/>
       </w:pPr>
-      <w:bookmarkStart w:id="3" w:name="heading_3"/>
-      <w:bookmarkStart w:id="4" w:name="_Toc24665"/>
+      <w:bookmarkStart w:id="4" w:name="heading_3"/>
+      <w:bookmarkStart w:id="5" w:name="_Toc24665"/>
       <w:r>
         <w:t>审核准则</w:t>
       </w:r>
-      <w:bookmarkEnd w:id="3"/>
       <w:bookmarkEnd w:id="4"/>
+      <w:bookmarkEnd w:id="5"/>
     </w:p>
     <w:p>
       <w:pPr>
-        <w:pStyle w:val="40"/>
+        <w:pStyle w:val="a3"/>
         <w:numPr>
           <w:ilvl w:val="0"/>
           <w:numId w:val="3"/>
         </w:numPr>
         <w:bidi w:val="0"/>
-        <w:ind w:left="425" w:leftChars="0" w:hanging="425" w:firstLineChars="0"/>
+        <w:ind w:left="425" w:hanging="425" w:leftChars="0" w:firstLineChars="0"/>
       </w:pPr>
       <w:r>
         <w:t>相关法律法规、行业标准和客户服务要求</w:t>
@@ -3550,13 +3505,13 @@
     </w:p>
     <w:p>
       <w:pPr>
-        <w:pStyle w:val="40"/>
+        <w:pStyle w:val="a3"/>
         <w:numPr>
           <w:ilvl w:val="0"/>
           <w:numId w:val="3"/>
         </w:numPr>
         <w:bidi w:val="0"/>
-        <w:ind w:left="425" w:leftChars="0" w:hanging="425" w:firstLineChars="0"/>
+        <w:ind w:left="425" w:hanging="425" w:leftChars="0" w:firstLineChars="0"/>
       </w:pPr>
       <w:r>
         <w:t>公司运维服务体系文件和关键指标</w:t>
@@ -3564,13 +3519,13 @@
     </w:p>
     <w:p>
       <w:pPr>
-        <w:pStyle w:val="40"/>
+        <w:pStyle w:val="a3"/>
         <w:numPr>
           <w:ilvl w:val="0"/>
           <w:numId w:val="3"/>
         </w:numPr>
         <w:bidi w:val="0"/>
-        <w:ind w:left="425" w:leftChars="0" w:hanging="425" w:firstLineChars="0"/>
+        <w:ind w:left="425" w:hanging="425" w:leftChars="0" w:firstLineChars="0"/>
       </w:pPr>
       <w:r>
         <w:rPr>
@@ -3582,13 +3537,13 @@
     </w:p>
     <w:p>
       <w:pPr>
-        <w:pStyle w:val="40"/>
+        <w:pStyle w:val="a3"/>
         <w:numPr>
           <w:ilvl w:val="0"/>
           <w:numId w:val="3"/>
         </w:numPr>
         <w:bidi w:val="0"/>
-        <w:ind w:left="425" w:leftChars="0" w:hanging="425" w:firstLineChars="0"/>
+        <w:ind w:left="425" w:hanging="425" w:leftChars="0" w:firstLineChars="0"/>
       </w:pPr>
       <w:r>
         <w:t>GB/T 28827.1-2022《信息技术服务 运行维护 第1部分：通用要求》</w:t>
@@ -3596,24 +3551,24 @@
     </w:p>
     <w:p>
       <w:pPr>
-        <w:pStyle w:val="28"/>
+        <w:pStyle w:val="1"/>
         <w:numPr>
           <w:ilvl w:val="0"/>
           <w:numId w:val="2"/>
         </w:numPr>
         <w:bidi w:val="0"/>
       </w:pPr>
-      <w:bookmarkStart w:id="5" w:name="_Toc14699"/>
-      <w:bookmarkStart w:id="6" w:name="heading_4"/>
+      <w:bookmarkStart w:id="6" w:name="_Toc14699"/>
+      <w:bookmarkStart w:id="7" w:name="heading_4"/>
       <w:r>
         <w:t>审核范围</w:t>
       </w:r>
-      <w:bookmarkEnd w:id="5"/>
       <w:bookmarkEnd w:id="6"/>
+      <w:bookmarkEnd w:id="7"/>
     </w:p>
     <w:p>
       <w:pPr>
-        <w:pStyle w:val="29"/>
+        <w:pStyle w:val="a1"/>
         <w:bidi w:val="0"/>
       </w:pPr>
       <w:r>
@@ -3639,24 +3594,24 @@
     </w:p>
     <w:p>
       <w:pPr>
-        <w:pStyle w:val="28"/>
+        <w:pStyle w:val="1"/>
         <w:numPr>
           <w:ilvl w:val="0"/>
           <w:numId w:val="2"/>
         </w:numPr>
         <w:bidi w:val="0"/>
       </w:pPr>
-      <w:bookmarkStart w:id="7" w:name="heading_5"/>
-      <w:bookmarkStart w:id="8" w:name="_Toc10408"/>
+      <w:bookmarkStart w:id="8" w:name="heading_5"/>
+      <w:bookmarkStart w:id="9" w:name="_Toc10408"/>
       <w:r>
         <w:t>审核时间</w:t>
       </w:r>
-      <w:bookmarkEnd w:id="7"/>
       <w:bookmarkEnd w:id="8"/>
+      <w:bookmarkEnd w:id="9"/>
     </w:p>
     <w:p>
       <w:pPr>
-        <w:pStyle w:val="29"/>
+        <w:pStyle w:val="a1"/>
         <w:bidi w:val="0"/>
       </w:pPr>
       <w:r>
@@ -3685,35 +3640,34 @@
     </w:p>
     <w:p>
       <w:pPr>
-        <w:pStyle w:val="28"/>
+        <w:pStyle w:val="1"/>
         <w:numPr>
           <w:ilvl w:val="0"/>
           <w:numId w:val="2"/>
         </w:numPr>
         <w:bidi w:val="0"/>
       </w:pPr>
-      <w:bookmarkStart w:id="9" w:name="heading_6"/>
-      <w:bookmarkStart w:id="10" w:name="_Toc16581"/>
+      <w:bookmarkStart w:id="10" w:name="heading_6"/>
+      <w:bookmarkStart w:id="11" w:name="_Toc16581"/>
       <w:r>
         <w:t>审核组成员</w:t>
       </w:r>
-      <w:bookmarkEnd w:id="9"/>
       <w:bookmarkEnd w:id="10"/>
+      <w:bookmarkEnd w:id="11"/>
     </w:p>
     <w:tbl>
       <w:tblPr>
-        <w:tblStyle w:val="20"/>
+        <w:tblStyle w:val="TableNormal"/>
         <w:tblW w:w="8522" w:type="dxa"/>
         <w:jc w:val="center"/>
         <w:tblBorders>
-          <w:top w:val="none" w:color="auto" w:sz="0" w:space="0"/>
-          <w:left w:val="none" w:color="auto" w:sz="0" w:space="0"/>
-          <w:bottom w:val="none" w:color="auto" w:sz="0" w:space="0"/>
-          <w:right w:val="none" w:color="auto" w:sz="0" w:space="0"/>
-          <w:insideH w:val="none" w:color="auto" w:sz="0" w:space="0"/>
-          <w:insideV w:val="none" w:color="auto" w:sz="0" w:space="0"/>
+          <w:top w:val="nil"/>
+          <w:left w:val="nil"/>
+          <w:bottom w:val="nil"/>
+          <w:right w:val="nil"/>
+          <w:insideH w:val="nil"/>
+          <w:insideV w:val="nil"/>
         </w:tblBorders>
-        <w:tblLayout w:type="autofit"/>
         <w:tblCellMar>
           <w:top w:w="0" w:type="dxa"/>
           <w:left w:w="10" w:type="dxa"/>
@@ -3730,13 +3684,15 @@
       </w:tblGrid>
       <w:tr>
         <w:tblPrEx>
+          <w:tblW w:w="8522" w:type="dxa"/>
+          <w:jc w:val="center"/>
           <w:tblBorders>
-            <w:top w:val="none" w:color="auto" w:sz="0" w:space="0"/>
-            <w:left w:val="none" w:color="auto" w:sz="0" w:space="0"/>
-            <w:bottom w:val="none" w:color="auto" w:sz="0" w:space="0"/>
-            <w:right w:val="none" w:color="auto" w:sz="0" w:space="0"/>
-            <w:insideH w:val="none" w:color="auto" w:sz="0" w:space="0"/>
-            <w:insideV w:val="none" w:color="auto" w:sz="0" w:space="0"/>
+            <w:top w:val="nil"/>
+            <w:left w:val="nil"/>
+            <w:bottom w:val="nil"/>
+            <w:right w:val="nil"/>
+            <w:insideH w:val="nil"/>
+            <w:insideV w:val="nil"/>
           </w:tblBorders>
           <w:tblCellMar>
             <w:top w:w="0" w:type="dxa"/>
@@ -3746,7 +3702,7 @@
           </w:tblCellMar>
         </w:tblPrEx>
         <w:trPr>
-          <w:trHeight w:val="0" w:hRule="atLeast"/>
+          <w:trHeight w:val="0"/>
           <w:tblHeader/>
           <w:jc w:val="center"/>
         </w:trPr>
@@ -3754,8 +3710,8 @@
           <w:tcPr>
             <w:tcW w:w="973" w:type="dxa"/>
             <w:tcBorders>
-              <w:top w:val="single" w:color="auto" w:sz="12" w:space="0"/>
-              <w:left w:val="single" w:color="auto" w:sz="12" w:space="0"/>
+              <w:top w:val="single" w:sz="12" w:space="0" w:color="auto"/>
+              <w:left w:val="single" w:sz="12" w:space="0" w:color="auto"/>
               <w:bottom w:val="nil"/>
               <w:right w:val="nil"/>
             </w:tcBorders>
@@ -3769,11 +3725,11 @@
           </w:tcPr>
           <w:p>
             <w:pPr>
-              <w:pStyle w:val="29"/>
+              <w:pStyle w:val="a1"/>
               <w:bidi w:val="0"/>
               <w:snapToGrid w:val="0"/>
               <w:spacing w:line="240" w:lineRule="auto"/>
-              <w:ind w:left="0" w:leftChars="0" w:right="0" w:rightChars="0" w:firstLine="0" w:firstLineChars="0"/>
+              <w:ind w:left="0" w:right="0" w:firstLine="0" w:leftChars="0" w:rightChars="0" w:firstLineChars="0"/>
               <w:jc w:val="center"/>
               <w:rPr>
                 <w:b/>
@@ -3791,8 +3747,8 @@
           <w:tcPr>
             <w:tcW w:w="1296" w:type="dxa"/>
             <w:tcBorders>
-              <w:top w:val="single" w:color="auto" w:sz="12" w:space="0"/>
-              <w:left w:val="single" w:color="auto" w:sz="4" w:space="0"/>
+              <w:top w:val="single" w:sz="12" w:space="0" w:color="auto"/>
+              <w:left w:val="single" w:sz="4" w:space="0" w:color="auto"/>
               <w:bottom w:val="nil"/>
               <w:right w:val="nil"/>
             </w:tcBorders>
@@ -3806,11 +3762,11 @@
           </w:tcPr>
           <w:p>
             <w:pPr>
-              <w:pStyle w:val="29"/>
+              <w:pStyle w:val="a1"/>
               <w:bidi w:val="0"/>
               <w:snapToGrid w:val="0"/>
               <w:spacing w:line="240" w:lineRule="auto"/>
-              <w:ind w:left="0" w:leftChars="0" w:right="0" w:rightChars="0" w:firstLine="0" w:firstLineChars="0"/>
+              <w:ind w:left="0" w:right="0" w:firstLine="0" w:leftChars="0" w:rightChars="0" w:firstLineChars="0"/>
               <w:jc w:val="center"/>
               <w:rPr>
                 <w:b/>
@@ -3828,8 +3784,8 @@
           <w:tcPr>
             <w:tcW w:w="1943" w:type="dxa"/>
             <w:tcBorders>
-              <w:top w:val="single" w:color="auto" w:sz="12" w:space="0"/>
-              <w:left w:val="single" w:color="auto" w:sz="4" w:space="0"/>
+              <w:top w:val="single" w:sz="12" w:space="0" w:color="auto"/>
+              <w:left w:val="single" w:sz="4" w:space="0" w:color="auto"/>
               <w:bottom w:val="nil"/>
               <w:right w:val="nil"/>
             </w:tcBorders>
@@ -3843,11 +3799,11 @@
           </w:tcPr>
           <w:p>
             <w:pPr>
-              <w:pStyle w:val="29"/>
+              <w:pStyle w:val="a1"/>
               <w:bidi w:val="0"/>
               <w:snapToGrid w:val="0"/>
               <w:spacing w:line="240" w:lineRule="auto"/>
-              <w:ind w:left="0" w:leftChars="0" w:right="0" w:rightChars="0" w:firstLine="0" w:firstLineChars="0"/>
+              <w:ind w:left="0" w:right="0" w:firstLine="0" w:leftChars="0" w:rightChars="0" w:firstLineChars="0"/>
               <w:jc w:val="center"/>
               <w:rPr>
                 <w:b/>
@@ -3865,8 +3821,8 @@
           <w:tcPr>
             <w:tcW w:w="2594" w:type="dxa"/>
             <w:tcBorders>
-              <w:top w:val="single" w:color="auto" w:sz="12" w:space="0"/>
-              <w:left w:val="single" w:color="auto" w:sz="4" w:space="0"/>
+              <w:top w:val="single" w:sz="12" w:space="0" w:color="auto"/>
+              <w:left w:val="single" w:sz="4" w:space="0" w:color="auto"/>
               <w:bottom w:val="nil"/>
               <w:right w:val="nil"/>
             </w:tcBorders>
@@ -3880,11 +3836,11 @@
           </w:tcPr>
           <w:p>
             <w:pPr>
-              <w:pStyle w:val="29"/>
+              <w:pStyle w:val="a1"/>
               <w:bidi w:val="0"/>
               <w:snapToGrid w:val="0"/>
               <w:spacing w:line="240" w:lineRule="auto"/>
-              <w:ind w:left="0" w:leftChars="0" w:right="0" w:rightChars="0" w:firstLine="0" w:firstLineChars="0"/>
+              <w:ind w:left="0" w:right="0" w:firstLine="0" w:leftChars="0" w:rightChars="0" w:firstLineChars="0"/>
               <w:jc w:val="center"/>
               <w:rPr>
                 <w:b/>
@@ -3902,10 +3858,10 @@
           <w:tcPr>
             <w:tcW w:w="1716" w:type="dxa"/>
             <w:tcBorders>
-              <w:top w:val="single" w:color="auto" w:sz="12" w:space="0"/>
-              <w:left w:val="single" w:color="auto" w:sz="4" w:space="0"/>
+              <w:top w:val="single" w:sz="12" w:space="0" w:color="auto"/>
+              <w:left w:val="single" w:sz="4" w:space="0" w:color="auto"/>
               <w:bottom w:val="nil"/>
-              <w:right w:val="single" w:color="auto" w:sz="12" w:space="0"/>
+              <w:right w:val="single" w:sz="12" w:space="0" w:color="auto"/>
             </w:tcBorders>
             <w:tcMar>
               <w:top w:w="60" w:type="dxa"/>
@@ -3917,11 +3873,11 @@
           </w:tcPr>
           <w:p>
             <w:pPr>
-              <w:pStyle w:val="29"/>
+              <w:pStyle w:val="a1"/>
               <w:bidi w:val="0"/>
               <w:snapToGrid w:val="0"/>
               <w:spacing w:line="240" w:lineRule="auto"/>
-              <w:ind w:left="0" w:leftChars="0" w:right="0" w:rightChars="0" w:firstLine="0" w:firstLineChars="0"/>
+              <w:ind w:left="0" w:right="0" w:firstLine="0" w:leftChars="0" w:rightChars="0" w:firstLineChars="0"/>
               <w:jc w:val="center"/>
               <w:rPr>
                 <w:b/>
@@ -3938,14 +3894,8 @@
       </w:tr>
       <w:tr>
         <w:tblPrEx>
-          <w:tblBorders>
-            <w:top w:val="none" w:color="auto" w:sz="0" w:space="0"/>
-            <w:left w:val="none" w:color="auto" w:sz="0" w:space="0"/>
-            <w:bottom w:val="none" w:color="auto" w:sz="0" w:space="0"/>
-            <w:right w:val="none" w:color="auto" w:sz="0" w:space="0"/>
-            <w:insideH w:val="none" w:color="auto" w:sz="0" w:space="0"/>
-            <w:insideV w:val="none" w:color="auto" w:sz="0" w:space="0"/>
-          </w:tblBorders>
+          <w:tblW w:w="8522" w:type="dxa"/>
+          <w:jc w:val="center"/>
           <w:tblCellMar>
             <w:top w:w="0" w:type="dxa"/>
             <w:left w:w="10" w:type="dxa"/>
@@ -3954,15 +3904,15 @@
           </w:tblCellMar>
         </w:tblPrEx>
         <w:trPr>
-          <w:trHeight w:val="0" w:hRule="atLeast"/>
+          <w:trHeight w:val="0"/>
           <w:jc w:val="center"/>
         </w:trPr>
         <w:tc>
           <w:tcPr>
             <w:tcW w:w="973" w:type="dxa"/>
             <w:tcBorders>
-              <w:top w:val="single" w:color="auto" w:sz="4" w:space="0"/>
-              <w:left w:val="single" w:color="auto" w:sz="12" w:space="0"/>
+              <w:top w:val="single" w:sz="4" w:space="0" w:color="auto"/>
+              <w:left w:val="single" w:sz="12" w:space="0" w:color="auto"/>
               <w:bottom w:val="nil"/>
               <w:right w:val="nil"/>
             </w:tcBorders>
@@ -3976,11 +3926,11 @@
           </w:tcPr>
           <w:p>
             <w:pPr>
-              <w:pStyle w:val="29"/>
+              <w:pStyle w:val="a1"/>
               <w:bidi w:val="0"/>
               <w:snapToGrid w:val="0"/>
               <w:spacing w:line="240" w:lineRule="auto"/>
-              <w:ind w:left="0" w:leftChars="0" w:right="0" w:rightChars="0" w:firstLine="0" w:firstLineChars="0"/>
+              <w:ind w:left="0" w:right="0" w:firstLine="0" w:leftChars="0" w:rightChars="0" w:firstLineChars="0"/>
               <w:jc w:val="center"/>
             </w:pPr>
             <w:r>
@@ -3992,8 +3942,8 @@
           <w:tcPr>
             <w:tcW w:w="1296" w:type="dxa"/>
             <w:tcBorders>
-              <w:top w:val="single" w:color="auto" w:sz="4" w:space="0"/>
-              <w:left w:val="single" w:color="auto" w:sz="4" w:space="0"/>
+              <w:top w:val="single" w:sz="4" w:space="0" w:color="auto"/>
+              <w:left w:val="single" w:sz="4" w:space="0" w:color="auto"/>
               <w:bottom w:val="nil"/>
               <w:right w:val="nil"/>
             </w:tcBorders>
@@ -4007,11 +3957,11 @@
           </w:tcPr>
           <w:p>
             <w:pPr>
-              <w:pStyle w:val="29"/>
+              <w:pStyle w:val="a1"/>
               <w:bidi w:val="0"/>
               <w:snapToGrid w:val="0"/>
               <w:spacing w:line="240" w:lineRule="auto"/>
-              <w:ind w:left="0" w:leftChars="0" w:right="0" w:rightChars="0" w:firstLine="0" w:firstLineChars="0"/>
+              <w:ind w:left="0" w:right="0" w:firstLine="0" w:leftChars="0" w:rightChars="0" w:firstLineChars="0"/>
               <w:jc w:val="center"/>
             </w:pPr>
             <w:r>
@@ -4023,8 +3973,8 @@
           <w:tcPr>
             <w:tcW w:w="1943" w:type="dxa"/>
             <w:tcBorders>
-              <w:top w:val="single" w:color="auto" w:sz="4" w:space="0"/>
-              <w:left w:val="single" w:color="auto" w:sz="4" w:space="0"/>
+              <w:top w:val="single" w:sz="4" w:space="0" w:color="auto"/>
+              <w:left w:val="single" w:sz="4" w:space="0" w:color="auto"/>
               <w:bottom w:val="nil"/>
               <w:right w:val="nil"/>
             </w:tcBorders>
@@ -4038,11 +3988,11 @@
           </w:tcPr>
           <w:p>
             <w:pPr>
-              <w:pStyle w:val="29"/>
+              <w:pStyle w:val="a1"/>
               <w:bidi w:val="0"/>
               <w:snapToGrid w:val="0"/>
               <w:spacing w:line="240" w:lineRule="auto"/>
-              <w:ind w:left="0" w:leftChars="0" w:right="0" w:rightChars="0" w:firstLine="0" w:firstLineChars="0"/>
+              <w:ind w:left="0" w:right="0" w:firstLine="0" w:leftChars="0" w:rightChars="0" w:firstLineChars="0"/>
               <w:jc w:val="center"/>
             </w:pPr>
             <w:r>
@@ -4054,8 +4004,8 @@
           <w:tcPr>
             <w:tcW w:w="2594" w:type="dxa"/>
             <w:tcBorders>
-              <w:top w:val="single" w:color="auto" w:sz="4" w:space="0"/>
-              <w:left w:val="single" w:color="auto" w:sz="4" w:space="0"/>
+              <w:top w:val="single" w:sz="4" w:space="0" w:color="auto"/>
+              <w:left w:val="single" w:sz="4" w:space="0" w:color="auto"/>
               <w:bottom w:val="nil"/>
               <w:right w:val="nil"/>
             </w:tcBorders>
@@ -4069,11 +4019,11 @@
           </w:tcPr>
           <w:p>
             <w:pPr>
-              <w:pStyle w:val="29"/>
+              <w:pStyle w:val="a1"/>
               <w:bidi w:val="0"/>
               <w:snapToGrid w:val="0"/>
               <w:spacing w:line="240" w:lineRule="auto"/>
-              <w:ind w:left="0" w:leftChars="0" w:right="0" w:rightChars="0" w:firstLine="0" w:firstLineChars="0"/>
+              <w:ind w:left="0" w:right="0" w:firstLine="0" w:leftChars="0" w:rightChars="0" w:firstLineChars="0"/>
               <w:jc w:val="left"/>
             </w:pPr>
             <w:r>
@@ -4085,10 +4035,10 @@
           <w:tcPr>
             <w:tcW w:w="1716" w:type="dxa"/>
             <w:tcBorders>
-              <w:top w:val="single" w:color="auto" w:sz="4" w:space="0"/>
-              <w:left w:val="single" w:color="auto" w:sz="4" w:space="0"/>
+              <w:top w:val="single" w:sz="4" w:space="0" w:color="auto"/>
+              <w:left w:val="single" w:sz="4" w:space="0" w:color="auto"/>
               <w:bottom w:val="nil"/>
-              <w:right w:val="single" w:color="auto" w:sz="12" w:space="0"/>
+              <w:right w:val="single" w:sz="12" w:space="0" w:color="auto"/>
             </w:tcBorders>
             <w:tcMar>
               <w:top w:w="60" w:type="dxa"/>
@@ -4100,11 +4050,11 @@
           </w:tcPr>
           <w:p>
             <w:pPr>
-              <w:pStyle w:val="29"/>
+              <w:pStyle w:val="a1"/>
               <w:bidi w:val="0"/>
               <w:snapToGrid w:val="0"/>
               <w:spacing w:line="240" w:lineRule="auto"/>
-              <w:ind w:left="0" w:leftChars="0" w:right="0" w:rightChars="0" w:firstLine="0" w:firstLineChars="0"/>
+              <w:ind w:left="0" w:right="0" w:firstLine="0" w:leftChars="0" w:rightChars="0" w:firstLineChars="0"/>
               <w:jc w:val="left"/>
             </w:pPr>
             <w:r>
@@ -4115,14 +4065,8 @@
       </w:tr>
       <w:tr>
         <w:tblPrEx>
-          <w:tblBorders>
-            <w:top w:val="none" w:color="auto" w:sz="0" w:space="0"/>
-            <w:left w:val="none" w:color="auto" w:sz="0" w:space="0"/>
-            <w:bottom w:val="none" w:color="auto" w:sz="0" w:space="0"/>
-            <w:right w:val="none" w:color="auto" w:sz="0" w:space="0"/>
-            <w:insideH w:val="none" w:color="auto" w:sz="0" w:space="0"/>
-            <w:insideV w:val="none" w:color="auto" w:sz="0" w:space="0"/>
-          </w:tblBorders>
+          <w:tblW w:w="8522" w:type="dxa"/>
+          <w:jc w:val="center"/>
           <w:tblCellMar>
             <w:top w:w="0" w:type="dxa"/>
             <w:left w:w="10" w:type="dxa"/>
@@ -4131,15 +4075,15 @@
           </w:tblCellMar>
         </w:tblPrEx>
         <w:trPr>
-          <w:trHeight w:val="0" w:hRule="atLeast"/>
+          <w:trHeight w:val="0"/>
           <w:jc w:val="center"/>
         </w:trPr>
         <w:tc>
           <w:tcPr>
             <w:tcW w:w="973" w:type="dxa"/>
             <w:tcBorders>
-              <w:top w:val="single" w:color="auto" w:sz="4" w:space="0"/>
-              <w:left w:val="single" w:color="auto" w:sz="12" w:space="0"/>
+              <w:top w:val="single" w:sz="4" w:space="0" w:color="auto"/>
+              <w:left w:val="single" w:sz="12" w:space="0" w:color="auto"/>
               <w:bottom w:val="nil"/>
               <w:right w:val="nil"/>
             </w:tcBorders>
@@ -4153,11 +4097,11 @@
           </w:tcPr>
           <w:p>
             <w:pPr>
-              <w:pStyle w:val="29"/>
+              <w:pStyle w:val="a1"/>
               <w:bidi w:val="0"/>
               <w:snapToGrid w:val="0"/>
               <w:spacing w:line="240" w:lineRule="auto"/>
-              <w:ind w:left="0" w:leftChars="0" w:right="0" w:rightChars="0" w:firstLine="0" w:firstLineChars="0"/>
+              <w:ind w:left="0" w:right="0" w:firstLine="0" w:leftChars="0" w:rightChars="0" w:firstLineChars="0"/>
               <w:jc w:val="center"/>
             </w:pPr>
             <w:r>
@@ -4169,8 +4113,8 @@
           <w:tcPr>
             <w:tcW w:w="1296" w:type="dxa"/>
             <w:tcBorders>
-              <w:top w:val="single" w:color="auto" w:sz="4" w:space="0"/>
-              <w:left w:val="single" w:color="auto" w:sz="4" w:space="0"/>
+              <w:top w:val="single" w:sz="4" w:space="0" w:color="auto"/>
+              <w:left w:val="single" w:sz="4" w:space="0" w:color="auto"/>
               <w:bottom w:val="nil"/>
               <w:right w:val="nil"/>
             </w:tcBorders>
@@ -4184,11 +4128,11 @@
           </w:tcPr>
           <w:p>
             <w:pPr>
-              <w:pStyle w:val="29"/>
+              <w:pStyle w:val="a1"/>
               <w:bidi w:val="0"/>
               <w:snapToGrid w:val="0"/>
               <w:spacing w:line="240" w:lineRule="auto"/>
-              <w:ind w:left="0" w:leftChars="0" w:right="0" w:rightChars="0" w:firstLine="0" w:firstLineChars="0"/>
+              <w:ind w:left="0" w:right="0" w:firstLine="0" w:leftChars="0" w:rightChars="0" w:firstLineChars="0"/>
               <w:jc w:val="center"/>
             </w:pPr>
             <w:r>
@@ -4200,8 +4144,8 @@
           <w:tcPr>
             <w:tcW w:w="1943" w:type="dxa"/>
             <w:tcBorders>
-              <w:top w:val="single" w:color="auto" w:sz="4" w:space="0"/>
-              <w:left w:val="single" w:color="auto" w:sz="4" w:space="0"/>
+              <w:top w:val="single" w:sz="4" w:space="0" w:color="auto"/>
+              <w:left w:val="single" w:sz="4" w:space="0" w:color="auto"/>
               <w:bottom w:val="nil"/>
               <w:right w:val="nil"/>
             </w:tcBorders>
@@ -4215,14 +4159,14 @@
           </w:tcPr>
           <w:p>
             <w:pPr>
-              <w:pStyle w:val="29"/>
+              <w:pStyle w:val="a1"/>
               <w:bidi w:val="0"/>
               <w:snapToGrid w:val="0"/>
               <w:spacing w:line="240" w:lineRule="auto"/>
-              <w:ind w:left="0" w:leftChars="0" w:right="0" w:rightChars="0" w:firstLine="0" w:firstLineChars="0"/>
+              <w:ind w:left="0" w:right="0" w:firstLine="0" w:leftChars="0" w:rightChars="0" w:firstLineChars="0"/>
               <w:jc w:val="center"/>
               <w:rPr>
-                <w:rFonts w:hint="eastAsia" w:eastAsia="宋体"/>
+                <w:rFonts w:eastAsia="宋体" w:hint="eastAsia"/>
                 <w:lang w:eastAsia="zh-CN"/>
               </w:rPr>
             </w:pPr>
@@ -4239,8 +4183,8 @@
           <w:tcPr>
             <w:tcW w:w="2594" w:type="dxa"/>
             <w:tcBorders>
-              <w:top w:val="single" w:color="auto" w:sz="4" w:space="0"/>
-              <w:left w:val="single" w:color="auto" w:sz="4" w:space="0"/>
+              <w:top w:val="single" w:sz="4" w:space="0" w:color="auto"/>
+              <w:left w:val="single" w:sz="4" w:space="0" w:color="auto"/>
               <w:bottom w:val="nil"/>
               <w:right w:val="nil"/>
             </w:tcBorders>
@@ -4254,11 +4198,11 @@
           </w:tcPr>
           <w:p>
             <w:pPr>
-              <w:pStyle w:val="29"/>
+              <w:pStyle w:val="a1"/>
               <w:bidi w:val="0"/>
               <w:snapToGrid w:val="0"/>
               <w:spacing w:line="240" w:lineRule="auto"/>
-              <w:ind w:left="0" w:leftChars="0" w:right="0" w:rightChars="0" w:firstLine="0" w:firstLineChars="0"/>
+              <w:ind w:left="0" w:right="0" w:firstLine="0" w:leftChars="0" w:rightChars="0" w:firstLineChars="0"/>
               <w:jc w:val="left"/>
             </w:pPr>
             <w:r>
@@ -4270,10 +4214,10 @@
           <w:tcPr>
             <w:tcW w:w="1716" w:type="dxa"/>
             <w:tcBorders>
-              <w:top w:val="single" w:color="auto" w:sz="4" w:space="0"/>
-              <w:left w:val="single" w:color="auto" w:sz="4" w:space="0"/>
+              <w:top w:val="single" w:sz="4" w:space="0" w:color="auto"/>
+              <w:left w:val="single" w:sz="4" w:space="0" w:color="auto"/>
               <w:bottom w:val="nil"/>
-              <w:right w:val="single" w:color="auto" w:sz="12" w:space="0"/>
+              <w:right w:val="single" w:sz="12" w:space="0" w:color="auto"/>
             </w:tcBorders>
             <w:tcMar>
               <w:top w:w="60" w:type="dxa"/>
@@ -4285,11 +4229,11 @@
           </w:tcPr>
           <w:p>
             <w:pPr>
-              <w:pStyle w:val="29"/>
+              <w:pStyle w:val="a1"/>
               <w:bidi w:val="0"/>
               <w:snapToGrid w:val="0"/>
               <w:spacing w:line="240" w:lineRule="auto"/>
-              <w:ind w:left="0" w:leftChars="0" w:right="0" w:rightChars="0" w:firstLine="0" w:firstLineChars="0"/>
+              <w:ind w:left="0" w:right="0" w:firstLine="0" w:leftChars="0" w:rightChars="0" w:firstLineChars="0"/>
               <w:jc w:val="left"/>
             </w:pPr>
             <w:r>
@@ -4300,14 +4244,8 @@
       </w:tr>
       <w:tr>
         <w:tblPrEx>
-          <w:tblBorders>
-            <w:top w:val="none" w:color="auto" w:sz="0" w:space="0"/>
-            <w:left w:val="none" w:color="auto" w:sz="0" w:space="0"/>
-            <w:bottom w:val="none" w:color="auto" w:sz="0" w:space="0"/>
-            <w:right w:val="none" w:color="auto" w:sz="0" w:space="0"/>
-            <w:insideH w:val="none" w:color="auto" w:sz="0" w:space="0"/>
-            <w:insideV w:val="none" w:color="auto" w:sz="0" w:space="0"/>
-          </w:tblBorders>
+          <w:tblW w:w="8522" w:type="dxa"/>
+          <w:jc w:val="center"/>
           <w:tblCellMar>
             <w:top w:w="0" w:type="dxa"/>
             <w:left w:w="10" w:type="dxa"/>
@@ -4316,15 +4254,15 @@
           </w:tblCellMar>
         </w:tblPrEx>
         <w:trPr>
-          <w:trHeight w:val="0" w:hRule="atLeast"/>
+          <w:trHeight w:val="0"/>
           <w:jc w:val="center"/>
         </w:trPr>
         <w:tc>
           <w:tcPr>
             <w:tcW w:w="973" w:type="dxa"/>
             <w:tcBorders>
-              <w:top w:val="single" w:color="auto" w:sz="4" w:space="0"/>
-              <w:left w:val="single" w:color="auto" w:sz="12" w:space="0"/>
+              <w:top w:val="single" w:sz="4" w:space="0" w:color="auto"/>
+              <w:left w:val="single" w:sz="12" w:space="0" w:color="auto"/>
               <w:bottom w:val="nil"/>
               <w:right w:val="nil"/>
             </w:tcBorders>
@@ -4338,11 +4276,11 @@
           </w:tcPr>
           <w:p>
             <w:pPr>
-              <w:pStyle w:val="29"/>
+              <w:pStyle w:val="a1"/>
               <w:bidi w:val="0"/>
               <w:snapToGrid w:val="0"/>
               <w:spacing w:line="240" w:lineRule="auto"/>
-              <w:ind w:left="0" w:leftChars="0" w:right="0" w:rightChars="0" w:firstLine="0" w:firstLineChars="0"/>
+              <w:ind w:left="0" w:right="0" w:firstLine="0" w:leftChars="0" w:rightChars="0" w:firstLineChars="0"/>
               <w:jc w:val="center"/>
             </w:pPr>
             <w:r>
@@ -4354,8 +4292,8 @@
           <w:tcPr>
             <w:tcW w:w="1296" w:type="dxa"/>
             <w:tcBorders>
-              <w:top w:val="single" w:color="auto" w:sz="4" w:space="0"/>
-              <w:left w:val="single" w:color="auto" w:sz="4" w:space="0"/>
+              <w:top w:val="single" w:sz="4" w:space="0" w:color="auto"/>
+              <w:left w:val="single" w:sz="4" w:space="0" w:color="auto"/>
               <w:bottom w:val="nil"/>
               <w:right w:val="nil"/>
             </w:tcBorders>
@@ -4369,11 +4307,11 @@
           </w:tcPr>
           <w:p>
             <w:pPr>
-              <w:pStyle w:val="29"/>
+              <w:pStyle w:val="a1"/>
               <w:bidi w:val="0"/>
               <w:snapToGrid w:val="0"/>
               <w:spacing w:line="240" w:lineRule="auto"/>
-              <w:ind w:left="0" w:leftChars="0" w:right="0" w:rightChars="0" w:firstLine="0" w:firstLineChars="0"/>
+              <w:ind w:left="0" w:right="0" w:firstLine="0" w:leftChars="0" w:rightChars="0" w:firstLineChars="0"/>
               <w:jc w:val="center"/>
             </w:pPr>
             <w:r>
@@ -4385,8 +4323,8 @@
           <w:tcPr>
             <w:tcW w:w="1943" w:type="dxa"/>
             <w:tcBorders>
-              <w:top w:val="single" w:color="auto" w:sz="4" w:space="0"/>
-              <w:left w:val="single" w:color="auto" w:sz="4" w:space="0"/>
+              <w:top w:val="single" w:sz="4" w:space="0" w:color="auto"/>
+              <w:left w:val="single" w:sz="4" w:space="0" w:color="auto"/>
               <w:bottom w:val="nil"/>
               <w:right w:val="nil"/>
             </w:tcBorders>
@@ -4400,11 +4338,11 @@
           </w:tcPr>
           <w:p>
             <w:pPr>
-              <w:pStyle w:val="29"/>
+              <w:pStyle w:val="a1"/>
               <w:bidi w:val="0"/>
               <w:snapToGrid w:val="0"/>
               <w:spacing w:line="240" w:lineRule="auto"/>
-              <w:ind w:left="0" w:leftChars="0" w:right="0" w:rightChars="0" w:firstLine="0" w:firstLineChars="0"/>
+              <w:ind w:left="0" w:right="0" w:firstLine="0" w:leftChars="0" w:rightChars="0" w:firstLineChars="0"/>
               <w:jc w:val="center"/>
             </w:pPr>
             <w:r>
@@ -4416,8 +4354,8 @@
           <w:tcPr>
             <w:tcW w:w="2594" w:type="dxa"/>
             <w:tcBorders>
-              <w:top w:val="single" w:color="auto" w:sz="4" w:space="0"/>
-              <w:left w:val="single" w:color="auto" w:sz="4" w:space="0"/>
+              <w:top w:val="single" w:sz="4" w:space="0" w:color="auto"/>
+              <w:left w:val="single" w:sz="4" w:space="0" w:color="auto"/>
               <w:bottom w:val="nil"/>
               <w:right w:val="nil"/>
             </w:tcBorders>
@@ -4431,11 +4369,11 @@
           </w:tcPr>
           <w:p>
             <w:pPr>
-              <w:pStyle w:val="29"/>
+              <w:pStyle w:val="a1"/>
               <w:bidi w:val="0"/>
               <w:snapToGrid w:val="0"/>
               <w:spacing w:line="240" w:lineRule="auto"/>
-              <w:ind w:left="0" w:leftChars="0" w:right="0" w:rightChars="0" w:firstLine="0" w:firstLineChars="0"/>
+              <w:ind w:left="0" w:right="0" w:firstLine="0" w:leftChars="0" w:rightChars="0" w:firstLineChars="0"/>
               <w:jc w:val="left"/>
             </w:pPr>
             <w:r>
@@ -4447,10 +4385,10 @@
           <w:tcPr>
             <w:tcW w:w="1716" w:type="dxa"/>
             <w:tcBorders>
-              <w:top w:val="single" w:color="auto" w:sz="4" w:space="0"/>
-              <w:left w:val="single" w:color="auto" w:sz="4" w:space="0"/>
+              <w:top w:val="single" w:sz="4" w:space="0" w:color="auto"/>
+              <w:left w:val="single" w:sz="4" w:space="0" w:color="auto"/>
               <w:bottom w:val="nil"/>
-              <w:right w:val="single" w:color="auto" w:sz="12" w:space="0"/>
+              <w:right w:val="single" w:sz="12" w:space="0" w:color="auto"/>
             </w:tcBorders>
             <w:tcMar>
               <w:top w:w="60" w:type="dxa"/>
@@ -4462,11 +4400,11 @@
           </w:tcPr>
           <w:p>
             <w:pPr>
-              <w:pStyle w:val="29"/>
+              <w:pStyle w:val="a1"/>
               <w:bidi w:val="0"/>
               <w:snapToGrid w:val="0"/>
               <w:spacing w:line="240" w:lineRule="auto"/>
-              <w:ind w:left="0" w:leftChars="0" w:right="0" w:rightChars="0" w:firstLine="0" w:firstLineChars="0"/>
+              <w:ind w:left="0" w:right="0" w:firstLine="0" w:leftChars="0" w:rightChars="0" w:firstLineChars="0"/>
               <w:jc w:val="left"/>
             </w:pPr>
             <w:r>
@@ -4477,14 +4415,8 @@
       </w:tr>
       <w:tr>
         <w:tblPrEx>
-          <w:tblBorders>
-            <w:top w:val="none" w:color="auto" w:sz="0" w:space="0"/>
-            <w:left w:val="none" w:color="auto" w:sz="0" w:space="0"/>
-            <w:bottom w:val="none" w:color="auto" w:sz="0" w:space="0"/>
-            <w:right w:val="none" w:color="auto" w:sz="0" w:space="0"/>
-            <w:insideH w:val="none" w:color="auto" w:sz="0" w:space="0"/>
-            <w:insideV w:val="none" w:color="auto" w:sz="0" w:space="0"/>
-          </w:tblBorders>
+          <w:tblW w:w="8522" w:type="dxa"/>
+          <w:jc w:val="center"/>
           <w:tblCellMar>
             <w:top w:w="0" w:type="dxa"/>
             <w:left w:w="10" w:type="dxa"/>
@@ -4493,15 +4425,15 @@
           </w:tblCellMar>
         </w:tblPrEx>
         <w:trPr>
-          <w:trHeight w:val="0" w:hRule="atLeast"/>
+          <w:trHeight w:val="0"/>
           <w:jc w:val="center"/>
         </w:trPr>
         <w:tc>
           <w:tcPr>
             <w:tcW w:w="973" w:type="dxa"/>
             <w:tcBorders>
-              <w:top w:val="single" w:color="auto" w:sz="4" w:space="0"/>
-              <w:left w:val="single" w:color="auto" w:sz="12" w:space="0"/>
+              <w:top w:val="single" w:sz="4" w:space="0" w:color="auto"/>
+              <w:left w:val="single" w:sz="12" w:space="0" w:color="auto"/>
               <w:bottom w:val="nil"/>
               <w:right w:val="nil"/>
             </w:tcBorders>
@@ -4515,11 +4447,11 @@
           </w:tcPr>
           <w:p>
             <w:pPr>
-              <w:pStyle w:val="29"/>
+              <w:pStyle w:val="a1"/>
               <w:bidi w:val="0"/>
               <w:snapToGrid w:val="0"/>
               <w:spacing w:line="240" w:lineRule="auto"/>
-              <w:ind w:left="0" w:leftChars="0" w:right="0" w:rightChars="0" w:firstLine="0" w:firstLineChars="0"/>
+              <w:ind w:left="0" w:right="0" w:firstLine="0" w:leftChars="0" w:rightChars="0" w:firstLineChars="0"/>
               <w:jc w:val="center"/>
             </w:pPr>
             <w:r>
@@ -4531,8 +4463,8 @@
           <w:tcPr>
             <w:tcW w:w="1296" w:type="dxa"/>
             <w:tcBorders>
-              <w:top w:val="single" w:color="auto" w:sz="4" w:space="0"/>
-              <w:left w:val="single" w:color="auto" w:sz="4" w:space="0"/>
+              <w:top w:val="single" w:sz="4" w:space="0" w:color="auto"/>
+              <w:left w:val="single" w:sz="4" w:space="0" w:color="auto"/>
               <w:bottom w:val="nil"/>
               <w:right w:val="nil"/>
             </w:tcBorders>
@@ -4546,11 +4478,11 @@
           </w:tcPr>
           <w:p>
             <w:pPr>
-              <w:pStyle w:val="29"/>
+              <w:pStyle w:val="a1"/>
               <w:bidi w:val="0"/>
               <w:snapToGrid w:val="0"/>
               <w:spacing w:line="240" w:lineRule="auto"/>
-              <w:ind w:left="0" w:leftChars="0" w:right="0" w:rightChars="0" w:firstLine="0" w:firstLineChars="0"/>
+              <w:ind w:left="0" w:right="0" w:firstLine="0" w:leftChars="0" w:rightChars="0" w:firstLineChars="0"/>
               <w:jc w:val="center"/>
             </w:pPr>
             <w:r>
@@ -4565,8 +4497,8 @@
           <w:tcPr>
             <w:tcW w:w="1943" w:type="dxa"/>
             <w:tcBorders>
-              <w:top w:val="single" w:color="auto" w:sz="4" w:space="0"/>
-              <w:left w:val="single" w:color="auto" w:sz="4" w:space="0"/>
+              <w:top w:val="single" w:sz="4" w:space="0" w:color="auto"/>
+              <w:left w:val="single" w:sz="4" w:space="0" w:color="auto"/>
               <w:bottom w:val="nil"/>
               <w:right w:val="nil"/>
             </w:tcBorders>
@@ -4580,11 +4512,11 @@
           </w:tcPr>
           <w:p>
             <w:pPr>
-              <w:pStyle w:val="29"/>
+              <w:pStyle w:val="a1"/>
               <w:bidi w:val="0"/>
               <w:snapToGrid w:val="0"/>
               <w:spacing w:line="240" w:lineRule="auto"/>
-              <w:ind w:left="0" w:leftChars="0" w:right="0" w:rightChars="0" w:firstLine="0" w:firstLineChars="0"/>
+              <w:ind w:left="0" w:right="0" w:firstLine="0" w:leftChars="0" w:rightChars="0" w:firstLineChars="0"/>
               <w:jc w:val="center"/>
             </w:pPr>
             <w:r>
@@ -4596,8 +4528,8 @@
           <w:tcPr>
             <w:tcW w:w="2594" w:type="dxa"/>
             <w:tcBorders>
-              <w:top w:val="single" w:color="auto" w:sz="4" w:space="0"/>
-              <w:left w:val="single" w:color="auto" w:sz="4" w:space="0"/>
+              <w:top w:val="single" w:sz="4" w:space="0" w:color="auto"/>
+              <w:left w:val="single" w:sz="4" w:space="0" w:color="auto"/>
               <w:bottom w:val="nil"/>
               <w:right w:val="nil"/>
             </w:tcBorders>
@@ -4611,11 +4543,11 @@
           </w:tcPr>
           <w:p>
             <w:pPr>
-              <w:pStyle w:val="29"/>
+              <w:pStyle w:val="a1"/>
               <w:bidi w:val="0"/>
               <w:snapToGrid w:val="0"/>
               <w:spacing w:line="240" w:lineRule="auto"/>
-              <w:ind w:left="0" w:leftChars="0" w:right="0" w:rightChars="0" w:firstLine="0" w:firstLineChars="0"/>
+              <w:ind w:left="0" w:right="0" w:firstLine="0" w:leftChars="0" w:rightChars="0" w:firstLineChars="0"/>
               <w:jc w:val="left"/>
             </w:pPr>
             <w:r>
@@ -4627,10 +4559,10 @@
           <w:tcPr>
             <w:tcW w:w="1716" w:type="dxa"/>
             <w:tcBorders>
-              <w:top w:val="single" w:color="auto" w:sz="4" w:space="0"/>
-              <w:left w:val="single" w:color="auto" w:sz="4" w:space="0"/>
+              <w:top w:val="single" w:sz="4" w:space="0" w:color="auto"/>
+              <w:left w:val="single" w:sz="4" w:space="0" w:color="auto"/>
               <w:bottom w:val="nil"/>
-              <w:right w:val="single" w:color="auto" w:sz="12" w:space="0"/>
+              <w:right w:val="single" w:sz="12" w:space="0" w:color="auto"/>
             </w:tcBorders>
             <w:tcMar>
               <w:top w:w="60" w:type="dxa"/>
@@ -4642,11 +4574,11 @@
           </w:tcPr>
           <w:p>
             <w:pPr>
-              <w:pStyle w:val="29"/>
+              <w:pStyle w:val="a1"/>
               <w:bidi w:val="0"/>
               <w:snapToGrid w:val="0"/>
               <w:spacing w:line="240" w:lineRule="auto"/>
-              <w:ind w:left="0" w:leftChars="0" w:right="0" w:rightChars="0" w:firstLine="0" w:firstLineChars="0"/>
+              <w:ind w:left="0" w:right="0" w:firstLine="0" w:leftChars="0" w:rightChars="0" w:firstLineChars="0"/>
               <w:jc w:val="left"/>
             </w:pPr>
             <w:r>
@@ -4657,14 +4589,8 @@
       </w:tr>
       <w:tr>
         <w:tblPrEx>
-          <w:tblBorders>
-            <w:top w:val="none" w:color="auto" w:sz="0" w:space="0"/>
-            <w:left w:val="none" w:color="auto" w:sz="0" w:space="0"/>
-            <w:bottom w:val="none" w:color="auto" w:sz="0" w:space="0"/>
-            <w:right w:val="none" w:color="auto" w:sz="0" w:space="0"/>
-            <w:insideH w:val="none" w:color="auto" w:sz="0" w:space="0"/>
-            <w:insideV w:val="none" w:color="auto" w:sz="0" w:space="0"/>
-          </w:tblBorders>
+          <w:tblW w:w="8522" w:type="dxa"/>
+          <w:jc w:val="center"/>
           <w:tblCellMar>
             <w:top w:w="0" w:type="dxa"/>
             <w:left w:w="10" w:type="dxa"/>
@@ -4673,15 +4599,15 @@
           </w:tblCellMar>
         </w:tblPrEx>
         <w:trPr>
-          <w:trHeight w:val="0" w:hRule="atLeast"/>
+          <w:trHeight w:val="0"/>
           <w:jc w:val="center"/>
         </w:trPr>
         <w:tc>
           <w:tcPr>
             <w:tcW w:w="973" w:type="dxa"/>
             <w:tcBorders>
-              <w:top w:val="single" w:color="auto" w:sz="4" w:space="0"/>
-              <w:left w:val="single" w:color="auto" w:sz="12" w:space="0"/>
+              <w:top w:val="single" w:sz="4" w:space="0" w:color="auto"/>
+              <w:left w:val="single" w:sz="12" w:space="0" w:color="auto"/>
               <w:bottom w:val="nil"/>
               <w:right w:val="nil"/>
             </w:tcBorders>
@@ -4695,11 +4621,11 @@
           </w:tcPr>
           <w:p>
             <w:pPr>
-              <w:pStyle w:val="29"/>
+              <w:pStyle w:val="a1"/>
               <w:bidi w:val="0"/>
               <w:snapToGrid w:val="0"/>
               <w:spacing w:line="240" w:lineRule="auto"/>
-              <w:ind w:left="0" w:leftChars="0" w:right="0" w:rightChars="0" w:firstLine="0" w:firstLineChars="0"/>
+              <w:ind w:left="0" w:right="0" w:firstLine="0" w:leftChars="0" w:rightChars="0" w:firstLineChars="0"/>
               <w:jc w:val="center"/>
             </w:pPr>
             <w:r>
@@ -4711,8 +4637,8 @@
           <w:tcPr>
             <w:tcW w:w="1296" w:type="dxa"/>
             <w:tcBorders>
-              <w:top w:val="single" w:color="auto" w:sz="4" w:space="0"/>
-              <w:left w:val="single" w:color="auto" w:sz="4" w:space="0"/>
+              <w:top w:val="single" w:sz="4" w:space="0" w:color="auto"/>
+              <w:left w:val="single" w:sz="4" w:space="0" w:color="auto"/>
               <w:bottom w:val="nil"/>
               <w:right w:val="nil"/>
             </w:tcBorders>
@@ -4726,11 +4652,11 @@
           </w:tcPr>
           <w:p>
             <w:pPr>
-              <w:pStyle w:val="29"/>
+              <w:pStyle w:val="a1"/>
               <w:bidi w:val="0"/>
               <w:snapToGrid w:val="0"/>
               <w:spacing w:line="240" w:lineRule="auto"/>
-              <w:ind w:left="0" w:leftChars="0" w:right="0" w:rightChars="0" w:firstLine="0" w:firstLineChars="0"/>
+              <w:ind w:left="0" w:right="0" w:firstLine="0" w:leftChars="0" w:rightChars="0" w:firstLineChars="0"/>
               <w:jc w:val="center"/>
             </w:pPr>
             <w:r>
@@ -4742,8 +4668,8 @@
           <w:tcPr>
             <w:tcW w:w="1943" w:type="dxa"/>
             <w:tcBorders>
-              <w:top w:val="single" w:color="auto" w:sz="4" w:space="0"/>
-              <w:left w:val="single" w:color="auto" w:sz="4" w:space="0"/>
+              <w:top w:val="single" w:sz="4" w:space="0" w:color="auto"/>
+              <w:left w:val="single" w:sz="4" w:space="0" w:color="auto"/>
               <w:bottom w:val="nil"/>
               <w:right w:val="nil"/>
             </w:tcBorders>
@@ -4757,11 +4683,11 @@
           </w:tcPr>
           <w:p>
             <w:pPr>
-              <w:pStyle w:val="29"/>
+              <w:pStyle w:val="a1"/>
               <w:bidi w:val="0"/>
               <w:snapToGrid w:val="0"/>
               <w:spacing w:line="240" w:lineRule="auto"/>
-              <w:ind w:left="0" w:leftChars="0" w:right="0" w:rightChars="0" w:firstLine="0" w:firstLineChars="0"/>
+              <w:ind w:left="0" w:right="0" w:firstLine="0" w:leftChars="0" w:rightChars="0" w:firstLineChars="0"/>
               <w:jc w:val="center"/>
             </w:pPr>
             <w:r>
@@ -4773,8 +4699,8 @@
           <w:tcPr>
             <w:tcW w:w="2594" w:type="dxa"/>
             <w:tcBorders>
-              <w:top w:val="single" w:color="auto" w:sz="4" w:space="0"/>
-              <w:left w:val="single" w:color="auto" w:sz="4" w:space="0"/>
+              <w:top w:val="single" w:sz="4" w:space="0" w:color="auto"/>
+              <w:left w:val="single" w:sz="4" w:space="0" w:color="auto"/>
               <w:bottom w:val="nil"/>
               <w:right w:val="nil"/>
             </w:tcBorders>
@@ -4788,11 +4714,11 @@
           </w:tcPr>
           <w:p>
             <w:pPr>
-              <w:pStyle w:val="29"/>
+              <w:pStyle w:val="a1"/>
               <w:bidi w:val="0"/>
               <w:snapToGrid w:val="0"/>
               <w:spacing w:line="240" w:lineRule="auto"/>
-              <w:ind w:left="0" w:leftChars="0" w:right="0" w:rightChars="0" w:firstLine="0" w:firstLineChars="0"/>
+              <w:ind w:left="0" w:right="0" w:firstLine="0" w:leftChars="0" w:rightChars="0" w:firstLineChars="0"/>
               <w:jc w:val="left"/>
             </w:pPr>
             <w:r>
@@ -4804,10 +4730,10 @@
           <w:tcPr>
             <w:tcW w:w="1716" w:type="dxa"/>
             <w:tcBorders>
-              <w:top w:val="single" w:color="auto" w:sz="4" w:space="0"/>
-              <w:left w:val="single" w:color="auto" w:sz="4" w:space="0"/>
+              <w:top w:val="single" w:sz="4" w:space="0" w:color="auto"/>
+              <w:left w:val="single" w:sz="4" w:space="0" w:color="auto"/>
               <w:bottom w:val="nil"/>
-              <w:right w:val="single" w:color="auto" w:sz="12" w:space="0"/>
+              <w:right w:val="single" w:sz="12" w:space="0" w:color="auto"/>
             </w:tcBorders>
             <w:tcMar>
               <w:top w:w="60" w:type="dxa"/>
@@ -4819,11 +4745,11 @@
           </w:tcPr>
           <w:p>
             <w:pPr>
-              <w:pStyle w:val="29"/>
+              <w:pStyle w:val="a1"/>
               <w:bidi w:val="0"/>
               <w:snapToGrid w:val="0"/>
               <w:spacing w:line="240" w:lineRule="auto"/>
-              <w:ind w:left="0" w:leftChars="0" w:right="0" w:rightChars="0" w:firstLine="0" w:firstLineChars="0"/>
+              <w:ind w:left="0" w:right="0" w:firstLine="0" w:leftChars="0" w:rightChars="0" w:firstLineChars="0"/>
               <w:jc w:val="left"/>
             </w:pPr>
             <w:r>
@@ -4834,14 +4760,8 @@
       </w:tr>
       <w:tr>
         <w:tblPrEx>
-          <w:tblBorders>
-            <w:top w:val="none" w:color="auto" w:sz="0" w:space="0"/>
-            <w:left w:val="none" w:color="auto" w:sz="0" w:space="0"/>
-            <w:bottom w:val="none" w:color="auto" w:sz="0" w:space="0"/>
-            <w:right w:val="none" w:color="auto" w:sz="0" w:space="0"/>
-            <w:insideH w:val="none" w:color="auto" w:sz="0" w:space="0"/>
-            <w:insideV w:val="none" w:color="auto" w:sz="0" w:space="0"/>
-          </w:tblBorders>
+          <w:tblW w:w="8522" w:type="dxa"/>
+          <w:jc w:val="center"/>
           <w:tblCellMar>
             <w:top w:w="0" w:type="dxa"/>
             <w:left w:w="10" w:type="dxa"/>
@@ -4850,16 +4770,16 @@
           </w:tblCellMar>
         </w:tblPrEx>
         <w:trPr>
-          <w:trHeight w:val="0" w:hRule="atLeast"/>
+          <w:trHeight w:val="0"/>
           <w:jc w:val="center"/>
         </w:trPr>
         <w:tc>
           <w:tcPr>
             <w:tcW w:w="973" w:type="dxa"/>
             <w:tcBorders>
-              <w:top w:val="single" w:color="auto" w:sz="4" w:space="0"/>
-              <w:left w:val="single" w:color="auto" w:sz="12" w:space="0"/>
-              <w:bottom w:val="single" w:color="auto" w:sz="12" w:space="0"/>
+              <w:top w:val="single" w:sz="4" w:space="0" w:color="auto"/>
+              <w:left w:val="single" w:sz="12" w:space="0" w:color="auto"/>
+              <w:bottom w:val="single" w:sz="12" w:space="0" w:color="auto"/>
               <w:right w:val="nil"/>
             </w:tcBorders>
             <w:tcMar>
@@ -4872,11 +4792,11 @@
           </w:tcPr>
           <w:p>
             <w:pPr>
-              <w:pStyle w:val="29"/>
+              <w:pStyle w:val="a1"/>
               <w:bidi w:val="0"/>
               <w:snapToGrid w:val="0"/>
               <w:spacing w:line="240" w:lineRule="auto"/>
-              <w:ind w:left="0" w:leftChars="0" w:right="0" w:rightChars="0" w:firstLine="0" w:firstLineChars="0"/>
+              <w:ind w:left="0" w:right="0" w:firstLine="0" w:leftChars="0" w:rightChars="0" w:firstLineChars="0"/>
               <w:jc w:val="center"/>
             </w:pPr>
             <w:r>
@@ -4888,9 +4808,9 @@
           <w:tcPr>
             <w:tcW w:w="1296" w:type="dxa"/>
             <w:tcBorders>
-              <w:top w:val="single" w:color="auto" w:sz="4" w:space="0"/>
-              <w:left w:val="single" w:color="auto" w:sz="4" w:space="0"/>
-              <w:bottom w:val="single" w:color="auto" w:sz="12" w:space="0"/>
+              <w:top w:val="single" w:sz="4" w:space="0" w:color="auto"/>
+              <w:left w:val="single" w:sz="4" w:space="0" w:color="auto"/>
+              <w:bottom w:val="single" w:sz="12" w:space="0" w:color="auto"/>
               <w:right w:val="nil"/>
             </w:tcBorders>
             <w:tcMar>
@@ -4903,11 +4823,11 @@
           </w:tcPr>
           <w:p>
             <w:pPr>
-              <w:pStyle w:val="29"/>
+              <w:pStyle w:val="a1"/>
               <w:bidi w:val="0"/>
               <w:snapToGrid w:val="0"/>
               <w:spacing w:line="240" w:lineRule="auto"/>
-              <w:ind w:left="0" w:leftChars="0" w:right="0" w:rightChars="0" w:firstLine="0" w:firstLineChars="0"/>
+              <w:ind w:left="0" w:right="0" w:firstLine="0" w:leftChars="0" w:rightChars="0" w:firstLineChars="0"/>
               <w:jc w:val="center"/>
             </w:pPr>
             <w:r>
@@ -4919,9 +4839,9 @@
           <w:tcPr>
             <w:tcW w:w="1943" w:type="dxa"/>
             <w:tcBorders>
-              <w:top w:val="single" w:color="auto" w:sz="4" w:space="0"/>
-              <w:left w:val="single" w:color="auto" w:sz="4" w:space="0"/>
-              <w:bottom w:val="single" w:color="auto" w:sz="12" w:space="0"/>
+              <w:top w:val="single" w:sz="4" w:space="0" w:color="auto"/>
+              <w:left w:val="single" w:sz="4" w:space="0" w:color="auto"/>
+              <w:bottom w:val="single" w:sz="12" w:space="0" w:color="auto"/>
               <w:right w:val="nil"/>
             </w:tcBorders>
             <w:tcMar>
@@ -4934,11 +4854,11 @@
           </w:tcPr>
           <w:p>
             <w:pPr>
-              <w:pStyle w:val="29"/>
+              <w:pStyle w:val="a1"/>
               <w:bidi w:val="0"/>
               <w:snapToGrid w:val="0"/>
               <w:spacing w:line="240" w:lineRule="auto"/>
-              <w:ind w:left="0" w:leftChars="0" w:right="0" w:rightChars="0" w:firstLine="0" w:firstLineChars="0"/>
+              <w:ind w:left="0" w:right="0" w:firstLine="0" w:leftChars="0" w:rightChars="0" w:firstLineChars="0"/>
               <w:jc w:val="center"/>
             </w:pPr>
             <w:r>
@@ -4950,9 +4870,9 @@
           <w:tcPr>
             <w:tcW w:w="2594" w:type="dxa"/>
             <w:tcBorders>
-              <w:top w:val="single" w:color="auto" w:sz="4" w:space="0"/>
-              <w:left w:val="single" w:color="auto" w:sz="4" w:space="0"/>
-              <w:bottom w:val="single" w:color="auto" w:sz="12" w:space="0"/>
+              <w:top w:val="single" w:sz="4" w:space="0" w:color="auto"/>
+              <w:left w:val="single" w:sz="4" w:space="0" w:color="auto"/>
+              <w:bottom w:val="single" w:sz="12" w:space="0" w:color="auto"/>
               <w:right w:val="nil"/>
             </w:tcBorders>
             <w:tcMar>
@@ -4965,11 +4885,11 @@
           </w:tcPr>
           <w:p>
             <w:pPr>
-              <w:pStyle w:val="29"/>
+              <w:pStyle w:val="a1"/>
               <w:bidi w:val="0"/>
               <w:snapToGrid w:val="0"/>
               <w:spacing w:line="240" w:lineRule="auto"/>
-              <w:ind w:left="0" w:leftChars="0" w:right="0" w:rightChars="0" w:firstLine="0" w:firstLineChars="0"/>
+              <w:ind w:left="0" w:right="0" w:firstLine="0" w:leftChars="0" w:rightChars="0" w:firstLineChars="0"/>
               <w:jc w:val="left"/>
             </w:pPr>
             <w:r>
@@ -4981,10 +4901,10 @@
           <w:tcPr>
             <w:tcW w:w="1716" w:type="dxa"/>
             <w:tcBorders>
-              <w:top w:val="single" w:color="auto" w:sz="4" w:space="0"/>
-              <w:left w:val="single" w:color="auto" w:sz="4" w:space="0"/>
-              <w:bottom w:val="single" w:color="auto" w:sz="12" w:space="0"/>
-              <w:right w:val="single" w:color="auto" w:sz="12" w:space="0"/>
+              <w:top w:val="single" w:sz="4" w:space="0" w:color="auto"/>
+              <w:left w:val="single" w:sz="4" w:space="0" w:color="auto"/>
+              <w:bottom w:val="single" w:sz="12" w:space="0" w:color="auto"/>
+              <w:right w:val="single" w:sz="12" w:space="0" w:color="auto"/>
             </w:tcBorders>
             <w:tcMar>
               <w:top w:w="60" w:type="dxa"/>
@@ -4996,11 +4916,11 @@
           </w:tcPr>
           <w:p>
             <w:pPr>
-              <w:pStyle w:val="29"/>
+              <w:pStyle w:val="a1"/>
               <w:bidi w:val="0"/>
               <w:snapToGrid w:val="0"/>
               <w:spacing w:line="240" w:lineRule="auto"/>
-              <w:ind w:left="0" w:leftChars="0" w:right="0" w:rightChars="0" w:firstLine="0" w:firstLineChars="0"/>
+              <w:ind w:left="0" w:right="0" w:firstLine="0" w:leftChars="0" w:rightChars="0" w:firstLineChars="0"/>
               <w:jc w:val="left"/>
             </w:pPr>
             <w:r>
@@ -5012,37 +4932,37 @@
     </w:tbl>
     <w:p>
       <w:pPr>
-        <w:pStyle w:val="28"/>
+        <w:pStyle w:val="1"/>
         <w:numPr>
           <w:ilvl w:val="0"/>
           <w:numId w:val="2"/>
         </w:numPr>
         <w:bidi w:val="0"/>
       </w:pPr>
-      <w:bookmarkStart w:id="11" w:name="_Toc1886"/>
-      <w:bookmarkStart w:id="12" w:name="heading_7"/>
+      <w:bookmarkStart w:id="12" w:name="_Toc1886"/>
+      <w:bookmarkStart w:id="13" w:name="heading_7"/>
       <w:r>
         <w:t>审核结果</w:t>
       </w:r>
-      <w:bookmarkEnd w:id="11"/>
       <w:bookmarkEnd w:id="12"/>
+      <w:bookmarkEnd w:id="13"/>
     </w:p>
     <w:p>
       <w:pPr>
-        <w:pStyle w:val="3"/>
+        <w:pStyle w:val="Heading2"/>
         <w:bidi w:val="0"/>
       </w:pPr>
-      <w:bookmarkStart w:id="13" w:name="heading_8"/>
-      <w:bookmarkStart w:id="14" w:name="_Toc1397"/>
+      <w:bookmarkStart w:id="14" w:name="heading_8"/>
+      <w:bookmarkStart w:id="15" w:name="_Toc1397"/>
       <w:r>
         <w:t>审核概况</w:t>
       </w:r>
-      <w:bookmarkEnd w:id="13"/>
       <w:bookmarkEnd w:id="14"/>
+      <w:bookmarkEnd w:id="15"/>
     </w:p>
     <w:p>
       <w:pPr>
-        <w:pStyle w:val="29"/>
+        <w:pStyle w:val="a1"/>
         <w:bidi w:val="0"/>
       </w:pPr>
       <w:r>
@@ -5071,20 +4991,20 @@
     </w:p>
     <w:p>
       <w:pPr>
-        <w:pStyle w:val="3"/>
+        <w:pStyle w:val="Heading2"/>
         <w:bidi w:val="0"/>
       </w:pPr>
-      <w:bookmarkStart w:id="15" w:name="heading_9"/>
-      <w:bookmarkStart w:id="16" w:name="_Toc22909"/>
+      <w:bookmarkStart w:id="16" w:name="heading_9"/>
+      <w:bookmarkStart w:id="17" w:name="_Toc22909"/>
       <w:r>
         <w:t>不符合项统计及分析</w:t>
       </w:r>
-      <w:bookmarkEnd w:id="15"/>
       <w:bookmarkEnd w:id="16"/>
+      <w:bookmarkEnd w:id="17"/>
     </w:p>
     <w:p>
       <w:pPr>
-        <w:pStyle w:val="29"/>
+        <w:pStyle w:val="a1"/>
         <w:bidi w:val="0"/>
       </w:pPr>
       <w:r>
@@ -5093,18 +5013,17 @@
     </w:p>
     <w:tbl>
       <w:tblPr>
-        <w:tblStyle w:val="20"/>
+        <w:tblStyle w:val="TableNormal"/>
         <w:tblW w:w="8522" w:type="dxa"/>
         <w:jc w:val="center"/>
         <w:tblBorders>
-          <w:top w:val="none" w:color="auto" w:sz="0" w:space="0"/>
-          <w:left w:val="none" w:color="auto" w:sz="0" w:space="0"/>
-          <w:bottom w:val="none" w:color="auto" w:sz="0" w:space="0"/>
-          <w:right w:val="none" w:color="auto" w:sz="0" w:space="0"/>
-          <w:insideH w:val="none" w:color="auto" w:sz="0" w:space="0"/>
-          <w:insideV w:val="none" w:color="auto" w:sz="0" w:space="0"/>
+          <w:top w:val="nil"/>
+          <w:left w:val="nil"/>
+          <w:bottom w:val="nil"/>
+          <w:right w:val="nil"/>
+          <w:insideH w:val="nil"/>
+          <w:insideV w:val="nil"/>
         </w:tblBorders>
-        <w:tblLayout w:type="autofit"/>
         <w:tblCellMar>
           <w:top w:w="0" w:type="dxa"/>
           <w:left w:w="10" w:type="dxa"/>
@@ -5119,13 +5038,15 @@
       </w:tblGrid>
       <w:tr>
         <w:tblPrEx>
+          <w:tblW w:w="8522" w:type="dxa"/>
+          <w:jc w:val="center"/>
           <w:tblBorders>
-            <w:top w:val="none" w:color="auto" w:sz="0" w:space="0"/>
-            <w:left w:val="none" w:color="auto" w:sz="0" w:space="0"/>
-            <w:bottom w:val="none" w:color="auto" w:sz="0" w:space="0"/>
-            <w:right w:val="none" w:color="auto" w:sz="0" w:space="0"/>
-            <w:insideH w:val="none" w:color="auto" w:sz="0" w:space="0"/>
-            <w:insideV w:val="none" w:color="auto" w:sz="0" w:space="0"/>
+            <w:top w:val="nil"/>
+            <w:left w:val="nil"/>
+            <w:bottom w:val="nil"/>
+            <w:right w:val="nil"/>
+            <w:insideH w:val="nil"/>
+            <w:insideV w:val="nil"/>
           </w:tblBorders>
           <w:tblCellMar>
             <w:top w:w="0" w:type="dxa"/>
@@ -5135,7 +5056,7 @@
           </w:tblCellMar>
         </w:tblPrEx>
         <w:trPr>
-          <w:trHeight w:val="0" w:hRule="atLeast"/>
+          <w:trHeight w:val="0"/>
           <w:tblHeader/>
           <w:jc w:val="center"/>
         </w:trPr>
@@ -5143,8 +5064,8 @@
           <w:tcPr>
             <w:tcW w:w="1700" w:type="dxa"/>
             <w:tcBorders>
-              <w:top w:val="single" w:color="auto" w:sz="12" w:space="0"/>
-              <w:left w:val="single" w:color="auto" w:sz="12" w:space="0"/>
+              <w:top w:val="single" w:sz="12" w:space="0" w:color="auto"/>
+              <w:left w:val="single" w:sz="12" w:space="0" w:color="auto"/>
               <w:bottom w:val="nil"/>
               <w:right w:val="nil"/>
             </w:tcBorders>
@@ -5158,11 +5079,11 @@
           </w:tcPr>
           <w:p>
             <w:pPr>
-              <w:pStyle w:val="29"/>
+              <w:pStyle w:val="a1"/>
               <w:bidi w:val="0"/>
               <w:snapToGrid w:val="0"/>
               <w:spacing w:line="240" w:lineRule="auto"/>
-              <w:ind w:left="0" w:leftChars="0" w:right="0" w:rightChars="0" w:firstLine="0" w:firstLineChars="0"/>
+              <w:ind w:left="0" w:right="0" w:firstLine="0" w:leftChars="0" w:rightChars="0" w:firstLineChars="0"/>
               <w:jc w:val="center"/>
               <w:rPr>
                 <w:b/>
@@ -5180,8 +5101,8 @@
           <w:tcPr>
             <w:tcW w:w="4640" w:type="dxa"/>
             <w:tcBorders>
-              <w:top w:val="single" w:color="auto" w:sz="12" w:space="0"/>
-              <w:left w:val="single" w:color="auto" w:sz="4" w:space="0"/>
+              <w:top w:val="single" w:sz="12" w:space="0" w:color="auto"/>
+              <w:left w:val="single" w:sz="4" w:space="0" w:color="auto"/>
               <w:bottom w:val="nil"/>
               <w:right w:val="nil"/>
             </w:tcBorders>
@@ -5195,11 +5116,11 @@
           </w:tcPr>
           <w:p>
             <w:pPr>
-              <w:pStyle w:val="29"/>
+              <w:pStyle w:val="a1"/>
               <w:bidi w:val="0"/>
               <w:snapToGrid w:val="0"/>
               <w:spacing w:line="240" w:lineRule="auto"/>
-              <w:ind w:left="0" w:leftChars="0" w:right="0" w:rightChars="0" w:firstLine="0" w:firstLineChars="0"/>
+              <w:ind w:left="0" w:right="0" w:firstLine="0" w:leftChars="0" w:rightChars="0" w:firstLineChars="0"/>
               <w:jc w:val="center"/>
               <w:rPr>
                 <w:b/>
@@ -5217,10 +5138,10 @@
           <w:tcPr>
             <w:tcW w:w="2182" w:type="dxa"/>
             <w:tcBorders>
-              <w:top w:val="single" w:color="auto" w:sz="12" w:space="0"/>
-              <w:left w:val="single" w:color="auto" w:sz="4" w:space="0"/>
+              <w:top w:val="single" w:sz="12" w:space="0" w:color="auto"/>
+              <w:left w:val="single" w:sz="4" w:space="0" w:color="auto"/>
               <w:bottom w:val="nil"/>
-              <w:right w:val="single" w:color="auto" w:sz="12" w:space="0"/>
+              <w:right w:val="single" w:sz="12" w:space="0" w:color="auto"/>
             </w:tcBorders>
             <w:tcMar>
               <w:top w:w="60" w:type="dxa"/>
@@ -5232,11 +5153,11 @@
           </w:tcPr>
           <w:p>
             <w:pPr>
-              <w:pStyle w:val="29"/>
+              <w:pStyle w:val="a1"/>
               <w:bidi w:val="0"/>
               <w:snapToGrid w:val="0"/>
               <w:spacing w:line="240" w:lineRule="auto"/>
-              <w:ind w:left="0" w:leftChars="0" w:right="0" w:rightChars="0" w:firstLine="0" w:firstLineChars="0"/>
+              <w:ind w:left="0" w:right="0" w:firstLine="0" w:leftChars="0" w:rightChars="0" w:firstLineChars="0"/>
               <w:jc w:val="center"/>
               <w:rPr>
                 <w:b/>
@@ -5253,14 +5174,8 @@
       </w:tr>
       <w:tr>
         <w:tblPrEx>
-          <w:tblBorders>
-            <w:top w:val="none" w:color="auto" w:sz="0" w:space="0"/>
-            <w:left w:val="none" w:color="auto" w:sz="0" w:space="0"/>
-            <w:bottom w:val="none" w:color="auto" w:sz="0" w:space="0"/>
-            <w:right w:val="none" w:color="auto" w:sz="0" w:space="0"/>
-            <w:insideH w:val="none" w:color="auto" w:sz="0" w:space="0"/>
-            <w:insideV w:val="none" w:color="auto" w:sz="0" w:space="0"/>
-          </w:tblBorders>
+          <w:tblW w:w="8522" w:type="dxa"/>
+          <w:jc w:val="center"/>
           <w:tblCellMar>
             <w:top w:w="0" w:type="dxa"/>
             <w:left w:w="10" w:type="dxa"/>
@@ -5269,16 +5184,16 @@
           </w:tblCellMar>
         </w:tblPrEx>
         <w:trPr>
-          <w:trHeight w:val="0" w:hRule="atLeast"/>
+          <w:trHeight w:val="0"/>
           <w:jc w:val="center"/>
         </w:trPr>
         <w:tc>
           <w:tcPr>
             <w:tcW w:w="1700" w:type="dxa"/>
             <w:tcBorders>
-              <w:top w:val="single" w:color="auto" w:sz="4" w:space="0"/>
-              <w:left w:val="single" w:color="auto" w:sz="12" w:space="0"/>
-              <w:bottom w:val="single" w:color="auto" w:sz="12" w:space="0"/>
+              <w:top w:val="single" w:sz="4" w:space="0" w:color="auto"/>
+              <w:left w:val="single" w:sz="12" w:space="0" w:color="auto"/>
+              <w:bottom w:val="single" w:sz="12" w:space="0" w:color="auto"/>
               <w:right w:val="nil"/>
             </w:tcBorders>
             <w:tcMar>
@@ -5291,14 +5206,14 @@
           </w:tcPr>
           <w:p>
             <w:pPr>
-              <w:pStyle w:val="29"/>
+              <w:pStyle w:val="a1"/>
               <w:bidi w:val="0"/>
               <w:snapToGrid w:val="0"/>
               <w:spacing w:line="240" w:lineRule="auto"/>
-              <w:ind w:left="0" w:leftChars="0" w:right="0" w:rightChars="0" w:firstLine="0" w:firstLineChars="0"/>
+              <w:ind w:left="0" w:right="0" w:firstLine="0" w:leftChars="0" w:rightChars="0" w:firstLineChars="0"/>
               <w:jc w:val="center"/>
               <w:rPr>
-                <w:rFonts w:hint="default" w:eastAsia="宋体"/>
+                <w:rFonts w:eastAsia="宋体" w:hint="default"/>
                 <w:lang w:val="en-US" w:eastAsia="zh-CN"/>
               </w:rPr>
             </w:pPr>
@@ -5318,9 +5233,9 @@
           <w:tcPr>
             <w:tcW w:w="4640" w:type="dxa"/>
             <w:tcBorders>
-              <w:top w:val="single" w:color="auto" w:sz="4" w:space="0"/>
-              <w:left w:val="single" w:color="auto" w:sz="4" w:space="0"/>
-              <w:bottom w:val="single" w:color="auto" w:sz="12" w:space="0"/>
+              <w:top w:val="single" w:sz="4" w:space="0" w:color="auto"/>
+              <w:left w:val="single" w:sz="4" w:space="0" w:color="auto"/>
+              <w:bottom w:val="single" w:sz="12" w:space="0" w:color="auto"/>
               <w:right w:val="nil"/>
             </w:tcBorders>
             <w:tcMar>
@@ -5334,7 +5249,7 @@
           <w:p>
             <w:r>
               <w:rPr>
-                <w:rFonts w:hint="eastAsia" w:eastAsia="宋体"/>
+                <w:rFonts w:eastAsia="宋体" w:hint="eastAsia"/>
                 <w:lang w:val="en-US" w:eastAsia="zh-CN"/>
               </w:rPr>
               <w:t>2026年</w:t>
@@ -5348,7 +5263,7 @@
             </w:r>
             <w:r>
               <w:rPr>
-                <w:rFonts w:hint="eastAsia" w:eastAsia="宋体"/>
+                <w:rFonts w:eastAsia="宋体" w:hint="eastAsia"/>
                 <w:lang w:val="en-US" w:eastAsia="zh-CN"/>
               </w:rPr>
               <w:t>月16日审核运维部时，访谈运维部经理汪锦坤，并查阅2026年度运维工具管理记录，未能提供《运维工具使用效果自评估报告》或类似的效果评价记录，不符合TCESA1299-2023 7.6.1 c)条款要求</w:t>
@@ -5359,10 +5274,10 @@
           <w:tcPr>
             <w:tcW w:w="2182" w:type="dxa"/>
             <w:tcBorders>
-              <w:top w:val="single" w:color="auto" w:sz="4" w:space="0"/>
-              <w:left w:val="single" w:color="auto" w:sz="4" w:space="0"/>
-              <w:bottom w:val="single" w:color="auto" w:sz="12" w:space="0"/>
-              <w:right w:val="single" w:color="auto" w:sz="12" w:space="0"/>
+              <w:top w:val="single" w:sz="4" w:space="0" w:color="auto"/>
+              <w:left w:val="single" w:sz="4" w:space="0" w:color="auto"/>
+              <w:bottom w:val="single" w:sz="12" w:space="0" w:color="auto"/>
+              <w:right w:val="single" w:sz="12" w:space="0" w:color="auto"/>
             </w:tcBorders>
             <w:tcMar>
               <w:top w:w="60" w:type="dxa"/>
@@ -5374,11 +5289,11 @@
           </w:tcPr>
           <w:p>
             <w:pPr>
-              <w:pStyle w:val="29"/>
+              <w:pStyle w:val="a1"/>
               <w:bidi w:val="0"/>
               <w:snapToGrid w:val="0"/>
               <w:spacing w:line="240" w:lineRule="auto"/>
-              <w:ind w:left="0" w:leftChars="0" w:right="0" w:rightChars="0" w:firstLine="0" w:firstLineChars="0"/>
+              <w:ind w:left="0" w:right="0" w:firstLine="0" w:leftChars="0" w:rightChars="0" w:firstLineChars="0"/>
               <w:jc w:val="left"/>
             </w:pPr>
             <w:r>
@@ -5400,24 +5315,24 @@
     </w:tbl>
     <w:p>
       <w:pPr>
-        <w:pStyle w:val="28"/>
+        <w:pStyle w:val="1"/>
         <w:numPr>
           <w:ilvl w:val="0"/>
           <w:numId w:val="2"/>
         </w:numPr>
         <w:bidi w:val="0"/>
       </w:pPr>
-      <w:bookmarkStart w:id="17" w:name="heading_10"/>
-      <w:bookmarkStart w:id="18" w:name="_Toc26280"/>
+      <w:bookmarkStart w:id="18" w:name="heading_10"/>
+      <w:bookmarkStart w:id="19" w:name="_Toc26280"/>
       <w:r>
         <w:t>运维服务能力管理体系评价</w:t>
       </w:r>
-      <w:bookmarkEnd w:id="17"/>
       <w:bookmarkEnd w:id="18"/>
+      <w:bookmarkEnd w:id="19"/>
     </w:p>
     <w:p>
       <w:pPr>
-        <w:pStyle w:val="29"/>
+        <w:pStyle w:val="a1"/>
         <w:bidi w:val="0"/>
       </w:pPr>
       <w:r>
@@ -5432,7 +5347,7 @@
       </w:r>
       <w:r>
         <w:rPr>
-          <w:rFonts w:ascii="Segoe UI" w:hAnsi="Segoe UI" w:eastAsia="Segoe UI" w:cs="Segoe UI"/>
+          <w:rFonts w:ascii="Segoe UI" w:eastAsia="Segoe UI" w:hAnsi="Segoe UI" w:cs="Segoe UI"/>
           <w:i w:val="0"/>
           <w:iCs w:val="0"/>
           <w:caps w:val="0"/>
@@ -5450,7 +5365,7 @@
     </w:p>
     <w:p>
       <w:pPr>
-        <w:pStyle w:val="29"/>
+        <w:pStyle w:val="a1"/>
         <w:bidi w:val="0"/>
       </w:pPr>
       <w:r>
@@ -5465,7 +5380,7 @@
     </w:p>
     <w:p>
       <w:pPr>
-        <w:pStyle w:val="29"/>
+        <w:pStyle w:val="a1"/>
         <w:bidi w:val="0"/>
       </w:pPr>
       <w:r>
@@ -5474,7 +5389,7 @@
     </w:p>
     <w:p>
       <w:pPr>
-        <w:pStyle w:val="29"/>
+        <w:pStyle w:val="a1"/>
         <w:bidi w:val="0"/>
       </w:pPr>
       <w:r>
@@ -5483,24 +5398,24 @@
     </w:p>
     <w:p>
       <w:pPr>
-        <w:pStyle w:val="28"/>
+        <w:pStyle w:val="1"/>
         <w:numPr>
           <w:ilvl w:val="0"/>
           <w:numId w:val="2"/>
         </w:numPr>
         <w:bidi w:val="0"/>
       </w:pPr>
-      <w:bookmarkStart w:id="19" w:name="heading_11"/>
-      <w:bookmarkStart w:id="20" w:name="_Toc1746"/>
+      <w:bookmarkStart w:id="20" w:name="heading_11"/>
+      <w:bookmarkStart w:id="21" w:name="_Toc1746"/>
       <w:r>
         <w:t>纠正措施</w:t>
       </w:r>
-      <w:bookmarkEnd w:id="19"/>
       <w:bookmarkEnd w:id="20"/>
+      <w:bookmarkEnd w:id="21"/>
     </w:p>
     <w:p>
       <w:pPr>
-        <w:pStyle w:val="29"/>
+        <w:pStyle w:val="a1"/>
         <w:rPr>
           <w:rFonts w:hint="default"/>
           <w:lang w:val="en-US" w:eastAsia="zh-CN"/>
@@ -5530,7 +5445,7 @@
     </w:p>
     <w:p>
       <w:pPr>
-        <w:pStyle w:val="29"/>
+        <w:pStyle w:val="a1"/>
         <w:bidi w:val="0"/>
         <w:rPr>
           <w:rFonts w:hint="eastAsia"/>
@@ -5558,7 +5473,7 @@
     </w:p>
     <w:p>
       <w:pPr>
-        <w:pStyle w:val="29"/>
+        <w:pStyle w:val="a1"/>
         <w:bidi w:val="0"/>
         <w:rPr>
           <w:rFonts w:hint="eastAsia"/>
@@ -5573,7 +5488,7 @@
     </w:p>
     <w:p>
       <w:pPr>
-        <w:pStyle w:val="29"/>
+        <w:pStyle w:val="a1"/>
         <w:bidi w:val="0"/>
         <w:rPr>
           <w:rFonts w:hint="eastAsia"/>
@@ -5588,7 +5503,7 @@
     </w:p>
     <w:p>
       <w:pPr>
-        <w:pStyle w:val="29"/>
+        <w:pStyle w:val="a1"/>
         <w:bidi w:val="0"/>
       </w:pPr>
       <w:r>
@@ -5600,7 +5515,7 @@
     </w:p>
     <w:p>
       <w:pPr>
-        <w:pStyle w:val="29"/>
+        <w:pStyle w:val="a1"/>
         <w:rPr>
           <w:rFonts w:hint="default"/>
           <w:lang w:val="en-US" w:eastAsia="zh-CN"/>
@@ -5643,73 +5558,23 @@
       </w:r>
     </w:p>
     <w:sectPr>
-      <w:headerReference r:id="rId5" w:type="default"/>
+      <w:headerReference w:type="default" r:id="rId4"/>
       <w:pgSz w:w="11906" w:h="16838"/>
       <w:pgMar w:top="1417" w:right="1800" w:bottom="578" w:left="1800" w:header="1140" w:footer="992" w:gutter="0"/>
-      <w:cols w:space="425" w:num="1"/>
+      <w:cols w:num="1" w:space="425"/>
       <w:docGrid w:type="lines" w:linePitch="312" w:charSpace="0"/>
     </w:sectPr>
   </w:body>
 </w:document>
 </file>
 
-<file path=word/endnotes.xml><?xml version="1.0" encoding="utf-8"?>
-<w:endnotes xmlns:wpc="http://schemas.microsoft.com/office/word/2010/wordprocessingCanvas" xmlns:mc="http://schemas.openxmlformats.org/markup-compatibility/2006" xmlns:o="urn:schemas-microsoft-com:office:office" xmlns:r="http://schemas.openxmlformats.org/officeDocument/2006/relationships" xmlns:m="http://schemas.openxmlformats.org/officeDocument/2006/math" xmlns:v="urn:schemas-microsoft-com:vml" xmlns:wp14="http://schemas.microsoft.com/office/word/2010/wordprocessingDrawing" xmlns:wp="http://schemas.openxmlformats.org/drawingml/2006/wordprocessingDrawing" xmlns:w="http://schemas.openxmlformats.org/wordprocessingml/2006/main" xmlns:w14="http://schemas.microsoft.com/office/word/2010/wordml" xmlns:w15="http://schemas.microsoft.com/office/word/2012/wordml" xmlns:w10="urn:schemas-microsoft-com:office:word" xmlns:wpg="http://schemas.microsoft.com/office/word/2010/wordprocessingGroup" xmlns:wpi="http://schemas.microsoft.com/office/word/2010/wordprocessingInk" xmlns:wne="http://schemas.microsoft.com/office/word/2006/wordml" xmlns:wps="http://schemas.microsoft.com/office/word/2010/wordprocessingShape" xmlns:wpsCustomData="http://www.wps.cn/officeDocument/2013/wpsCustomData" mc:Ignorable="w14 w15 wp14">
-  <w:endnote w:type="separator" w:id="0">
-    <w:p>
-      <w:pPr>
-        <w:spacing w:line="240" w:lineRule="auto"/>
-      </w:pPr>
-      <w:r>
-        <w:separator/>
-      </w:r>
-    </w:p>
-  </w:endnote>
-  <w:endnote w:type="continuationSeparator" w:id="1">
-    <w:p>
-      <w:pPr>
-        <w:spacing w:line="240" w:lineRule="auto"/>
-      </w:pPr>
-      <w:r>
-        <w:continuationSeparator/>
-      </w:r>
-    </w:p>
-  </w:endnote>
-</w:endnotes>
-</file>
-
-<file path=word/footnotes.xml><?xml version="1.0" encoding="utf-8"?>
-<w:footnotes xmlns:wpc="http://schemas.microsoft.com/office/word/2010/wordprocessingCanvas" xmlns:mc="http://schemas.openxmlformats.org/markup-compatibility/2006" xmlns:o="urn:schemas-microsoft-com:office:office" xmlns:r="http://schemas.openxmlformats.org/officeDocument/2006/relationships" xmlns:m="http://schemas.openxmlformats.org/officeDocument/2006/math" xmlns:v="urn:schemas-microsoft-com:vml" xmlns:wp14="http://schemas.microsoft.com/office/word/2010/wordprocessingDrawing" xmlns:wp="http://schemas.openxmlformats.org/drawingml/2006/wordprocessingDrawing" xmlns:w="http://schemas.openxmlformats.org/wordprocessingml/2006/main" xmlns:w14="http://schemas.microsoft.com/office/word/2010/wordml" xmlns:w15="http://schemas.microsoft.com/office/word/2012/wordml" xmlns:w10="urn:schemas-microsoft-com:office:word" xmlns:wpg="http://schemas.microsoft.com/office/word/2010/wordprocessingGroup" xmlns:wpi="http://schemas.microsoft.com/office/word/2010/wordprocessingInk" xmlns:wne="http://schemas.microsoft.com/office/word/2006/wordml" xmlns:wps="http://schemas.microsoft.com/office/word/2010/wordprocessingShape" xmlns:wpsCustomData="http://www.wps.cn/officeDocument/2013/wpsCustomData" mc:Ignorable="w14 w15 wp14">
-  <w:footnote w:type="separator" w:id="0">
-    <w:p>
-      <w:pPr>
-        <w:spacing w:line="360" w:lineRule="auto"/>
-      </w:pPr>
-      <w:r>
-        <w:separator/>
-      </w:r>
-    </w:p>
-  </w:footnote>
-  <w:footnote w:type="continuationSeparator" w:id="1">
-    <w:p>
-      <w:pPr>
-        <w:spacing w:line="360" w:lineRule="auto"/>
-      </w:pPr>
-      <w:r>
-        <w:continuationSeparator/>
-      </w:r>
-    </w:p>
-  </w:footnote>
-</w:footnotes>
-</file>
-
 <file path=word/header1.xml><?xml version="1.0" encoding="utf-8"?>
-<w:hdr xmlns:wpc="http://schemas.microsoft.com/office/word/2010/wordprocessingCanvas" xmlns:mc="http://schemas.openxmlformats.org/markup-compatibility/2006" xmlns:o="urn:schemas-microsoft-com:office:office" xmlns:r="http://schemas.openxmlformats.org/officeDocument/2006/relationships" xmlns:m="http://schemas.openxmlformats.org/officeDocument/2006/math" xmlns:v="urn:schemas-microsoft-com:vml" xmlns:wp14="http://schemas.microsoft.com/office/word/2010/wordprocessingDrawing" xmlns:wp="http://schemas.openxmlformats.org/drawingml/2006/wordprocessingDrawing" xmlns:w10="urn:schemas-microsoft-com:office:word" xmlns:w="http://schemas.openxmlformats.org/wordprocessingml/2006/main" xmlns:w14="http://schemas.microsoft.com/office/word/2010/wordml" xmlns:w15="http://schemas.microsoft.com/office/word/2012/wordml" xmlns:wpg="http://schemas.microsoft.com/office/word/2010/wordprocessingGroup" xmlns:wpi="http://schemas.microsoft.com/office/word/2010/wordprocessingInk" xmlns:wne="http://schemas.microsoft.com/office/word/2006/wordml" xmlns:wps="http://schemas.microsoft.com/office/word/2010/wordprocessingShape" xmlns:wpsCustomData="http://www.wps.cn/officeDocument/2013/wpsCustomData" mc:Ignorable="w14 w15 wp14">
+<w:hdr xmlns:wpc="http://schemas.microsoft.com/office/word/2010/wordprocessingCanvas" xmlns:mc="http://schemas.openxmlformats.org/markup-compatibility/2006" xmlns:o="urn:schemas-microsoft-com:office:office" xmlns:r="http://schemas.openxmlformats.org/officeDocument/2006/relationships" xmlns:m="http://schemas.openxmlformats.org/officeDocument/2006/math" xmlns:v="urn:schemas-microsoft-com:vml" xmlns:wp14="http://schemas.microsoft.com/office/word/2010/wordprocessingDrawing" xmlns:wp="http://schemas.openxmlformats.org/drawingml/2006/wordprocessingDrawing" xmlns:w10="urn:schemas-microsoft-com:office:word" xmlns:w="http://schemas.openxmlformats.org/wordprocessingml/2006/main" xmlns:w14="http://schemas.microsoft.com/office/word/2010/wordml" xmlns:w15="http://schemas.microsoft.com/office/word/2012/wordml" xmlns:wne="http://schemas.microsoft.com/office/word/2006/wordml" xmlns:wpg="http://schemas.microsoft.com/office/word/2010/wordprocessingGroup" xmlns:wpi="http://schemas.microsoft.com/office/word/2010/wordprocessingInk" xmlns:wps="http://schemas.microsoft.com/office/word/2010/wordprocessingShape" mc:Ignorable="w14 w15 wp14">
   <w:p>
     <w:pPr>
-      <w:pStyle w:val="15"/>
+      <w:pStyle w:val="Header"/>
       <w:pBdr>
-        <w:bottom w:val="single" w:color="auto" w:sz="4" w:space="1"/>
+        <w:bottom w:val="single" w:sz="4" w:space="1" w:color="auto"/>
       </w:pBdr>
       <w:tabs>
         <w:tab w:val="left" w:pos="335"/>
@@ -5717,7 +5582,7 @@
       </w:tabs>
       <w:jc w:val="right"/>
       <w:rPr>
-        <w:rFonts w:hint="eastAsia" w:eastAsiaTheme="minorEastAsia"/>
+        <w:rFonts w:eastAsiaTheme="minorEastAsia" w:hint="eastAsia"/>
         <w:lang w:eastAsia="zh-CN"/>
       </w:rPr>
     </w:pPr>
@@ -5726,15 +5591,15 @@
 </file>
 
 <file path=word/numbering.xml><?xml version="1.0" encoding="utf-8"?>
-<w:numbering xmlns:wpc="http://schemas.microsoft.com/office/word/2010/wordprocessingCanvas" xmlns:mc="http://schemas.openxmlformats.org/markup-compatibility/2006" xmlns:o="urn:schemas-microsoft-com:office:office" xmlns:r="http://schemas.openxmlformats.org/officeDocument/2006/relationships" xmlns:m="http://schemas.openxmlformats.org/officeDocument/2006/math" xmlns:v="urn:schemas-microsoft-com:vml" xmlns:wp14="http://schemas.microsoft.com/office/word/2010/wordprocessingDrawing" xmlns:wp="http://schemas.openxmlformats.org/drawingml/2006/wordprocessingDrawing" xmlns:w10="urn:schemas-microsoft-com:office:word" xmlns:w="http://schemas.openxmlformats.org/wordprocessingml/2006/main" xmlns:w14="http://schemas.microsoft.com/office/word/2010/wordml" xmlns:wpg="http://schemas.microsoft.com/office/word/2010/wordprocessingGroup" xmlns:wpi="http://schemas.microsoft.com/office/word/2010/wordprocessingInk" xmlns:wne="http://schemas.microsoft.com/office/word/2006/wordml" xmlns:wps="http://schemas.microsoft.com/office/word/2010/wordprocessingShape" xmlns:wpsCustomData="http://www.wps.cn/officeDocument/2013/wpsCustomData" mc:Ignorable="w14 wp14">
+<w:numbering xmlns:wpc="http://schemas.microsoft.com/office/word/2010/wordprocessingCanvas" xmlns:mc="http://schemas.openxmlformats.org/markup-compatibility/2006" xmlns:o="urn:schemas-microsoft-com:office:office" xmlns:r="http://schemas.openxmlformats.org/officeDocument/2006/relationships" xmlns:m="http://schemas.openxmlformats.org/officeDocument/2006/math" xmlns:v="urn:schemas-microsoft-com:vml" xmlns:wp14="http://schemas.microsoft.com/office/word/2010/wordprocessingDrawing" xmlns:wp="http://schemas.openxmlformats.org/drawingml/2006/wordprocessingDrawing" xmlns:w10="urn:schemas-microsoft-com:office:word" xmlns:w="http://schemas.openxmlformats.org/wordprocessingml/2006/main" xmlns:w14="http://schemas.microsoft.com/office/word/2010/wordml" xmlns:w15="http://schemas.microsoft.com/office/word/2012/wordml" xmlns:wne="http://schemas.microsoft.com/office/word/2006/wordml" xmlns:wpg="http://schemas.microsoft.com/office/word/2010/wordprocessingGroup" xmlns:wpi="http://schemas.microsoft.com/office/word/2010/wordprocessingInk" xmlns:wps="http://schemas.microsoft.com/office/word/2010/wordprocessingShape" mc:Ignorable="w14 w15 wp14">
   <w:abstractNum w:abstractNumId="0">
     <w:nsid w:val="8E964DCE"/>
     <w:multiLevelType w:val="multilevel"/>
     <w:tmpl w:val="8E964DCE"/>
-    <w:lvl w:ilvl="0" w:tentative="0">
+    <w:lvl w:ilvl="0">
       <w:start w:val="1"/>
       <w:numFmt w:val="decimal"/>
-      <w:pStyle w:val="2"/>
+      <w:pStyle w:val="Heading1"/>
       <w:lvlText w:val="%1."/>
       <w:lvlJc w:val="left"/>
       <w:pPr>
@@ -5744,10 +5609,10 @@
         <w:rFonts w:hint="default"/>
       </w:rPr>
     </w:lvl>
-    <w:lvl w:ilvl="1" w:tentative="0">
+    <w:lvl w:ilvl="1">
       <w:start w:val="1"/>
       <w:numFmt w:val="decimal"/>
-      <w:pStyle w:val="3"/>
+      <w:pStyle w:val="Heading2"/>
       <w:lvlText w:val="%1.%2."/>
       <w:lvlJc w:val="left"/>
       <w:pPr>
@@ -5757,10 +5622,10 @@
         <w:rFonts w:hint="default"/>
       </w:rPr>
     </w:lvl>
-    <w:lvl w:ilvl="2" w:tentative="0">
+    <w:lvl w:ilvl="2">
       <w:start w:val="1"/>
       <w:numFmt w:val="decimal"/>
-      <w:pStyle w:val="4"/>
+      <w:pStyle w:val="Heading3"/>
       <w:lvlText w:val="%1.%2.%3."/>
       <w:lvlJc w:val="left"/>
       <w:pPr>
@@ -5770,10 +5635,10 @@
         <w:rFonts w:hint="default"/>
       </w:rPr>
     </w:lvl>
-    <w:lvl w:ilvl="3" w:tentative="0">
+    <w:lvl w:ilvl="3">
       <w:start w:val="1"/>
       <w:numFmt w:val="decimal"/>
-      <w:pStyle w:val="5"/>
+      <w:pStyle w:val="Heading4"/>
       <w:lvlText w:val="%1.%2.%3.%4."/>
       <w:lvlJc w:val="left"/>
       <w:pPr>
@@ -5783,10 +5648,10 @@
         <w:rFonts w:hint="default"/>
       </w:rPr>
     </w:lvl>
-    <w:lvl w:ilvl="4" w:tentative="0">
+    <w:lvl w:ilvl="4">
       <w:start w:val="1"/>
       <w:numFmt w:val="decimal"/>
-      <w:pStyle w:val="6"/>
+      <w:pStyle w:val="Heading5"/>
       <w:lvlText w:val="%1.%2.%3.%4.%5."/>
       <w:lvlJc w:val="left"/>
       <w:pPr>
@@ -5796,10 +5661,10 @@
         <w:rFonts w:hint="default"/>
       </w:rPr>
     </w:lvl>
-    <w:lvl w:ilvl="5" w:tentative="0">
+    <w:lvl w:ilvl="5">
       <w:start w:val="1"/>
       <w:numFmt w:val="decimal"/>
-      <w:pStyle w:val="7"/>
+      <w:pStyle w:val="Heading6"/>
       <w:lvlText w:val="%1.%2.%3.%4.%5.%6."/>
       <w:lvlJc w:val="left"/>
       <w:pPr>
@@ -5809,10 +5674,10 @@
         <w:rFonts w:hint="default"/>
       </w:rPr>
     </w:lvl>
-    <w:lvl w:ilvl="6" w:tentative="0">
+    <w:lvl w:ilvl="6">
       <w:start w:val="1"/>
       <w:numFmt w:val="decimal"/>
-      <w:pStyle w:val="8"/>
+      <w:pStyle w:val="Heading7"/>
       <w:lvlText w:val="%1.%2.%3.%4.%5.%6.%7."/>
       <w:lvlJc w:val="left"/>
       <w:pPr>
@@ -5822,10 +5687,10 @@
         <w:rFonts w:hint="default"/>
       </w:rPr>
     </w:lvl>
-    <w:lvl w:ilvl="7" w:tentative="0">
+    <w:lvl w:ilvl="7">
       <w:start w:val="1"/>
       <w:numFmt w:val="decimal"/>
-      <w:pStyle w:val="9"/>
+      <w:pStyle w:val="Heading8"/>
       <w:lvlText w:val="%1.%2.%3.%4.%5.%6.%7.%8."/>
       <w:lvlJc w:val="left"/>
       <w:pPr>
@@ -5835,10 +5700,10 @@
         <w:rFonts w:hint="default"/>
       </w:rPr>
     </w:lvl>
-    <w:lvl w:ilvl="8" w:tentative="0">
+    <w:lvl w:ilvl="8">
       <w:start w:val="1"/>
       <w:numFmt w:val="decimal"/>
-      <w:pStyle w:val="10"/>
+      <w:pStyle w:val="Heading9"/>
       <w:lvlText w:val="%1.%2.%3.%4.%5.%6.%7.%8.%9."/>
       <w:lvlJc w:val="left"/>
       <w:pPr>
@@ -5853,7 +5718,7 @@
     <w:nsid w:val="5EA5A2A9"/>
     <w:multiLevelType w:val="singleLevel"/>
     <w:tmpl w:val="5EA5A2A9"/>
-    <w:lvl w:ilvl="0" w:tentative="0">
+    <w:lvl w:ilvl="0">
       <w:start w:val="1"/>
       <w:numFmt w:val="decimal"/>
       <w:lvlText w:val="%1."/>
@@ -5906,269 +5771,267 @@
 </file>
 
 <file path=word/styles.xml><?xml version="1.0" encoding="utf-8"?>
-<w:styles xmlns:mc="http://schemas.openxmlformats.org/markup-compatibility/2006" xmlns:o="urn:schemas-microsoft-com:office:office" xmlns:r="http://schemas.openxmlformats.org/officeDocument/2006/relationships" xmlns:m="http://schemas.openxmlformats.org/officeDocument/2006/math" xmlns:v="urn:schemas-microsoft-com:vml" xmlns:w="http://schemas.openxmlformats.org/wordprocessingml/2006/main" xmlns:w14="http://schemas.microsoft.com/office/word/2010/wordml" xmlns:w10="urn:schemas-microsoft-com:office:word" xmlns:sl="http://schemas.openxmlformats.org/schemaLibrary/2006/main" xmlns:wpsCustomData="http://www.wps.cn/officeDocument/2013/wpsCustomData" mc:Ignorable="w14">
+<w:styles xmlns:mc="http://schemas.openxmlformats.org/markup-compatibility/2006" xmlns:r="http://schemas.openxmlformats.org/officeDocument/2006/relationships" xmlns:w="http://schemas.openxmlformats.org/wordprocessingml/2006/main" xmlns:w14="http://schemas.microsoft.com/office/word/2010/wordml" xmlns:w15="http://schemas.microsoft.com/office/word/2012/wordml" mc:Ignorable="w14 w15">
   <w:docDefaults>
     <w:rPrDefault>
       <w:rPr>
-        <w:rFonts w:ascii="Times New Roman" w:hAnsi="Times New Roman" w:eastAsia="宋体" w:cs="Times New Roman"/>
+        <w:rFonts w:ascii="Times New Roman" w:eastAsia="宋体" w:hAnsi="Times New Roman" w:cs="Times New Roman"/>
       </w:rPr>
     </w:rPrDefault>
     <w:pPrDefault/>
   </w:docDefaults>
-  <w:latentStyles w:count="260" w:defQFormat="0" w:defUnhideWhenUsed="1" w:defSemiHidden="1" w:defUIPriority="99" w:defLockedState="0">
-    <w:lsdException w:qFormat="1" w:unhideWhenUsed="0" w:uiPriority="0" w:semiHidden="0" w:name="Normal"/>
-    <w:lsdException w:qFormat="1" w:unhideWhenUsed="0" w:uiPriority="0" w:semiHidden="0" w:name="heading 1"/>
-    <w:lsdException w:qFormat="1" w:uiPriority="0" w:semiHidden="0" w:name="heading 2"/>
-    <w:lsdException w:qFormat="1" w:uiPriority="0" w:name="heading 3"/>
-    <w:lsdException w:qFormat="1" w:uiPriority="0" w:semiHidden="0" w:name="heading 4"/>
-    <w:lsdException w:qFormat="1" w:uiPriority="0" w:name="heading 5"/>
-    <w:lsdException w:qFormat="1" w:uiPriority="0" w:name="heading 6"/>
-    <w:lsdException w:qFormat="1" w:uiPriority="0" w:name="heading 7"/>
-    <w:lsdException w:qFormat="1" w:uiPriority="0" w:name="heading 8"/>
-    <w:lsdException w:qFormat="1" w:uiPriority="0" w:name="heading 9"/>
-    <w:lsdException w:unhideWhenUsed="0" w:uiPriority="0" w:semiHidden="0" w:name="index 1"/>
-    <w:lsdException w:unhideWhenUsed="0" w:uiPriority="0" w:semiHidden="0" w:name="index 2"/>
-    <w:lsdException w:unhideWhenUsed="0" w:uiPriority="0" w:semiHidden="0" w:name="index 3"/>
-    <w:lsdException w:unhideWhenUsed="0" w:uiPriority="0" w:semiHidden="0" w:name="index 4"/>
-    <w:lsdException w:unhideWhenUsed="0" w:uiPriority="0" w:semiHidden="0" w:name="index 5"/>
-    <w:lsdException w:unhideWhenUsed="0" w:uiPriority="0" w:semiHidden="0" w:name="index 6"/>
-    <w:lsdException w:unhideWhenUsed="0" w:uiPriority="0" w:semiHidden="0" w:name="index 7"/>
-    <w:lsdException w:unhideWhenUsed="0" w:uiPriority="0" w:semiHidden="0" w:name="index 8"/>
-    <w:lsdException w:unhideWhenUsed="0" w:uiPriority="0" w:semiHidden="0" w:name="index 9"/>
-    <w:lsdException w:qFormat="1" w:unhideWhenUsed="0" w:uiPriority="0" w:semiHidden="0" w:name="toc 1"/>
-    <w:lsdException w:qFormat="1" w:unhideWhenUsed="0" w:uiPriority="0" w:semiHidden="0" w:name="toc 2"/>
-    <w:lsdException w:qFormat="1" w:unhideWhenUsed="0" w:uiPriority="0" w:semiHidden="0" w:name="toc 3"/>
-    <w:lsdException w:unhideWhenUsed="0" w:uiPriority="0" w:semiHidden="0" w:name="toc 4"/>
-    <w:lsdException w:unhideWhenUsed="0" w:uiPriority="0" w:semiHidden="0" w:name="toc 5"/>
-    <w:lsdException w:unhideWhenUsed="0" w:uiPriority="0" w:semiHidden="0" w:name="toc 6"/>
-    <w:lsdException w:unhideWhenUsed="0" w:uiPriority="0" w:semiHidden="0" w:name="toc 7"/>
-    <w:lsdException w:unhideWhenUsed="0" w:uiPriority="0" w:semiHidden="0" w:name="toc 8"/>
-    <w:lsdException w:unhideWhenUsed="0" w:uiPriority="0" w:semiHidden="0" w:name="toc 9"/>
-    <w:lsdException w:unhideWhenUsed="0" w:uiPriority="0" w:semiHidden="0" w:name="Normal Indent"/>
-    <w:lsdException w:unhideWhenUsed="0" w:uiPriority="0" w:semiHidden="0" w:name="footnote text"/>
-    <w:lsdException w:qFormat="1" w:unhideWhenUsed="0" w:uiPriority="0" w:semiHidden="0" w:name="annotation text"/>
-    <w:lsdException w:qFormat="1" w:unhideWhenUsed="0" w:uiPriority="0" w:semiHidden="0" w:name="header"/>
-    <w:lsdException w:qFormat="1" w:unhideWhenUsed="0" w:uiPriority="0" w:semiHidden="0" w:name="footer"/>
-    <w:lsdException w:unhideWhenUsed="0" w:uiPriority="0" w:semiHidden="0" w:name="index heading"/>
-    <w:lsdException w:qFormat="1" w:uiPriority="0" w:name="caption"/>
-    <w:lsdException w:unhideWhenUsed="0" w:uiPriority="0" w:semiHidden="0" w:name="table of figures"/>
-    <w:lsdException w:unhideWhenUsed="0" w:uiPriority="0" w:semiHidden="0" w:name="envelope address"/>
-    <w:lsdException w:unhideWhenUsed="0" w:uiPriority="0" w:semiHidden="0" w:name="envelope return"/>
-    <w:lsdException w:unhideWhenUsed="0" w:uiPriority="0" w:semiHidden="0" w:name="footnote reference"/>
-    <w:lsdException w:unhideWhenUsed="0" w:uiPriority="0" w:semiHidden="0" w:name="annotation reference"/>
-    <w:lsdException w:unhideWhenUsed="0" w:uiPriority="0" w:semiHidden="0" w:name="line number"/>
-    <w:lsdException w:unhideWhenUsed="0" w:uiPriority="0" w:semiHidden="0" w:name="page number"/>
-    <w:lsdException w:unhideWhenUsed="0" w:uiPriority="0" w:semiHidden="0" w:name="endnote reference"/>
-    <w:lsdException w:unhideWhenUsed="0" w:uiPriority="0" w:semiHidden="0" w:name="endnote text"/>
-    <w:lsdException w:unhideWhenUsed="0" w:uiPriority="0" w:semiHidden="0" w:name="table of authorities"/>
-    <w:lsdException w:unhideWhenUsed="0" w:uiPriority="0" w:semiHidden="0" w:name="macro"/>
-    <w:lsdException w:unhideWhenUsed="0" w:uiPriority="0" w:semiHidden="0" w:name="toa heading"/>
-    <w:lsdException w:unhideWhenUsed="0" w:uiPriority="0" w:semiHidden="0" w:name="List"/>
-    <w:lsdException w:unhideWhenUsed="0" w:uiPriority="0" w:semiHidden="0" w:name="List Bullet"/>
-    <w:lsdException w:unhideWhenUsed="0" w:uiPriority="0" w:semiHidden="0" w:name="List Number"/>
-    <w:lsdException w:unhideWhenUsed="0" w:uiPriority="0" w:semiHidden="0" w:name="List 2"/>
-    <w:lsdException w:unhideWhenUsed="0" w:uiPriority="0" w:semiHidden="0" w:name="List 3"/>
-    <w:lsdException w:unhideWhenUsed="0" w:uiPriority="0" w:semiHidden="0" w:name="List 4"/>
-    <w:lsdException w:unhideWhenUsed="0" w:uiPriority="0" w:semiHidden="0" w:name="List 5"/>
-    <w:lsdException w:unhideWhenUsed="0" w:uiPriority="0" w:semiHidden="0" w:name="List Bullet 2"/>
-    <w:lsdException w:unhideWhenUsed="0" w:uiPriority="0" w:semiHidden="0" w:name="List Bullet 3"/>
-    <w:lsdException w:unhideWhenUsed="0" w:uiPriority="0" w:semiHidden="0" w:name="List Bullet 4"/>
-    <w:lsdException w:unhideWhenUsed="0" w:uiPriority="0" w:semiHidden="0" w:name="List Bullet 5"/>
-    <w:lsdException w:unhideWhenUsed="0" w:uiPriority="0" w:semiHidden="0" w:name="List Number 2"/>
-    <w:lsdException w:unhideWhenUsed="0" w:uiPriority="0" w:semiHidden="0" w:name="List Number 3"/>
-    <w:lsdException w:unhideWhenUsed="0" w:uiPriority="0" w:semiHidden="0" w:name="List Number 4"/>
-    <w:lsdException w:unhideWhenUsed="0" w:uiPriority="0" w:semiHidden="0" w:name="List Number 5"/>
-    <w:lsdException w:qFormat="1" w:unhideWhenUsed="0" w:uiPriority="0" w:semiHidden="0" w:name="Title"/>
-    <w:lsdException w:unhideWhenUsed="0" w:uiPriority="0" w:semiHidden="0" w:name="Closing"/>
-    <w:lsdException w:unhideWhenUsed="0" w:uiPriority="0" w:semiHidden="0" w:name="Signature"/>
-    <w:lsdException w:qFormat="1" w:unhideWhenUsed="0" w:uiPriority="0" w:name="Default Paragraph Font"/>
-    <w:lsdException w:qFormat="1" w:unhideWhenUsed="0" w:uiPriority="0" w:name="Body Text"/>
-    <w:lsdException w:unhideWhenUsed="0" w:uiPriority="0" w:semiHidden="0" w:name="Body Text Indent"/>
-    <w:lsdException w:unhideWhenUsed="0" w:uiPriority="0" w:semiHidden="0" w:name="List Continue"/>
-    <w:lsdException w:unhideWhenUsed="0" w:uiPriority="0" w:semiHidden="0" w:name="List Continue 2"/>
-    <w:lsdException w:unhideWhenUsed="0" w:uiPriority="0" w:semiHidden="0" w:name="List Continue 3"/>
-    <w:lsdException w:unhideWhenUsed="0" w:uiPriority="0" w:semiHidden="0" w:name="List Continue 4"/>
-    <w:lsdException w:unhideWhenUsed="0" w:uiPriority="0" w:semiHidden="0" w:name="List Continue 5"/>
-    <w:lsdException w:unhideWhenUsed="0" w:uiPriority="0" w:semiHidden="0" w:name="Message Header"/>
-    <w:lsdException w:qFormat="1" w:unhideWhenUsed="0" w:uiPriority="0" w:semiHidden="0" w:name="Subtitle"/>
-    <w:lsdException w:unhideWhenUsed="0" w:uiPriority="0" w:semiHidden="0" w:name="Salutation"/>
-    <w:lsdException w:unhideWhenUsed="0" w:uiPriority="0" w:semiHidden="0" w:name="Date"/>
-    <w:lsdException w:unhideWhenUsed="0" w:uiPriority="0" w:semiHidden="0" w:name="Body Text First Indent"/>
-    <w:lsdException w:unhideWhenUsed="0" w:uiPriority="0" w:semiHidden="0" w:name="Body Text First Indent 2"/>
-    <w:lsdException w:uiPriority="99" w:name="Note Heading"/>
-    <w:lsdException w:unhideWhenUsed="0" w:uiPriority="0" w:semiHidden="0" w:name="Body Text 2"/>
-    <w:lsdException w:unhideWhenUsed="0" w:uiPriority="0" w:semiHidden="0" w:name="Body Text 3"/>
-    <w:lsdException w:unhideWhenUsed="0" w:uiPriority="0" w:semiHidden="0" w:name="Body Text Indent 2"/>
-    <w:lsdException w:unhideWhenUsed="0" w:uiPriority="0" w:semiHidden="0" w:name="Body Text Indent 3"/>
-    <w:lsdException w:unhideWhenUsed="0" w:uiPriority="0" w:semiHidden="0" w:name="Block Text"/>
-    <w:lsdException w:unhideWhenUsed="0" w:uiPriority="0" w:semiHidden="0" w:name="Hyperlink"/>
-    <w:lsdException w:unhideWhenUsed="0" w:uiPriority="0" w:semiHidden="0" w:name="FollowedHyperlink"/>
-    <w:lsdException w:qFormat="1" w:unhideWhenUsed="0" w:uiPriority="0" w:semiHidden="0" w:name="Strong"/>
-    <w:lsdException w:qFormat="1" w:unhideWhenUsed="0" w:uiPriority="0" w:semiHidden="0" w:name="Emphasis"/>
-    <w:lsdException w:unhideWhenUsed="0" w:uiPriority="0" w:semiHidden="0" w:name="Document Map"/>
-    <w:lsdException w:unhideWhenUsed="0" w:uiPriority="0" w:semiHidden="0" w:name="Plain Text"/>
-    <w:lsdException w:unhideWhenUsed="0" w:uiPriority="0" w:semiHidden="0" w:name="E-mail Signature"/>
-    <w:lsdException w:qFormat="1" w:unhideWhenUsed="0" w:uiPriority="0" w:semiHidden="0" w:name="Normal (Web)"/>
-    <w:lsdException w:unhideWhenUsed="0" w:uiPriority="0" w:semiHidden="0" w:name="HTML Acronym"/>
-    <w:lsdException w:unhideWhenUsed="0" w:uiPriority="0" w:semiHidden="0" w:name="HTML Address"/>
-    <w:lsdException w:unhideWhenUsed="0" w:uiPriority="0" w:semiHidden="0" w:name="HTML Cite"/>
-    <w:lsdException w:unhideWhenUsed="0" w:uiPriority="0" w:semiHidden="0" w:name="HTML Code"/>
-    <w:lsdException w:unhideWhenUsed="0" w:uiPriority="0" w:semiHidden="0" w:name="HTML Definition"/>
-    <w:lsdException w:unhideWhenUsed="0" w:uiPriority="0" w:semiHidden="0" w:name="HTML Keyboard"/>
-    <w:lsdException w:unhideWhenUsed="0" w:uiPriority="0" w:semiHidden="0" w:name="HTML Preformatted"/>
-    <w:lsdException w:unhideWhenUsed="0" w:uiPriority="0" w:semiHidden="0" w:name="HTML Sample"/>
-    <w:lsdException w:unhideWhenUsed="0" w:uiPriority="0" w:semiHidden="0" w:name="HTML Typewriter"/>
-    <w:lsdException w:unhideWhenUsed="0" w:uiPriority="0" w:semiHidden="0" w:name="HTML Variable"/>
-    <w:lsdException w:qFormat="1" w:unhideWhenUsed="0" w:uiPriority="0" w:name="Normal Table"/>
-    <w:lsdException w:unhideWhenUsed="0" w:uiPriority="0" w:semiHidden="0" w:name="annotation subject"/>
-    <w:lsdException w:unhideWhenUsed="0" w:uiPriority="0" w:semiHidden="0" w:name="Table Simple 1"/>
-    <w:lsdException w:unhideWhenUsed="0" w:uiPriority="0" w:semiHidden="0" w:name="Table Simple 2"/>
-    <w:lsdException w:unhideWhenUsed="0" w:uiPriority="0" w:semiHidden="0" w:name="Table Simple 3"/>
-    <w:lsdException w:unhideWhenUsed="0" w:uiPriority="0" w:semiHidden="0" w:name="Table Classic 1"/>
-    <w:lsdException w:unhideWhenUsed="0" w:uiPriority="0" w:semiHidden="0" w:name="Table Classic 2"/>
-    <w:lsdException w:unhideWhenUsed="0" w:uiPriority="0" w:semiHidden="0" w:name="Table Classic 3"/>
-    <w:lsdException w:unhideWhenUsed="0" w:uiPriority="0" w:semiHidden="0" w:name="Table Classic 4"/>
-    <w:lsdException w:unhideWhenUsed="0" w:uiPriority="0" w:semiHidden="0" w:name="Table Colorful 1"/>
-    <w:lsdException w:unhideWhenUsed="0" w:uiPriority="0" w:semiHidden="0" w:name="Table Colorful 2"/>
-    <w:lsdException w:unhideWhenUsed="0" w:uiPriority="0" w:semiHidden="0" w:name="Table Colorful 3"/>
-    <w:lsdException w:unhideWhenUsed="0" w:uiPriority="0" w:semiHidden="0" w:name="Table Columns 1"/>
-    <w:lsdException w:unhideWhenUsed="0" w:uiPriority="0" w:semiHidden="0" w:name="Table Columns 2"/>
-    <w:lsdException w:unhideWhenUsed="0" w:uiPriority="0" w:semiHidden="0" w:name="Table Columns 3"/>
-    <w:lsdException w:unhideWhenUsed="0" w:uiPriority="0" w:semiHidden="0" w:name="Table Columns 4"/>
-    <w:lsdException w:unhideWhenUsed="0" w:uiPriority="0" w:semiHidden="0" w:name="Table Columns 5"/>
-    <w:lsdException w:unhideWhenUsed="0" w:uiPriority="0" w:semiHidden="0" w:name="Table Grid 1"/>
-    <w:lsdException w:unhideWhenUsed="0" w:uiPriority="0" w:semiHidden="0" w:name="Table Grid 2"/>
-    <w:lsdException w:unhideWhenUsed="0" w:uiPriority="0" w:semiHidden="0" w:name="Table Grid 3"/>
-    <w:lsdException w:unhideWhenUsed="0" w:uiPriority="0" w:semiHidden="0" w:name="Table Grid 4"/>
-    <w:lsdException w:unhideWhenUsed="0" w:uiPriority="0" w:semiHidden="0" w:name="Table Grid 5"/>
-    <w:lsdException w:unhideWhenUsed="0" w:uiPriority="0" w:semiHidden="0" w:name="Table Grid 6"/>
-    <w:lsdException w:unhideWhenUsed="0" w:uiPriority="0" w:semiHidden="0" w:name="Table Grid 7"/>
-    <w:lsdException w:unhideWhenUsed="0" w:uiPriority="0" w:semiHidden="0" w:name="Table Grid 8"/>
-    <w:lsdException w:unhideWhenUsed="0" w:uiPriority="0" w:semiHidden="0" w:name="Table List 1"/>
-    <w:lsdException w:unhideWhenUsed="0" w:uiPriority="0" w:semiHidden="0" w:name="Table List 2"/>
-    <w:lsdException w:unhideWhenUsed="0" w:uiPriority="0" w:semiHidden="0" w:name="Table List 3"/>
-    <w:lsdException w:unhideWhenUsed="0" w:uiPriority="0" w:semiHidden="0" w:name="Table List 4"/>
-    <w:lsdException w:unhideWhenUsed="0" w:uiPriority="0" w:semiHidden="0" w:name="Table List 5"/>
-    <w:lsdException w:unhideWhenUsed="0" w:uiPriority="0" w:semiHidden="0" w:name="Table List 6"/>
-    <w:lsdException w:unhideWhenUsed="0" w:uiPriority="0" w:semiHidden="0" w:name="Table List 7"/>
-    <w:lsdException w:unhideWhenUsed="0" w:uiPriority="0" w:semiHidden="0" w:name="Table List 8"/>
-    <w:lsdException w:unhideWhenUsed="0" w:uiPriority="0" w:semiHidden="0" w:name="Table 3D effects 1"/>
-    <w:lsdException w:unhideWhenUsed="0" w:uiPriority="0" w:semiHidden="0" w:name="Table 3D effects 2"/>
-    <w:lsdException w:unhideWhenUsed="0" w:uiPriority="0" w:semiHidden="0" w:name="Table 3D effects 3"/>
-    <w:lsdException w:unhideWhenUsed="0" w:uiPriority="0" w:semiHidden="0" w:name="Table Contemporary"/>
-    <w:lsdException w:unhideWhenUsed="0" w:uiPriority="0" w:semiHidden="0" w:name="Table Elegant"/>
-    <w:lsdException w:unhideWhenUsed="0" w:uiPriority="0" w:semiHidden="0" w:name="Table Professional"/>
-    <w:lsdException w:unhideWhenUsed="0" w:uiPriority="0" w:semiHidden="0" w:name="Table Subtle 1"/>
-    <w:lsdException w:unhideWhenUsed="0" w:uiPriority="0" w:semiHidden="0" w:name="Table Subtle 2"/>
-    <w:lsdException w:unhideWhenUsed="0" w:uiPriority="0" w:semiHidden="0" w:name="Table Web 1"/>
-    <w:lsdException w:unhideWhenUsed="0" w:uiPriority="0" w:semiHidden="0" w:name="Table Web 2"/>
-    <w:lsdException w:unhideWhenUsed="0" w:uiPriority="0" w:semiHidden="0" w:name="Table Web 3"/>
-    <w:lsdException w:unhideWhenUsed="0" w:uiPriority="0" w:semiHidden="0" w:name="Balloon Text"/>
-    <w:lsdException w:qFormat="1" w:unhideWhenUsed="0" w:uiPriority="0" w:semiHidden="0" w:name="Table Grid"/>
-    <w:lsdException w:unhideWhenUsed="0" w:uiPriority="0" w:semiHidden="0" w:name="Table Theme"/>
-    <w:lsdException w:unhideWhenUsed="0" w:uiPriority="60" w:semiHidden="0" w:name="Light Shading"/>
-    <w:lsdException w:unhideWhenUsed="0" w:uiPriority="61" w:semiHidden="0" w:name="Light List"/>
-    <w:lsdException w:unhideWhenUsed="0" w:uiPriority="62" w:semiHidden="0" w:name="Light Grid"/>
-    <w:lsdException w:unhideWhenUsed="0" w:uiPriority="63" w:semiHidden="0" w:name="Medium Shading 1"/>
-    <w:lsdException w:unhideWhenUsed="0" w:uiPriority="64" w:semiHidden="0" w:name="Medium Shading 2"/>
-    <w:lsdException w:unhideWhenUsed="0" w:uiPriority="65" w:semiHidden="0" w:name="Medium List 1"/>
-    <w:lsdException w:unhideWhenUsed="0" w:uiPriority="66" w:semiHidden="0" w:name="Medium List 2"/>
-    <w:lsdException w:unhideWhenUsed="0" w:uiPriority="67" w:semiHidden="0" w:name="Medium Grid 1"/>
-    <w:lsdException w:unhideWhenUsed="0" w:uiPriority="68" w:semiHidden="0" w:name="Medium Grid 2"/>
-    <w:lsdException w:unhideWhenUsed="0" w:uiPriority="69" w:semiHidden="0" w:name="Medium Grid 3"/>
-    <w:lsdException w:unhideWhenUsed="0" w:uiPriority="70" w:semiHidden="0" w:name="Dark List"/>
-    <w:lsdException w:unhideWhenUsed="0" w:uiPriority="71" w:semiHidden="0" w:name="Colorful Shading"/>
-    <w:lsdException w:unhideWhenUsed="0" w:uiPriority="72" w:semiHidden="0" w:name="Colorful List"/>
-    <w:lsdException w:unhideWhenUsed="0" w:uiPriority="73" w:semiHidden="0" w:name="Colorful Grid"/>
-    <w:lsdException w:unhideWhenUsed="0" w:uiPriority="60" w:semiHidden="0" w:name="Light Shading Accent 1"/>
-    <w:lsdException w:unhideWhenUsed="0" w:uiPriority="61" w:semiHidden="0" w:name="Light List Accent 1"/>
-    <w:lsdException w:unhideWhenUsed="0" w:uiPriority="62" w:semiHidden="0" w:name="Light Grid Accent 1"/>
-    <w:lsdException w:unhideWhenUsed="0" w:uiPriority="63" w:semiHidden="0" w:name="Medium Shading 1 Accent 1"/>
-    <w:lsdException w:unhideWhenUsed="0" w:uiPriority="64" w:semiHidden="0" w:name="Medium Shading 2 Accent 1"/>
-    <w:lsdException w:unhideWhenUsed="0" w:uiPriority="65" w:semiHidden="0" w:name="Medium List 1 Accent 1"/>
-    <w:lsdException w:unhideWhenUsed="0" w:uiPriority="66" w:semiHidden="0" w:name="Medium List 2 Accent 1"/>
-    <w:lsdException w:unhideWhenUsed="0" w:uiPriority="67" w:semiHidden="0" w:name="Medium Grid 1 Accent 1"/>
-    <w:lsdException w:unhideWhenUsed="0" w:uiPriority="68" w:semiHidden="0" w:name="Medium Grid 2 Accent 1"/>
-    <w:lsdException w:unhideWhenUsed="0" w:uiPriority="69" w:semiHidden="0" w:name="Medium Grid 3 Accent 1"/>
-    <w:lsdException w:unhideWhenUsed="0" w:uiPriority="70" w:semiHidden="0" w:name="Dark List Accent 1"/>
-    <w:lsdException w:unhideWhenUsed="0" w:uiPriority="71" w:semiHidden="0" w:name="Colorful Shading Accent 1"/>
-    <w:lsdException w:unhideWhenUsed="0" w:uiPriority="72" w:semiHidden="0" w:name="Colorful List Accent 1"/>
-    <w:lsdException w:unhideWhenUsed="0" w:uiPriority="73" w:semiHidden="0" w:name="Colorful Grid Accent 1"/>
-    <w:lsdException w:unhideWhenUsed="0" w:uiPriority="60" w:semiHidden="0" w:name="Light Shading Accent 2"/>
-    <w:lsdException w:unhideWhenUsed="0" w:uiPriority="61" w:semiHidden="0" w:name="Light List Accent 2"/>
-    <w:lsdException w:unhideWhenUsed="0" w:uiPriority="62" w:semiHidden="0" w:name="Light Grid Accent 2"/>
-    <w:lsdException w:unhideWhenUsed="0" w:uiPriority="63" w:semiHidden="0" w:name="Medium Shading 1 Accent 2"/>
-    <w:lsdException w:unhideWhenUsed="0" w:uiPriority="64" w:semiHidden="0" w:name="Medium Shading 2 Accent 2"/>
-    <w:lsdException w:unhideWhenUsed="0" w:uiPriority="65" w:semiHidden="0" w:name="Medium List 1 Accent 2"/>
-    <w:lsdException w:unhideWhenUsed="0" w:uiPriority="66" w:semiHidden="0" w:name="Medium List 2 Accent 2"/>
-    <w:lsdException w:unhideWhenUsed="0" w:uiPriority="67" w:semiHidden="0" w:name="Medium Grid 1 Accent 2"/>
-    <w:lsdException w:unhideWhenUsed="0" w:uiPriority="68" w:semiHidden="0" w:name="Medium Grid 2 Accent 2"/>
-    <w:lsdException w:unhideWhenUsed="0" w:uiPriority="69" w:semiHidden="0" w:name="Medium Grid 3 Accent 2"/>
-    <w:lsdException w:unhideWhenUsed="0" w:uiPriority="70" w:semiHidden="0" w:name="Dark List Accent 2"/>
-    <w:lsdException w:unhideWhenUsed="0" w:uiPriority="71" w:semiHidden="0" w:name="Colorful Shading Accent 2"/>
-    <w:lsdException w:unhideWhenUsed="0" w:uiPriority="72" w:semiHidden="0" w:name="Colorful List Accent 2"/>
-    <w:lsdException w:unhideWhenUsed="0" w:uiPriority="73" w:semiHidden="0" w:name="Colorful Grid Accent 2"/>
-    <w:lsdException w:unhideWhenUsed="0" w:uiPriority="60" w:semiHidden="0" w:name="Light Shading Accent 3"/>
-    <w:lsdException w:unhideWhenUsed="0" w:uiPriority="61" w:semiHidden="0" w:name="Light List Accent 3"/>
-    <w:lsdException w:unhideWhenUsed="0" w:uiPriority="62" w:semiHidden="0" w:name="Light Grid Accent 3"/>
-    <w:lsdException w:unhideWhenUsed="0" w:uiPriority="63" w:semiHidden="0" w:name="Medium Shading 1 Accent 3"/>
-    <w:lsdException w:unhideWhenUsed="0" w:uiPriority="64" w:semiHidden="0" w:name="Medium Shading 2 Accent 3"/>
-    <w:lsdException w:unhideWhenUsed="0" w:uiPriority="65" w:semiHidden="0" w:name="Medium List 1 Accent 3"/>
-    <w:lsdException w:unhideWhenUsed="0" w:uiPriority="66" w:semiHidden="0" w:name="Medium List 2 Accent 3"/>
-    <w:lsdException w:unhideWhenUsed="0" w:uiPriority="67" w:semiHidden="0" w:name="Medium Grid 1 Accent 3"/>
-    <w:lsdException w:unhideWhenUsed="0" w:uiPriority="68" w:semiHidden="0" w:name="Medium Grid 2 Accent 3"/>
-    <w:lsdException w:unhideWhenUsed="0" w:uiPriority="69" w:semiHidden="0" w:name="Medium Grid 3 Accent 3"/>
-    <w:lsdException w:unhideWhenUsed="0" w:uiPriority="70" w:semiHidden="0" w:name="Dark List Accent 3"/>
-    <w:lsdException w:unhideWhenUsed="0" w:uiPriority="71" w:semiHidden="0" w:name="Colorful Shading Accent 3"/>
-    <w:lsdException w:unhideWhenUsed="0" w:uiPriority="72" w:semiHidden="0" w:name="Colorful List Accent 3"/>
-    <w:lsdException w:unhideWhenUsed="0" w:uiPriority="73" w:semiHidden="0" w:name="Colorful Grid Accent 3"/>
-    <w:lsdException w:unhideWhenUsed="0" w:uiPriority="60" w:semiHidden="0" w:name="Light Shading Accent 4"/>
-    <w:lsdException w:unhideWhenUsed="0" w:uiPriority="61" w:semiHidden="0" w:name="Light List Accent 4"/>
-    <w:lsdException w:unhideWhenUsed="0" w:uiPriority="62" w:semiHidden="0" w:name="Light Grid Accent 4"/>
-    <w:lsdException w:unhideWhenUsed="0" w:uiPriority="63" w:semiHidden="0" w:name="Medium Shading 1 Accent 4"/>
-    <w:lsdException w:unhideWhenUsed="0" w:uiPriority="64" w:semiHidden="0" w:name="Medium Shading 2 Accent 4"/>
-    <w:lsdException w:unhideWhenUsed="0" w:uiPriority="65" w:semiHidden="0" w:name="Medium List 1 Accent 4"/>
-    <w:lsdException w:unhideWhenUsed="0" w:uiPriority="66" w:semiHidden="0" w:name="Medium List 2 Accent 4"/>
-    <w:lsdException w:unhideWhenUsed="0" w:uiPriority="67" w:semiHidden="0" w:name="Medium Grid 1 Accent 4"/>
-    <w:lsdException w:unhideWhenUsed="0" w:uiPriority="68" w:semiHidden="0" w:name="Medium Grid 2 Accent 4"/>
-    <w:lsdException w:unhideWhenUsed="0" w:uiPriority="69" w:semiHidden="0" w:name="Medium Grid 3 Accent 4"/>
-    <w:lsdException w:unhideWhenUsed="0" w:uiPriority="70" w:semiHidden="0" w:name="Dark List Accent 4"/>
-    <w:lsdException w:unhideWhenUsed="0" w:uiPriority="71" w:semiHidden="0" w:name="Colorful Shading Accent 4"/>
-    <w:lsdException w:unhideWhenUsed="0" w:uiPriority="72" w:semiHidden="0" w:name="Colorful List Accent 4"/>
-    <w:lsdException w:unhideWhenUsed="0" w:uiPriority="73" w:semiHidden="0" w:name="Colorful Grid Accent 4"/>
-    <w:lsdException w:unhideWhenUsed="0" w:uiPriority="60" w:semiHidden="0" w:name="Light Shading Accent 5"/>
-    <w:lsdException w:unhideWhenUsed="0" w:uiPriority="61" w:semiHidden="0" w:name="Light List Accent 5"/>
-    <w:lsdException w:unhideWhenUsed="0" w:uiPriority="62" w:semiHidden="0" w:name="Light Grid Accent 5"/>
-    <w:lsdException w:unhideWhenUsed="0" w:uiPriority="63" w:semiHidden="0" w:name="Medium Shading 1 Accent 5"/>
-    <w:lsdException w:unhideWhenUsed="0" w:uiPriority="64" w:semiHidden="0" w:name="Medium Shading 2 Accent 5"/>
-    <w:lsdException w:unhideWhenUsed="0" w:uiPriority="65" w:semiHidden="0" w:name="Medium List 1 Accent 5"/>
-    <w:lsdException w:unhideWhenUsed="0" w:uiPriority="66" w:semiHidden="0" w:name="Medium List 2 Accent 5"/>
-    <w:lsdException w:unhideWhenUsed="0" w:uiPriority="67" w:semiHidden="0" w:name="Medium Grid 1 Accent 5"/>
-    <w:lsdException w:unhideWhenUsed="0" w:uiPriority="68" w:semiHidden="0" w:name="Medium Grid 2 Accent 5"/>
-    <w:lsdException w:unhideWhenUsed="0" w:uiPriority="69" w:semiHidden="0" w:name="Medium Grid 3 Accent 5"/>
-    <w:lsdException w:unhideWhenUsed="0" w:uiPriority="70" w:semiHidden="0" w:name="Dark List Accent 5"/>
-    <w:lsdException w:unhideWhenUsed="0" w:uiPriority="71" w:semiHidden="0" w:name="Colorful Shading Accent 5"/>
-    <w:lsdException w:unhideWhenUsed="0" w:uiPriority="72" w:semiHidden="0" w:name="Colorful List Accent 5"/>
-    <w:lsdException w:unhideWhenUsed="0" w:uiPriority="73" w:semiHidden="0" w:name="Colorful Grid Accent 5"/>
-    <w:lsdException w:unhideWhenUsed="0" w:uiPriority="60" w:semiHidden="0" w:name="Light Shading Accent 6"/>
-    <w:lsdException w:unhideWhenUsed="0" w:uiPriority="61" w:semiHidden="0" w:name="Light List Accent 6"/>
-    <w:lsdException w:unhideWhenUsed="0" w:uiPriority="62" w:semiHidden="0" w:name="Light Grid Accent 6"/>
-    <w:lsdException w:unhideWhenUsed="0" w:uiPriority="63" w:semiHidden="0" w:name="Medium Shading 1 Accent 6"/>
-    <w:lsdException w:unhideWhenUsed="0" w:uiPriority="64" w:semiHidden="0" w:name="Medium Shading 2 Accent 6"/>
-    <w:lsdException w:unhideWhenUsed="0" w:uiPriority="65" w:semiHidden="0" w:name="Medium List 1 Accent 6"/>
-    <w:lsdException w:unhideWhenUsed="0" w:uiPriority="66" w:semiHidden="0" w:name="Medium List 2 Accent 6"/>
-    <w:lsdException w:unhideWhenUsed="0" w:uiPriority="67" w:semiHidden="0" w:name="Medium Grid 1 Accent 6"/>
-    <w:lsdException w:unhideWhenUsed="0" w:uiPriority="68" w:semiHidden="0" w:name="Medium Grid 2 Accent 6"/>
-    <w:lsdException w:unhideWhenUsed="0" w:uiPriority="69" w:semiHidden="0" w:name="Medium Grid 3 Accent 6"/>
-    <w:lsdException w:unhideWhenUsed="0" w:uiPriority="70" w:semiHidden="0" w:name="Dark List Accent 6"/>
-    <w:lsdException w:unhideWhenUsed="0" w:uiPriority="71" w:semiHidden="0" w:name="Colorful Shading Accent 6"/>
-    <w:lsdException w:unhideWhenUsed="0" w:uiPriority="72" w:semiHidden="0" w:name="Colorful List Accent 6"/>
-    <w:lsdException w:unhideWhenUsed="0" w:uiPriority="73" w:semiHidden="0" w:name="Colorful Grid Accent 6"/>
+  <w:latentStyles w:defLockedState="0" w:defUIPriority="99" w:defSemiHidden="1" w:defUnhideWhenUsed="1" w:defQFormat="0" w:count="260">
+    <w:lsdException w:name="Normal" w:semiHidden="0" w:uiPriority="0" w:unhideWhenUsed="0" w:qFormat="1"/>
+    <w:lsdException w:name="heading 1" w:semiHidden="0" w:uiPriority="0" w:unhideWhenUsed="0" w:qFormat="1"/>
+    <w:lsdException w:name="heading 2" w:semiHidden="0" w:uiPriority="0" w:qFormat="1"/>
+    <w:lsdException w:name="heading 3" w:uiPriority="0" w:qFormat="1"/>
+    <w:lsdException w:name="heading 4" w:semiHidden="0" w:uiPriority="0" w:qFormat="1"/>
+    <w:lsdException w:name="heading 5" w:uiPriority="0" w:qFormat="1"/>
+    <w:lsdException w:name="heading 6" w:uiPriority="0" w:qFormat="1"/>
+    <w:lsdException w:name="heading 7" w:uiPriority="0" w:qFormat="1"/>
+    <w:lsdException w:name="heading 8" w:uiPriority="0" w:qFormat="1"/>
+    <w:lsdException w:name="heading 9" w:uiPriority="0" w:qFormat="1"/>
+    <w:lsdException w:name="index 1" w:semiHidden="0" w:uiPriority="0" w:unhideWhenUsed="0"/>
+    <w:lsdException w:name="index 2" w:semiHidden="0" w:uiPriority="0" w:unhideWhenUsed="0"/>
+    <w:lsdException w:name="index 3" w:semiHidden="0" w:uiPriority="0" w:unhideWhenUsed="0"/>
+    <w:lsdException w:name="index 4" w:semiHidden="0" w:uiPriority="0" w:unhideWhenUsed="0"/>
+    <w:lsdException w:name="index 5" w:semiHidden="0" w:uiPriority="0" w:unhideWhenUsed="0"/>
+    <w:lsdException w:name="index 6" w:semiHidden="0" w:uiPriority="0" w:unhideWhenUsed="0"/>
+    <w:lsdException w:name="index 7" w:semiHidden="0" w:uiPriority="0" w:unhideWhenUsed="0"/>
+    <w:lsdException w:name="index 8" w:semiHidden="0" w:uiPriority="0" w:unhideWhenUsed="0"/>
+    <w:lsdException w:name="index 9" w:semiHidden="0" w:uiPriority="0" w:unhideWhenUsed="0"/>
+    <w:lsdException w:name="toc 1" w:semiHidden="0" w:uiPriority="0" w:unhideWhenUsed="0" w:qFormat="1"/>
+    <w:lsdException w:name="toc 2" w:semiHidden="0" w:uiPriority="0" w:unhideWhenUsed="0" w:qFormat="1"/>
+    <w:lsdException w:name="toc 3" w:semiHidden="0" w:uiPriority="0" w:unhideWhenUsed="0" w:qFormat="1"/>
+    <w:lsdException w:name="toc 4" w:semiHidden="0" w:uiPriority="0" w:unhideWhenUsed="0"/>
+    <w:lsdException w:name="toc 5" w:semiHidden="0" w:uiPriority="0" w:unhideWhenUsed="0"/>
+    <w:lsdException w:name="toc 6" w:semiHidden="0" w:uiPriority="0" w:unhideWhenUsed="0"/>
+    <w:lsdException w:name="toc 7" w:semiHidden="0" w:uiPriority="0" w:unhideWhenUsed="0"/>
+    <w:lsdException w:name="toc 8" w:semiHidden="0" w:uiPriority="0" w:unhideWhenUsed="0"/>
+    <w:lsdException w:name="toc 9" w:semiHidden="0" w:uiPriority="0" w:unhideWhenUsed="0"/>
+    <w:lsdException w:name="Normal Indent" w:semiHidden="0" w:uiPriority="0" w:unhideWhenUsed="0"/>
+    <w:lsdException w:name="footnote text" w:semiHidden="0" w:uiPriority="0" w:unhideWhenUsed="0"/>
+    <w:lsdException w:name="annotation text" w:semiHidden="0" w:uiPriority="0" w:unhideWhenUsed="0" w:qFormat="1"/>
+    <w:lsdException w:name="header" w:semiHidden="0" w:uiPriority="0" w:unhideWhenUsed="0" w:qFormat="1"/>
+    <w:lsdException w:name="footer" w:semiHidden="0" w:uiPriority="0" w:unhideWhenUsed="0" w:qFormat="1"/>
+    <w:lsdException w:name="index heading" w:semiHidden="0" w:uiPriority="0" w:unhideWhenUsed="0"/>
+    <w:lsdException w:name="caption" w:uiPriority="0" w:qFormat="1"/>
+    <w:lsdException w:name="table of figures" w:semiHidden="0" w:uiPriority="0" w:unhideWhenUsed="0"/>
+    <w:lsdException w:name="envelope address" w:semiHidden="0" w:uiPriority="0" w:unhideWhenUsed="0"/>
+    <w:lsdException w:name="envelope return" w:semiHidden="0" w:uiPriority="0" w:unhideWhenUsed="0"/>
+    <w:lsdException w:name="footnote reference" w:semiHidden="0" w:uiPriority="0" w:unhideWhenUsed="0"/>
+    <w:lsdException w:name="annotation reference" w:semiHidden="0" w:uiPriority="0" w:unhideWhenUsed="0"/>
+    <w:lsdException w:name="line number" w:semiHidden="0" w:uiPriority="0" w:unhideWhenUsed="0"/>
+    <w:lsdException w:name="page number" w:semiHidden="0" w:uiPriority="0" w:unhideWhenUsed="0"/>
+    <w:lsdException w:name="endnote reference" w:semiHidden="0" w:uiPriority="0" w:unhideWhenUsed="0"/>
+    <w:lsdException w:name="endnote text" w:semiHidden="0" w:uiPriority="0" w:unhideWhenUsed="0"/>
+    <w:lsdException w:name="table of authorities" w:semiHidden="0" w:uiPriority="0" w:unhideWhenUsed="0"/>
+    <w:lsdException w:name="macro" w:semiHidden="0" w:uiPriority="0" w:unhideWhenUsed="0"/>
+    <w:lsdException w:name="toa heading" w:semiHidden="0" w:uiPriority="0" w:unhideWhenUsed="0"/>
+    <w:lsdException w:name="List" w:semiHidden="0" w:uiPriority="0" w:unhideWhenUsed="0"/>
+    <w:lsdException w:name="List Bullet" w:semiHidden="0" w:uiPriority="0" w:unhideWhenUsed="0"/>
+    <w:lsdException w:name="List Number" w:semiHidden="0" w:uiPriority="0" w:unhideWhenUsed="0"/>
+    <w:lsdException w:name="List 2" w:semiHidden="0" w:uiPriority="0" w:unhideWhenUsed="0"/>
+    <w:lsdException w:name="List 3" w:semiHidden="0" w:uiPriority="0" w:unhideWhenUsed="0"/>
+    <w:lsdException w:name="List 4" w:semiHidden="0" w:uiPriority="0" w:unhideWhenUsed="0"/>
+    <w:lsdException w:name="List 5" w:semiHidden="0" w:uiPriority="0" w:unhideWhenUsed="0"/>
+    <w:lsdException w:name="List Bullet 2" w:semiHidden="0" w:uiPriority="0" w:unhideWhenUsed="0"/>
+    <w:lsdException w:name="List Bullet 3" w:semiHidden="0" w:uiPriority="0" w:unhideWhenUsed="0"/>
+    <w:lsdException w:name="List Bullet 4" w:semiHidden="0" w:uiPriority="0" w:unhideWhenUsed="0"/>
+    <w:lsdException w:name="List Bullet 5" w:semiHidden="0" w:uiPriority="0" w:unhideWhenUsed="0"/>
+    <w:lsdException w:name="List Number 2" w:semiHidden="0" w:uiPriority="0" w:unhideWhenUsed="0"/>
+    <w:lsdException w:name="List Number 3" w:semiHidden="0" w:uiPriority="0" w:unhideWhenUsed="0"/>
+    <w:lsdException w:name="List Number 4" w:semiHidden="0" w:uiPriority="0" w:unhideWhenUsed="0"/>
+    <w:lsdException w:name="List Number 5" w:semiHidden="0" w:uiPriority="0" w:unhideWhenUsed="0"/>
+    <w:lsdException w:name="Title" w:semiHidden="0" w:uiPriority="0" w:unhideWhenUsed="0" w:qFormat="1"/>
+    <w:lsdException w:name="Closing" w:semiHidden="0" w:uiPriority="0" w:unhideWhenUsed="0"/>
+    <w:lsdException w:name="Signature" w:semiHidden="0" w:uiPriority="0" w:unhideWhenUsed="0"/>
+    <w:lsdException w:name="Default Paragraph Font" w:uiPriority="0" w:unhideWhenUsed="0" w:qFormat="1"/>
+    <w:lsdException w:name="Body Text" w:uiPriority="0" w:unhideWhenUsed="0" w:qFormat="1"/>
+    <w:lsdException w:name="Body Text Indent" w:semiHidden="0" w:uiPriority="0" w:unhideWhenUsed="0"/>
+    <w:lsdException w:name="List Continue" w:semiHidden="0" w:uiPriority="0" w:unhideWhenUsed="0"/>
+    <w:lsdException w:name="List Continue 2" w:semiHidden="0" w:uiPriority="0" w:unhideWhenUsed="0"/>
+    <w:lsdException w:name="List Continue 3" w:semiHidden="0" w:uiPriority="0" w:unhideWhenUsed="0"/>
+    <w:lsdException w:name="List Continue 4" w:semiHidden="0" w:uiPriority="0" w:unhideWhenUsed="0"/>
+    <w:lsdException w:name="List Continue 5" w:semiHidden="0" w:uiPriority="0" w:unhideWhenUsed="0"/>
+    <w:lsdException w:name="Message Header" w:semiHidden="0" w:uiPriority="0" w:unhideWhenUsed="0"/>
+    <w:lsdException w:name="Subtitle" w:semiHidden="0" w:uiPriority="0" w:unhideWhenUsed="0" w:qFormat="1"/>
+    <w:lsdException w:name="Salutation" w:semiHidden="0" w:uiPriority="0" w:unhideWhenUsed="0"/>
+    <w:lsdException w:name="Date" w:semiHidden="0" w:uiPriority="0" w:unhideWhenUsed="0"/>
+    <w:lsdException w:name="Body Text First Indent" w:semiHidden="0" w:uiPriority="0" w:unhideWhenUsed="0"/>
+    <w:lsdException w:name="Body Text First Indent 2" w:semiHidden="0" w:uiPriority="0" w:unhideWhenUsed="0"/>
+    <w:lsdException w:name="Body Text 2" w:semiHidden="0" w:uiPriority="0" w:unhideWhenUsed="0"/>
+    <w:lsdException w:name="Body Text 3" w:semiHidden="0" w:uiPriority="0" w:unhideWhenUsed="0"/>
+    <w:lsdException w:name="Body Text Indent 2" w:semiHidden="0" w:uiPriority="0" w:unhideWhenUsed="0"/>
+    <w:lsdException w:name="Body Text Indent 3" w:semiHidden="0" w:uiPriority="0" w:unhideWhenUsed="0"/>
+    <w:lsdException w:name="Block Text" w:semiHidden="0" w:uiPriority="0" w:unhideWhenUsed="0"/>
+    <w:lsdException w:name="Hyperlink" w:semiHidden="0" w:uiPriority="0" w:unhideWhenUsed="0"/>
+    <w:lsdException w:name="FollowedHyperlink" w:semiHidden="0" w:uiPriority="0" w:unhideWhenUsed="0"/>
+    <w:lsdException w:name="Strong" w:semiHidden="0" w:uiPriority="0" w:unhideWhenUsed="0" w:qFormat="1"/>
+    <w:lsdException w:name="Emphasis" w:semiHidden="0" w:uiPriority="0" w:unhideWhenUsed="0" w:qFormat="1"/>
+    <w:lsdException w:name="Document Map" w:semiHidden="0" w:uiPriority="0" w:unhideWhenUsed="0"/>
+    <w:lsdException w:name="Plain Text" w:semiHidden="0" w:uiPriority="0" w:unhideWhenUsed="0"/>
+    <w:lsdException w:name="E-mail Signature" w:semiHidden="0" w:uiPriority="0" w:unhideWhenUsed="0"/>
+    <w:lsdException w:name="Normal (Web)" w:semiHidden="0" w:uiPriority="0" w:unhideWhenUsed="0" w:qFormat="1"/>
+    <w:lsdException w:name="HTML Acronym" w:semiHidden="0" w:uiPriority="0" w:unhideWhenUsed="0"/>
+    <w:lsdException w:name="HTML Address" w:semiHidden="0" w:uiPriority="0" w:unhideWhenUsed="0"/>
+    <w:lsdException w:name="HTML Cite" w:semiHidden="0" w:uiPriority="0" w:unhideWhenUsed="0"/>
+    <w:lsdException w:name="HTML Code" w:semiHidden="0" w:uiPriority="0" w:unhideWhenUsed="0"/>
+    <w:lsdException w:name="HTML Definition" w:semiHidden="0" w:uiPriority="0" w:unhideWhenUsed="0"/>
+    <w:lsdException w:name="HTML Keyboard" w:semiHidden="0" w:uiPriority="0" w:unhideWhenUsed="0"/>
+    <w:lsdException w:name="HTML Preformatted" w:semiHidden="0" w:uiPriority="0" w:unhideWhenUsed="0"/>
+    <w:lsdException w:name="HTML Sample" w:semiHidden="0" w:uiPriority="0" w:unhideWhenUsed="0"/>
+    <w:lsdException w:name="HTML Typewriter" w:semiHidden="0" w:uiPriority="0" w:unhideWhenUsed="0"/>
+    <w:lsdException w:name="HTML Variable" w:semiHidden="0" w:uiPriority="0" w:unhideWhenUsed="0"/>
+    <w:lsdException w:name="Normal Table" w:uiPriority="0" w:unhideWhenUsed="0" w:qFormat="1"/>
+    <w:lsdException w:name="annotation subject" w:semiHidden="0" w:uiPriority="0" w:unhideWhenUsed="0"/>
+    <w:lsdException w:name="Table Simple 1" w:semiHidden="0" w:uiPriority="0" w:unhideWhenUsed="0"/>
+    <w:lsdException w:name="Table Simple 2" w:semiHidden="0" w:uiPriority="0" w:unhideWhenUsed="0"/>
+    <w:lsdException w:name="Table Simple 3" w:semiHidden="0" w:uiPriority="0" w:unhideWhenUsed="0"/>
+    <w:lsdException w:name="Table Classic 1" w:semiHidden="0" w:uiPriority="0" w:unhideWhenUsed="0"/>
+    <w:lsdException w:name="Table Classic 2" w:semiHidden="0" w:uiPriority="0" w:unhideWhenUsed="0"/>
+    <w:lsdException w:name="Table Classic 3" w:semiHidden="0" w:uiPriority="0" w:unhideWhenUsed="0"/>
+    <w:lsdException w:name="Table Classic 4" w:semiHidden="0" w:uiPriority="0" w:unhideWhenUsed="0"/>
+    <w:lsdException w:name="Table Colorful 1" w:semiHidden="0" w:uiPriority="0" w:unhideWhenUsed="0"/>
+    <w:lsdException w:name="Table Colorful 2" w:semiHidden="0" w:uiPriority="0" w:unhideWhenUsed="0"/>
+    <w:lsdException w:name="Table Colorful 3" w:semiHidden="0" w:uiPriority="0" w:unhideWhenUsed="0"/>
+    <w:lsdException w:name="Table Columns 1" w:semiHidden="0" w:uiPriority="0" w:unhideWhenUsed="0"/>
+    <w:lsdException w:name="Table Columns 2" w:semiHidden="0" w:uiPriority="0" w:unhideWhenUsed="0"/>
+    <w:lsdException w:name="Table Columns 3" w:semiHidden="0" w:uiPriority="0" w:unhideWhenUsed="0"/>
+    <w:lsdException w:name="Table Columns 4" w:semiHidden="0" w:uiPriority="0" w:unhideWhenUsed="0"/>
+    <w:lsdException w:name="Table Columns 5" w:semiHidden="0" w:uiPriority="0" w:unhideWhenUsed="0"/>
+    <w:lsdException w:name="Table Grid 1" w:semiHidden="0" w:uiPriority="0" w:unhideWhenUsed="0"/>
+    <w:lsdException w:name="Table Grid 2" w:semiHidden="0" w:uiPriority="0" w:unhideWhenUsed="0"/>
+    <w:lsdException w:name="Table Grid 3" w:semiHidden="0" w:uiPriority="0" w:unhideWhenUsed="0"/>
+    <w:lsdException w:name="Table Grid 4" w:semiHidden="0" w:uiPriority="0" w:unhideWhenUsed="0"/>
+    <w:lsdException w:name="Table Grid 5" w:semiHidden="0" w:uiPriority="0" w:unhideWhenUsed="0"/>
+    <w:lsdException w:name="Table Grid 6" w:semiHidden="0" w:uiPriority="0" w:unhideWhenUsed="0"/>
+    <w:lsdException w:name="Table Grid 7" w:semiHidden="0" w:uiPriority="0" w:unhideWhenUsed="0"/>
+    <w:lsdException w:name="Table Grid 8" w:semiHidden="0" w:uiPriority="0" w:unhideWhenUsed="0"/>
+    <w:lsdException w:name="Table List 1" w:semiHidden="0" w:uiPriority="0" w:unhideWhenUsed="0"/>
+    <w:lsdException w:name="Table List 2" w:semiHidden="0" w:uiPriority="0" w:unhideWhenUsed="0"/>
+    <w:lsdException w:name="Table List 3" w:semiHidden="0" w:uiPriority="0" w:unhideWhenUsed="0"/>
+    <w:lsdException w:name="Table List 4" w:semiHidden="0" w:uiPriority="0" w:unhideWhenUsed="0"/>
+    <w:lsdException w:name="Table List 5" w:semiHidden="0" w:uiPriority="0" w:unhideWhenUsed="0"/>
+    <w:lsdException w:name="Table List 6" w:semiHidden="0" w:uiPriority="0" w:unhideWhenUsed="0"/>
+    <w:lsdException w:name="Table List 7" w:semiHidden="0" w:uiPriority="0" w:unhideWhenUsed="0"/>
+    <w:lsdException w:name="Table List 8" w:semiHidden="0" w:uiPriority="0" w:unhideWhenUsed="0"/>
+    <w:lsdException w:name="Table 3D effects 1" w:semiHidden="0" w:uiPriority="0" w:unhideWhenUsed="0"/>
+    <w:lsdException w:name="Table 3D effects 2" w:semiHidden="0" w:uiPriority="0" w:unhideWhenUsed="0"/>
+    <w:lsdException w:name="Table 3D effects 3" w:semiHidden="0" w:uiPriority="0" w:unhideWhenUsed="0"/>
+    <w:lsdException w:name="Table Contemporary" w:semiHidden="0" w:uiPriority="0" w:unhideWhenUsed="0"/>
+    <w:lsdException w:name="Table Elegant" w:semiHidden="0" w:uiPriority="0" w:unhideWhenUsed="0"/>
+    <w:lsdException w:name="Table Professional" w:semiHidden="0" w:uiPriority="0" w:unhideWhenUsed="0"/>
+    <w:lsdException w:name="Table Subtle 1" w:semiHidden="0" w:uiPriority="0" w:unhideWhenUsed="0"/>
+    <w:lsdException w:name="Table Subtle 2" w:semiHidden="0" w:uiPriority="0" w:unhideWhenUsed="0"/>
+    <w:lsdException w:name="Table Web 1" w:semiHidden="0" w:uiPriority="0" w:unhideWhenUsed="0"/>
+    <w:lsdException w:name="Table Web 2" w:semiHidden="0" w:uiPriority="0" w:unhideWhenUsed="0"/>
+    <w:lsdException w:name="Table Web 3" w:semiHidden="0" w:uiPriority="0" w:unhideWhenUsed="0"/>
+    <w:lsdException w:name="Balloon Text" w:semiHidden="0" w:uiPriority="0" w:unhideWhenUsed="0"/>
+    <w:lsdException w:name="Table Grid" w:semiHidden="0" w:uiPriority="0" w:unhideWhenUsed="0" w:qFormat="1"/>
+    <w:lsdException w:name="Table Theme" w:semiHidden="0" w:uiPriority="0" w:unhideWhenUsed="0"/>
+    <w:lsdException w:name="Light Shading" w:semiHidden="0" w:uiPriority="60" w:unhideWhenUsed="0"/>
+    <w:lsdException w:name="Light List" w:semiHidden="0" w:uiPriority="61" w:unhideWhenUsed="0"/>
+    <w:lsdException w:name="Light Grid" w:semiHidden="0" w:uiPriority="62" w:unhideWhenUsed="0"/>
+    <w:lsdException w:name="Medium Shading 1" w:semiHidden="0" w:uiPriority="63" w:unhideWhenUsed="0"/>
+    <w:lsdException w:name="Medium Shading 2" w:semiHidden="0" w:uiPriority="64" w:unhideWhenUsed="0"/>
+    <w:lsdException w:name="Medium List 1" w:semiHidden="0" w:uiPriority="65" w:unhideWhenUsed="0"/>
+    <w:lsdException w:name="Medium List 2" w:semiHidden="0" w:uiPriority="66" w:unhideWhenUsed="0"/>
+    <w:lsdException w:name="Medium Grid 1" w:semiHidden="0" w:uiPriority="67" w:unhideWhenUsed="0"/>
+    <w:lsdException w:name="Medium Grid 2" w:semiHidden="0" w:uiPriority="68" w:unhideWhenUsed="0"/>
+    <w:lsdException w:name="Medium Grid 3" w:semiHidden="0" w:uiPriority="69" w:unhideWhenUsed="0"/>
+    <w:lsdException w:name="Dark List" w:semiHidden="0" w:uiPriority="70" w:unhideWhenUsed="0"/>
+    <w:lsdException w:name="Colorful Shading" w:semiHidden="0" w:uiPriority="71" w:unhideWhenUsed="0"/>
+    <w:lsdException w:name="Colorful List" w:semiHidden="0" w:uiPriority="72" w:unhideWhenUsed="0"/>
+    <w:lsdException w:name="Colorful Grid" w:semiHidden="0" w:uiPriority="73" w:unhideWhenUsed="0"/>
+    <w:lsdException w:name="Light Shading Accent 1" w:semiHidden="0" w:uiPriority="60" w:unhideWhenUsed="0"/>
+    <w:lsdException w:name="Light List Accent 1" w:semiHidden="0" w:uiPriority="61" w:unhideWhenUsed="0"/>
+    <w:lsdException w:name="Light Grid Accent 1" w:semiHidden="0" w:uiPriority="62" w:unhideWhenUsed="0"/>
+    <w:lsdException w:name="Medium Shading 1 Accent 1" w:semiHidden="0" w:uiPriority="63" w:unhideWhenUsed="0"/>
+    <w:lsdException w:name="Medium Shading 2 Accent 1" w:semiHidden="0" w:uiPriority="64" w:unhideWhenUsed="0"/>
+    <w:lsdException w:name="Medium List 1 Accent 1" w:semiHidden="0" w:uiPriority="65" w:unhideWhenUsed="0"/>
+    <w:lsdException w:name="Medium List 2 Accent 1" w:semiHidden="0" w:uiPriority="66" w:unhideWhenUsed="0"/>
+    <w:lsdException w:name="Medium Grid 1 Accent 1" w:semiHidden="0" w:uiPriority="67" w:unhideWhenUsed="0"/>
+    <w:lsdException w:name="Medium Grid 2 Accent 1" w:semiHidden="0" w:uiPriority="68" w:unhideWhenUsed="0"/>
+    <w:lsdException w:name="Medium Grid 3 Accent 1" w:semiHidden="0" w:uiPriority="69" w:unhideWhenUsed="0"/>
+    <w:lsdException w:name="Dark List Accent 1" w:semiHidden="0" w:uiPriority="70" w:unhideWhenUsed="0"/>
+    <w:lsdException w:name="Colorful Shading Accent 1" w:semiHidden="0" w:uiPriority="71" w:unhideWhenUsed="0"/>
+    <w:lsdException w:name="Colorful List Accent 1" w:semiHidden="0" w:uiPriority="72" w:unhideWhenUsed="0"/>
+    <w:lsdException w:name="Colorful Grid Accent 1" w:semiHidden="0" w:uiPriority="73" w:unhideWhenUsed="0"/>
+    <w:lsdException w:name="Light Shading Accent 2" w:semiHidden="0" w:uiPriority="60" w:unhideWhenUsed="0"/>
+    <w:lsdException w:name="Light List Accent 2" w:semiHidden="0" w:uiPriority="61" w:unhideWhenUsed="0"/>
+    <w:lsdException w:name="Light Grid Accent 2" w:semiHidden="0" w:uiPriority="62" w:unhideWhenUsed="0"/>
+    <w:lsdException w:name="Medium Shading 1 Accent 2" w:semiHidden="0" w:uiPriority="63" w:unhideWhenUsed="0"/>
+    <w:lsdException w:name="Medium Shading 2 Accent 2" w:semiHidden="0" w:uiPriority="64" w:unhideWhenUsed="0"/>
+    <w:lsdException w:name="Medium List 1 Accent 2" w:semiHidden="0" w:uiPriority="65" w:unhideWhenUsed="0"/>
+    <w:lsdException w:name="Medium List 2 Accent 2" w:semiHidden="0" w:uiPriority="66" w:unhideWhenUsed="0"/>
+    <w:lsdException w:name="Medium Grid 1 Accent 2" w:semiHidden="0" w:uiPriority="67" w:unhideWhenUsed="0"/>
+    <w:lsdException w:name="Medium Grid 2 Accent 2" w:semiHidden="0" w:uiPriority="68" w:unhideWhenUsed="0"/>
+    <w:lsdException w:name="Medium Grid 3 Accent 2" w:semiHidden="0" w:uiPriority="69" w:unhideWhenUsed="0"/>
+    <w:lsdException w:name="Dark List Accent 2" w:semiHidden="0" w:uiPriority="70" w:unhideWhenUsed="0"/>
+    <w:lsdException w:name="Colorful Shading Accent 2" w:semiHidden="0" w:uiPriority="71" w:unhideWhenUsed="0"/>
+    <w:lsdException w:name="Colorful List Accent 2" w:semiHidden="0" w:uiPriority="72" w:unhideWhenUsed="0"/>
+    <w:lsdException w:name="Colorful Grid Accent 2" w:semiHidden="0" w:uiPriority="73" w:unhideWhenUsed="0"/>
+    <w:lsdException w:name="Light Shading Accent 3" w:semiHidden="0" w:uiPriority="60" w:unhideWhenUsed="0"/>
+    <w:lsdException w:name="Light List Accent 3" w:semiHidden="0" w:uiPriority="61" w:unhideWhenUsed="0"/>
+    <w:lsdException w:name="Light Grid Accent 3" w:semiHidden="0" w:uiPriority="62" w:unhideWhenUsed="0"/>
+    <w:lsdException w:name="Medium Shading 1 Accent 3" w:semiHidden="0" w:uiPriority="63" w:unhideWhenUsed="0"/>
+    <w:lsdException w:name="Medium Shading 2 Accent 3" w:semiHidden="0" w:uiPriority="64" w:unhideWhenUsed="0"/>
+    <w:lsdException w:name="Medium List 1 Accent 3" w:semiHidden="0" w:uiPriority="65" w:unhideWhenUsed="0"/>
+    <w:lsdException w:name="Medium List 2 Accent 3" w:semiHidden="0" w:uiPriority="66" w:unhideWhenUsed="0"/>
+    <w:lsdException w:name="Medium Grid 1 Accent 3" w:semiHidden="0" w:uiPriority="67" w:unhideWhenUsed="0"/>
+    <w:lsdException w:name="Medium Grid 2 Accent 3" w:semiHidden="0" w:uiPriority="68" w:unhideWhenUsed="0"/>
+    <w:lsdException w:name="Medium Grid 3 Accent 3" w:semiHidden="0" w:uiPriority="69" w:unhideWhenUsed="0"/>
+    <w:lsdException w:name="Dark List Accent 3" w:semiHidden="0" w:uiPriority="70" w:unhideWhenUsed="0"/>
+    <w:lsdException w:name="Colorful Shading Accent 3" w:semiHidden="0" w:uiPriority="71" w:unhideWhenUsed="0"/>
+    <w:lsdException w:name="Colorful List Accent 3" w:semiHidden="0" w:uiPriority="72" w:unhideWhenUsed="0"/>
+    <w:lsdException w:name="Colorful Grid Accent 3" w:semiHidden="0" w:uiPriority="73" w:unhideWhenUsed="0"/>
+    <w:lsdException w:name="Light Shading Accent 4" w:semiHidden="0" w:uiPriority="60" w:unhideWhenUsed="0"/>
+    <w:lsdException w:name="Light List Accent 4" w:semiHidden="0" w:uiPriority="61" w:unhideWhenUsed="0"/>
+    <w:lsdException w:name="Light Grid Accent 4" w:semiHidden="0" w:uiPriority="62" w:unhideWhenUsed="0"/>
+    <w:lsdException w:name="Medium Shading 1 Accent 4" w:semiHidden="0" w:uiPriority="63" w:unhideWhenUsed="0"/>
+    <w:lsdException w:name="Medium Shading 2 Accent 4" w:semiHidden="0" w:uiPriority="64" w:unhideWhenUsed="0"/>
+    <w:lsdException w:name="Medium List 1 Accent 4" w:semiHidden="0" w:uiPriority="65" w:unhideWhenUsed="0"/>
+    <w:lsdException w:name="Medium List 2 Accent 4" w:semiHidden="0" w:uiPriority="66" w:unhideWhenUsed="0"/>
+    <w:lsdException w:name="Medium Grid 1 Accent 4" w:semiHidden="0" w:uiPriority="67" w:unhideWhenUsed="0"/>
+    <w:lsdException w:name="Medium Grid 2 Accent 4" w:semiHidden="0" w:uiPriority="68" w:unhideWhenUsed="0"/>
+    <w:lsdException w:name="Medium Grid 3 Accent 4" w:semiHidden="0" w:uiPriority="69" w:unhideWhenUsed="0"/>
+    <w:lsdException w:name="Dark List Accent 4" w:semiHidden="0" w:uiPriority="70" w:unhideWhenUsed="0"/>
+    <w:lsdException w:name="Colorful Shading Accent 4" w:semiHidden="0" w:uiPriority="71" w:unhideWhenUsed="0"/>
+    <w:lsdException w:name="Colorful List Accent 4" w:semiHidden="0" w:uiPriority="72" w:unhideWhenUsed="0"/>
+    <w:lsdException w:name="Colorful Grid Accent 4" w:semiHidden="0" w:uiPriority="73" w:unhideWhenUsed="0"/>
+    <w:lsdException w:name="Light Shading Accent 5" w:semiHidden="0" w:uiPriority="60" w:unhideWhenUsed="0"/>
+    <w:lsdException w:name="Light List Accent 5" w:semiHidden="0" w:uiPriority="61" w:unhideWhenUsed="0"/>
+    <w:lsdException w:name="Light Grid Accent 5" w:semiHidden="0" w:uiPriority="62" w:unhideWhenUsed="0"/>
+    <w:lsdException w:name="Medium Shading 1 Accent 5" w:semiHidden="0" w:uiPriority="63" w:unhideWhenUsed="0"/>
+    <w:lsdException w:name="Medium Shading 2 Accent 5" w:semiHidden="0" w:uiPriority="64" w:unhideWhenUsed="0"/>
+    <w:lsdException w:name="Medium List 1 Accent 5" w:semiHidden="0" w:uiPriority="65" w:unhideWhenUsed="0"/>
+    <w:lsdException w:name="Medium List 2 Accent 5" w:semiHidden="0" w:uiPriority="66" w:unhideWhenUsed="0"/>
+    <w:lsdException w:name="Medium Grid 1 Accent 5" w:semiHidden="0" w:uiPriority="67" w:unhideWhenUsed="0"/>
+    <w:lsdException w:name="Medium Grid 2 Accent 5" w:semiHidden="0" w:uiPriority="68" w:unhideWhenUsed="0"/>
+    <w:lsdException w:name="Medium Grid 3 Accent 5" w:semiHidden="0" w:uiPriority="69" w:unhideWhenUsed="0"/>
+    <w:lsdException w:name="Dark List Accent 5" w:semiHidden="0" w:uiPriority="70" w:unhideWhenUsed="0"/>
+    <w:lsdException w:name="Colorful Shading Accent 5" w:semiHidden="0" w:uiPriority="71" w:unhideWhenUsed="0"/>
+    <w:lsdException w:name="Colorful List Accent 5" w:semiHidden="0" w:uiPriority="72" w:unhideWhenUsed="0"/>
+    <w:lsdException w:name="Colorful Grid Accent 5" w:semiHidden="0" w:uiPriority="73" w:unhideWhenUsed="0"/>
+    <w:lsdException w:name="Light Shading Accent 6" w:semiHidden="0" w:uiPriority="60" w:unhideWhenUsed="0"/>
+    <w:lsdException w:name="Light List Accent 6" w:semiHidden="0" w:uiPriority="61" w:unhideWhenUsed="0"/>
+    <w:lsdException w:name="Light Grid Accent 6" w:semiHidden="0" w:uiPriority="62" w:unhideWhenUsed="0"/>
+    <w:lsdException w:name="Medium Shading 1 Accent 6" w:semiHidden="0" w:uiPriority="63" w:unhideWhenUsed="0"/>
+    <w:lsdException w:name="Medium Shading 2 Accent 6" w:semiHidden="0" w:uiPriority="64" w:unhideWhenUsed="0"/>
+    <w:lsdException w:name="Medium List 1 Accent 6" w:semiHidden="0" w:uiPriority="65" w:unhideWhenUsed="0"/>
+    <w:lsdException w:name="Medium List 2 Accent 6" w:semiHidden="0" w:uiPriority="66" w:unhideWhenUsed="0"/>
+    <w:lsdException w:name="Medium Grid 1 Accent 6" w:semiHidden="0" w:uiPriority="67" w:unhideWhenUsed="0"/>
+    <w:lsdException w:name="Medium Grid 2 Accent 6" w:semiHidden="0" w:uiPriority="68" w:unhideWhenUsed="0"/>
+    <w:lsdException w:name="Medium Grid 3 Accent 6" w:semiHidden="0" w:uiPriority="69" w:unhideWhenUsed="0"/>
+    <w:lsdException w:name="Dark List Accent 6" w:semiHidden="0" w:uiPriority="70" w:unhideWhenUsed="0"/>
+    <w:lsdException w:name="Colorful Shading Accent 6" w:semiHidden="0" w:uiPriority="71" w:unhideWhenUsed="0"/>
+    <w:lsdException w:name="Colorful List Accent 6" w:semiHidden="0" w:uiPriority="72" w:unhideWhenUsed="0"/>
+    <w:lsdException w:name="Colorful Grid Accent 6" w:semiHidden="0" w:uiPriority="73" w:unhideWhenUsed="0"/>
   </w:latentStyles>
-  <w:style w:type="paragraph" w:default="1" w:styleId="1">
+  <w:style w:type="paragraph" w:default="1" w:styleId="Normal">
     <w:name w:val="Normal"/>
     <w:qFormat/>
-    <w:uiPriority w:val="0"/>
     <w:pPr>
       <w:kinsoku w:val="0"/>
       <w:autoSpaceDE w:val="0"/>
@@ -6180,7 +6043,7 @@
       <w:textAlignment w:val="baseline"/>
     </w:pPr>
     <w:rPr>
-      <w:rFonts w:ascii="Arial" w:hAnsi="Arial" w:eastAsia="宋体" w:cs="Arial"/>
+      <w:rFonts w:ascii="Arial" w:eastAsia="宋体" w:hAnsi="Arial" w:cs="Arial"/>
       <w:snapToGrid w:val="0"/>
       <w:color w:val="000000"/>
       <w:kern w:val="0"/>
@@ -6189,12 +6052,11 @@
       <w:lang w:val="en-US" w:eastAsia="en-US" w:bidi="ar-SA"/>
     </w:rPr>
   </w:style>
-  <w:style w:type="paragraph" w:styleId="2">
+  <w:style w:type="paragraph" w:styleId="Heading1">
     <w:name w:val="heading 1"/>
-    <w:basedOn w:val="1"/>
-    <w:next w:val="1"/>
+    <w:basedOn w:val="Normal"/>
+    <w:next w:val="Normal"/>
     <w:qFormat/>
-    <w:uiPriority w:val="0"/>
     <w:pPr>
       <w:keepNext/>
       <w:keepLines/>
@@ -6212,13 +6074,12 @@
       <w:sz w:val="44"/>
     </w:rPr>
   </w:style>
-  <w:style w:type="paragraph" w:styleId="3">
+  <w:style w:type="paragraph" w:styleId="Heading2">
     <w:name w:val="heading 2"/>
-    <w:basedOn w:val="1"/>
-    <w:next w:val="1"/>
+    <w:basedOn w:val="Normal"/>
+    <w:next w:val="Normal"/>
     <w:unhideWhenUsed/>
     <w:qFormat/>
-    <w:uiPriority w:val="0"/>
     <w:pPr>
       <w:keepNext/>
       <w:keepLines/>
@@ -6231,19 +6092,18 @@
       <w:outlineLvl w:val="1"/>
     </w:pPr>
     <w:rPr>
-      <w:rFonts w:ascii="Arial" w:hAnsi="Arial" w:eastAsia="黑体"/>
+      <w:rFonts w:ascii="Arial" w:eastAsia="黑体" w:hAnsi="Arial"/>
       <w:b/>
       <w:sz w:val="32"/>
     </w:rPr>
   </w:style>
-  <w:style w:type="paragraph" w:styleId="4">
+  <w:style w:type="paragraph" w:styleId="Heading3">
     <w:name w:val="heading 3"/>
-    <w:basedOn w:val="1"/>
-    <w:next w:val="1"/>
+    <w:basedOn w:val="Normal"/>
+    <w:next w:val="Normal"/>
     <w:semiHidden/>
     <w:unhideWhenUsed/>
     <w:qFormat/>
-    <w:uiPriority w:val="0"/>
     <w:pPr>
       <w:keepNext/>
       <w:keepLines/>
@@ -6260,13 +6120,12 @@
       <w:sz w:val="32"/>
     </w:rPr>
   </w:style>
-  <w:style w:type="paragraph" w:styleId="5">
+  <w:style w:type="paragraph" w:styleId="Heading4">
     <w:name w:val="heading 4"/>
-    <w:basedOn w:val="1"/>
-    <w:next w:val="1"/>
+    <w:basedOn w:val="Normal"/>
+    <w:next w:val="Normal"/>
     <w:unhideWhenUsed/>
     <w:qFormat/>
-    <w:uiPriority w:val="0"/>
     <w:pPr>
       <w:keepNext/>
       <w:keepLines/>
@@ -6279,19 +6138,18 @@
       <w:outlineLvl w:val="3"/>
     </w:pPr>
     <w:rPr>
-      <w:rFonts w:ascii="Arial" w:hAnsi="Arial" w:eastAsia="黑体"/>
+      <w:rFonts w:ascii="Arial" w:eastAsia="黑体" w:hAnsi="Arial"/>
       <w:b/>
       <w:sz w:val="28"/>
     </w:rPr>
   </w:style>
-  <w:style w:type="paragraph" w:styleId="6">
+  <w:style w:type="paragraph" w:styleId="Heading5">
     <w:name w:val="heading 5"/>
-    <w:basedOn w:val="1"/>
-    <w:next w:val="1"/>
+    <w:basedOn w:val="Normal"/>
+    <w:next w:val="Normal"/>
     <w:semiHidden/>
     <w:unhideWhenUsed/>
     <w:qFormat/>
-    <w:uiPriority w:val="0"/>
     <w:pPr>
       <w:keepNext/>
       <w:keepLines/>
@@ -6308,14 +6166,13 @@
       <w:sz w:val="28"/>
     </w:rPr>
   </w:style>
-  <w:style w:type="paragraph" w:styleId="7">
+  <w:style w:type="paragraph" w:styleId="Heading6">
     <w:name w:val="heading 6"/>
-    <w:basedOn w:val="1"/>
-    <w:next w:val="1"/>
+    <w:basedOn w:val="Normal"/>
+    <w:next w:val="Normal"/>
     <w:semiHidden/>
     <w:unhideWhenUsed/>
     <w:qFormat/>
-    <w:uiPriority w:val="0"/>
     <w:pPr>
       <w:keepNext/>
       <w:keepLines/>
@@ -6328,19 +6185,18 @@
       <w:outlineLvl w:val="5"/>
     </w:pPr>
     <w:rPr>
-      <w:rFonts w:ascii="Arial" w:hAnsi="Arial" w:eastAsia="黑体"/>
+      <w:rFonts w:ascii="Arial" w:eastAsia="黑体" w:hAnsi="Arial"/>
       <w:b/>
       <w:sz w:val="24"/>
     </w:rPr>
   </w:style>
-  <w:style w:type="paragraph" w:styleId="8">
+  <w:style w:type="paragraph" w:styleId="Heading7">
     <w:name w:val="heading 7"/>
-    <w:basedOn w:val="1"/>
-    <w:next w:val="1"/>
+    <w:basedOn w:val="Normal"/>
+    <w:next w:val="Normal"/>
     <w:semiHidden/>
     <w:unhideWhenUsed/>
     <w:qFormat/>
-    <w:uiPriority w:val="0"/>
     <w:pPr>
       <w:keepNext/>
       <w:keepLines/>
@@ -6357,14 +6213,13 @@
       <w:sz w:val="24"/>
     </w:rPr>
   </w:style>
-  <w:style w:type="paragraph" w:styleId="9">
+  <w:style w:type="paragraph" w:styleId="Heading8">
     <w:name w:val="heading 8"/>
-    <w:basedOn w:val="1"/>
-    <w:next w:val="1"/>
+    <w:basedOn w:val="Normal"/>
+    <w:next w:val="Normal"/>
     <w:semiHidden/>
     <w:unhideWhenUsed/>
     <w:qFormat/>
-    <w:uiPriority w:val="0"/>
     <w:pPr>
       <w:keepNext/>
       <w:keepLines/>
@@ -6377,18 +6232,17 @@
       <w:outlineLvl w:val="7"/>
     </w:pPr>
     <w:rPr>
-      <w:rFonts w:ascii="Arial" w:hAnsi="Arial" w:eastAsia="黑体"/>
+      <w:rFonts w:ascii="Arial" w:eastAsia="黑体" w:hAnsi="Arial"/>
       <w:sz w:val="24"/>
     </w:rPr>
   </w:style>
-  <w:style w:type="paragraph" w:styleId="10">
+  <w:style w:type="paragraph" w:styleId="Heading9">
     <w:name w:val="heading 9"/>
-    <w:basedOn w:val="1"/>
-    <w:next w:val="1"/>
+    <w:basedOn w:val="Normal"/>
+    <w:next w:val="Normal"/>
     <w:semiHidden/>
     <w:unhideWhenUsed/>
     <w:qFormat/>
-    <w:uiPriority w:val="0"/>
     <w:pPr>
       <w:keepNext/>
       <w:keepLines/>
@@ -6401,21 +6255,19 @@
       <w:outlineLvl w:val="8"/>
     </w:pPr>
     <w:rPr>
-      <w:rFonts w:ascii="Arial" w:hAnsi="Arial" w:eastAsia="黑体"/>
+      <w:rFonts w:ascii="Arial" w:eastAsia="黑体" w:hAnsi="Arial"/>
       <w:sz w:val="21"/>
     </w:rPr>
   </w:style>
-  <w:style w:type="character" w:default="1" w:styleId="22">
+  <w:style w:type="character" w:default="1" w:styleId="DefaultParagraphFont">
     <w:name w:val="Default Paragraph Font"/>
     <w:semiHidden/>
     <w:qFormat/>
-    <w:uiPriority w:val="0"/>
   </w:style>
-  <w:style w:type="table" w:default="1" w:styleId="20">
+  <w:style w:type="table" w:default="1" w:styleId="TableNormal">
     <w:name w:val="Normal Table"/>
     <w:semiHidden/>
     <w:qFormat/>
-    <w:uiPriority w:val="0"/>
     <w:tblPr>
       <w:tblCellMar>
         <w:top w:w="0" w:type="dxa"/>
@@ -6425,43 +6277,39 @@
       </w:tblCellMar>
     </w:tblPr>
   </w:style>
-  <w:style w:type="paragraph" w:styleId="11">
+  <w:style w:type="paragraph" w:styleId="CommentText">
     <w:name w:val="annotation text"/>
-    <w:basedOn w:val="1"/>
+    <w:basedOn w:val="Normal"/>
     <w:qFormat/>
-    <w:uiPriority w:val="0"/>
     <w:pPr>
       <w:jc w:val="left"/>
     </w:pPr>
   </w:style>
-  <w:style w:type="paragraph" w:styleId="12">
+  <w:style w:type="paragraph" w:styleId="BodyText">
     <w:name w:val="Body Text"/>
-    <w:basedOn w:val="1"/>
+    <w:basedOn w:val="Normal"/>
     <w:semiHidden/>
     <w:qFormat/>
-    <w:uiPriority w:val="0"/>
     <w:rPr>
-      <w:rFonts w:ascii="Arial" w:hAnsi="Arial" w:eastAsia="Arial" w:cs="Arial"/>
+      <w:rFonts w:ascii="Arial" w:eastAsia="Arial" w:hAnsi="Arial" w:cs="Arial"/>
       <w:sz w:val="21"/>
       <w:szCs w:val="21"/>
       <w:lang w:val="en-US" w:eastAsia="en-US" w:bidi="ar-SA"/>
     </w:rPr>
   </w:style>
-  <w:style w:type="paragraph" w:styleId="13">
+  <w:style w:type="paragraph" w:styleId="TOC3">
     <w:name w:val="toc 3"/>
-    <w:basedOn w:val="1"/>
-    <w:next w:val="1"/>
+    <w:basedOn w:val="Normal"/>
+    <w:next w:val="Normal"/>
     <w:qFormat/>
-    <w:uiPriority w:val="0"/>
     <w:pPr>
       <w:ind w:left="840" w:leftChars="400"/>
     </w:pPr>
   </w:style>
-  <w:style w:type="paragraph" w:styleId="14">
+  <w:style w:type="paragraph" w:styleId="Footer">
     <w:name w:val="footer"/>
-    <w:basedOn w:val="1"/>
+    <w:basedOn w:val="Normal"/>
     <w:qFormat/>
-    <w:uiPriority w:val="0"/>
     <w:pPr>
       <w:tabs>
         <w:tab w:val="center" w:pos="4153"/>
@@ -6474,17 +6322,16 @@
       <w:sz w:val="18"/>
     </w:rPr>
   </w:style>
-  <w:style w:type="paragraph" w:styleId="15">
+  <w:style w:type="paragraph" w:styleId="Header">
     <w:name w:val="header"/>
-    <w:basedOn w:val="1"/>
+    <w:basedOn w:val="Normal"/>
     <w:qFormat/>
-    <w:uiPriority w:val="0"/>
     <w:pPr>
       <w:pBdr>
-        <w:top w:val="none" w:color="auto" w:sz="0" w:space="0"/>
-        <w:left w:val="none" w:color="auto" w:sz="0" w:space="0"/>
-        <w:bottom w:val="none" w:color="auto" w:sz="0" w:space="0"/>
-        <w:right w:val="none" w:color="auto" w:sz="0" w:space="0"/>
+        <w:top w:val="nil"/>
+        <w:left w:val="nil"/>
+        <w:bottom w:val="nil"/>
+        <w:right w:val="nil"/>
       </w:pBdr>
       <w:tabs>
         <w:tab w:val="center" w:pos="4153"/>
@@ -6499,41 +6346,37 @@
       <w:sz w:val="18"/>
     </w:rPr>
   </w:style>
-  <w:style w:type="paragraph" w:styleId="16">
+  <w:style w:type="paragraph" w:styleId="TOC1">
     <w:name w:val="toc 1"/>
-    <w:basedOn w:val="1"/>
-    <w:next w:val="1"/>
+    <w:basedOn w:val="Normal"/>
+    <w:next w:val="Normal"/>
     <w:qFormat/>
-    <w:uiPriority w:val="0"/>
     <w:rPr>
-      <w:rFonts w:ascii="Arial" w:hAnsi="Arial" w:eastAsia="Microsoft JhengHei"/>
+      <w:rFonts w:ascii="Arial" w:eastAsia="Microsoft JhengHei" w:hAnsi="Arial"/>
       <w:sz w:val="24"/>
     </w:rPr>
   </w:style>
-  <w:style w:type="paragraph" w:styleId="17">
+  <w:style w:type="paragraph" w:styleId="TOC2">
     <w:name w:val="toc 2"/>
-    <w:basedOn w:val="1"/>
-    <w:next w:val="1"/>
+    <w:basedOn w:val="Normal"/>
+    <w:next w:val="Normal"/>
     <w:qFormat/>
-    <w:uiPriority w:val="0"/>
     <w:pPr>
       <w:ind w:left="420" w:leftChars="200"/>
     </w:pPr>
   </w:style>
-  <w:style w:type="paragraph" w:styleId="18">
+  <w:style w:type="paragraph" w:styleId="NormalWeb">
     <w:name w:val="Normal (Web)"/>
-    <w:basedOn w:val="1"/>
+    <w:basedOn w:val="Normal"/>
     <w:qFormat/>
-    <w:uiPriority w:val="0"/>
     <w:rPr>
       <w:sz w:val="24"/>
     </w:rPr>
   </w:style>
-  <w:style w:type="paragraph" w:styleId="19">
+  <w:style w:type="paragraph" w:styleId="Title">
     <w:name w:val="Title"/>
-    <w:basedOn w:val="1"/>
+    <w:basedOn w:val="Normal"/>
     <w:qFormat/>
-    <w:uiPriority w:val="0"/>
     <w:pPr>
       <w:spacing w:before="240" w:beforeLines="0" w:beforeAutospacing="0" w:after="60" w:afterLines="0" w:afterAutospacing="0"/>
       <w:jc w:val="center"/>
@@ -6545,73 +6388,68 @@
       <w:sz w:val="32"/>
     </w:rPr>
   </w:style>
-  <w:style w:type="table" w:styleId="21">
+  <w:style w:type="table" w:styleId="TableGrid">
     <w:name w:val="Table Grid"/>
-    <w:basedOn w:val="20"/>
+    <w:basedOn w:val="TableNormal"/>
     <w:qFormat/>
-    <w:uiPriority w:val="0"/>
     <w:pPr>
       <w:widowControl w:val="0"/>
       <w:jc w:val="both"/>
     </w:pPr>
     <w:tblPr>
       <w:tblBorders>
-        <w:top w:val="single" w:color="auto" w:sz="4" w:space="0"/>
-        <w:left w:val="single" w:color="auto" w:sz="4" w:space="0"/>
-        <w:bottom w:val="single" w:color="auto" w:sz="4" w:space="0"/>
-        <w:right w:val="single" w:color="auto" w:sz="4" w:space="0"/>
-        <w:insideH w:val="single" w:color="auto" w:sz="4" w:space="0"/>
-        <w:insideV w:val="single" w:color="auto" w:sz="4" w:space="0"/>
+        <w:top w:val="single" w:sz="4" w:space="0" w:color="auto"/>
+        <w:left w:val="single" w:sz="4" w:space="0" w:color="auto"/>
+        <w:bottom w:val="single" w:sz="4" w:space="0" w:color="auto"/>
+        <w:right w:val="single" w:sz="4" w:space="0" w:color="auto"/>
+        <w:insideH w:val="single" w:sz="4" w:space="0" w:color="auto"/>
+        <w:insideV w:val="single" w:sz="4" w:space="0" w:color="auto"/>
       </w:tblBorders>
     </w:tblPr>
   </w:style>
-  <w:style w:type="character" w:styleId="23">
+  <w:style w:type="character" w:styleId="Strong">
     <w:name w:val="Strong"/>
-    <w:basedOn w:val="22"/>
+    <w:basedOn w:val="DefaultParagraphFont"/>
     <w:qFormat/>
-    <w:uiPriority w:val="0"/>
     <w:rPr>
       <w:b/>
     </w:rPr>
   </w:style>
-  <w:style w:type="paragraph" w:customStyle="1" w:styleId="24">
+  <w:style w:type="paragraph" w:customStyle="1" w:styleId="a">
     <w:name w:val="柴_公司名"/>
-    <w:basedOn w:val="19"/>
+    <w:basedOn w:val="Title"/>
     <w:qFormat/>
-    <w:uiPriority w:val="0"/>
     <w:pPr>
       <w:spacing w:after="600" w:afterLines="600"/>
     </w:pPr>
     <w:rPr>
-      <w:rFonts w:hint="eastAsia" w:ascii="宋体" w:hAnsi="宋体" w:eastAsia="宋体" w:cs="宋体"/>
+      <w:rFonts w:ascii="宋体" w:eastAsia="宋体" w:hAnsi="宋体" w:cs="宋体" w:hint="eastAsia"/>
       <w:bCs/>
       <w:spacing w:val="-6"/>
       <w:sz w:val="52"/>
       <w:szCs w:val="52"/>
     </w:rPr>
   </w:style>
-  <w:style w:type="paragraph" w:customStyle="1" w:styleId="25">
+  <w:style w:type="paragraph" w:customStyle="1" w:styleId="a0">
     <w:name w:val="柴_文档名"/>
-    <w:basedOn w:val="19"/>
+    <w:basedOn w:val="Title"/>
     <w:qFormat/>
-    <w:uiPriority w:val="0"/>
     <w:pPr>
       <w:spacing w:after="900" w:afterLines="900"/>
     </w:pPr>
     <w:rPr>
-      <w:rFonts w:ascii="黑体" w:hAnsi="黑体" w:eastAsia="黑体" w:cs="黑体"/>
+      <w:rFonts w:ascii="黑体" w:eastAsia="黑体" w:hAnsi="黑体" w:cs="黑体"/>
       <w:bCs/>
       <w:spacing w:val="-7"/>
       <w:sz w:val="52"/>
       <w:szCs w:val="52"/>
     </w:rPr>
   </w:style>
-  <w:style w:type="table" w:customStyle="1" w:styleId="26">
+  <w:style w:type="table" w:customStyle="1" w:styleId="TableNormal0">
     <w:name w:val="Table Normal_0"/>
     <w:semiHidden/>
     <w:unhideWhenUsed/>
     <w:qFormat/>
-    <w:uiPriority w:val="0"/>
     <w:tblPr>
       <w:tblCellMar>
         <w:top w:w="0" w:type="dxa"/>
@@ -6621,87 +6459,81 @@
       </w:tblCellMar>
     </w:tblPr>
   </w:style>
-  <w:style w:type="paragraph" w:customStyle="1" w:styleId="27">
+  <w:style w:type="paragraph" w:customStyle="1" w:styleId="TableText">
     <w:name w:val="Table Text"/>
-    <w:basedOn w:val="1"/>
+    <w:basedOn w:val="Normal"/>
     <w:semiHidden/>
     <w:qFormat/>
-    <w:uiPriority w:val="0"/>
     <w:rPr>
-      <w:rFonts w:ascii="宋体" w:hAnsi="宋体" w:eastAsia="宋体" w:cs="宋体"/>
+      <w:rFonts w:ascii="宋体" w:eastAsia="宋体" w:hAnsi="宋体" w:cs="宋体"/>
       <w:sz w:val="21"/>
       <w:szCs w:val="21"/>
       <w:lang w:val="en-US" w:eastAsia="en-US" w:bidi="ar-SA"/>
     </w:rPr>
   </w:style>
-  <w:style w:type="paragraph" w:customStyle="1" w:styleId="28">
+  <w:style w:type="paragraph" w:customStyle="1" w:styleId="1">
     <w:name w:val="柴_标题1"/>
-    <w:basedOn w:val="2"/>
-    <w:next w:val="29"/>
-    <w:link w:val="38"/>
+    <w:basedOn w:val="Heading1"/>
+    <w:next w:val="a1"/>
+    <w:link w:val="1Char"/>
     <w:qFormat/>
-    <w:uiPriority w:val="0"/>
     <w:pPr>
       <w:spacing w:before="100" w:after="90" w:line="360" w:lineRule="auto"/>
     </w:pPr>
     <w:rPr>
-      <w:rFonts w:ascii="Arial" w:hAnsi="Arial" w:eastAsia="宋体"/>
+      <w:rFonts w:ascii="Arial" w:eastAsia="宋体" w:hAnsi="Arial"/>
       <w:sz w:val="32"/>
     </w:rPr>
   </w:style>
-  <w:style w:type="paragraph" w:customStyle="1" w:styleId="29">
+  <w:style w:type="paragraph" w:customStyle="1" w:styleId="a1">
     <w:name w:val="柴_正文"/>
-    <w:basedOn w:val="12"/>
-    <w:link w:val="42"/>
+    <w:basedOn w:val="BodyText"/>
+    <w:link w:val="Char"/>
     <w:qFormat/>
-    <w:uiPriority w:val="0"/>
     <w:pPr>
       <w:spacing w:line="360" w:lineRule="auto"/>
       <w:ind w:firstLine="470" w:firstLineChars="200"/>
     </w:pPr>
     <w:rPr>
-      <w:rFonts w:ascii="Arial" w:hAnsi="Arial" w:eastAsia="宋体"/>
+      <w:rFonts w:ascii="Arial" w:eastAsia="宋体" w:hAnsi="Arial"/>
       <w:sz w:val="24"/>
       <w:lang w:eastAsia="zh-CN"/>
     </w:rPr>
   </w:style>
-  <w:style w:type="paragraph" w:customStyle="1" w:styleId="30">
+  <w:style w:type="paragraph" w:customStyle="1" w:styleId="2">
     <w:name w:val="柴_标题2"/>
-    <w:basedOn w:val="3"/>
-    <w:next w:val="29"/>
+    <w:basedOn w:val="Heading2"/>
+    <w:next w:val="a1"/>
     <w:qFormat/>
-    <w:uiPriority w:val="0"/>
     <w:pPr>
       <w:spacing w:line="360" w:lineRule="auto"/>
     </w:pPr>
     <w:rPr>
-      <w:rFonts w:ascii="Arial" w:hAnsi="Arial" w:eastAsia="宋体"/>
+      <w:rFonts w:ascii="Arial" w:eastAsia="宋体" w:hAnsi="Arial"/>
       <w:sz w:val="28"/>
     </w:rPr>
   </w:style>
-  <w:style w:type="paragraph" w:customStyle="1" w:styleId="31">
+  <w:style w:type="paragraph" w:customStyle="1" w:styleId="3">
     <w:name w:val="柴_标题3"/>
-    <w:basedOn w:val="4"/>
-    <w:next w:val="29"/>
+    <w:basedOn w:val="Heading3"/>
+    <w:next w:val="a1"/>
     <w:qFormat/>
-    <w:uiPriority w:val="0"/>
     <w:pPr>
       <w:spacing w:line="360" w:lineRule="auto"/>
       <w:ind w:left="0" w:firstLine="472" w:firstLineChars="200"/>
     </w:pPr>
     <w:rPr>
-      <w:rFonts w:ascii="宋体" w:hAnsi="宋体" w:eastAsia="宋体" w:cs="宋体"/>
+      <w:rFonts w:ascii="宋体" w:eastAsia="宋体" w:hAnsi="宋体" w:cs="宋体"/>
       <w:spacing w:val="-2"/>
       <w:sz w:val="24"/>
       <w:szCs w:val="24"/>
     </w:rPr>
   </w:style>
-  <w:style w:type="paragraph" w:customStyle="1" w:styleId="32">
+  <w:style w:type="paragraph" w:customStyle="1" w:styleId="a2">
     <w:name w:val="柴_目录"/>
-    <w:basedOn w:val="1"/>
-    <w:next w:val="12"/>
+    <w:basedOn w:val="Normal"/>
+    <w:next w:val="BodyText"/>
     <w:qFormat/>
-    <w:uiPriority w:val="0"/>
     <w:pPr>
       <w:tabs>
         <w:tab w:val="right" w:leader="dot" w:pos="8442"/>
@@ -6709,64 +6541,59 @@
       <w:ind w:left="0" w:leftChars="0"/>
     </w:pPr>
     <w:rPr>
-      <w:rFonts w:ascii="Arial" w:hAnsi="Arial" w:eastAsia="Microsoft JhengHei"/>
+      <w:rFonts w:ascii="Arial" w:eastAsia="Microsoft JhengHei" w:hAnsi="Arial"/>
       <w:sz w:val="24"/>
     </w:rPr>
   </w:style>
-  <w:style w:type="paragraph" w:customStyle="1" w:styleId="33">
+  <w:style w:type="paragraph" w:customStyle="1" w:styleId="WPSOffice1">
     <w:name w:val="WPSOffice手动目录 1"/>
     <w:qFormat/>
-    <w:uiPriority w:val="0"/>
     <w:pPr>
       <w:ind w:leftChars="0"/>
     </w:pPr>
     <w:rPr>
-      <w:rFonts w:ascii="Times New Roman" w:hAnsi="Times New Roman" w:eastAsia="宋体" w:cs="Times New Roman"/>
+      <w:rFonts w:ascii="Times New Roman" w:eastAsia="宋体" w:hAnsi="Times New Roman" w:cs="Times New Roman"/>
       <w:sz w:val="20"/>
       <w:szCs w:val="20"/>
     </w:rPr>
   </w:style>
-  <w:style w:type="paragraph" w:customStyle="1" w:styleId="34">
+  <w:style w:type="paragraph" w:customStyle="1" w:styleId="WPSOffice2">
     <w:name w:val="WPSOffice手动目录 2"/>
     <w:qFormat/>
-    <w:uiPriority w:val="0"/>
     <w:pPr>
       <w:ind w:leftChars="200"/>
     </w:pPr>
     <w:rPr>
-      <w:rFonts w:ascii="Times New Roman" w:hAnsi="Times New Roman" w:eastAsia="宋体" w:cs="Times New Roman"/>
+      <w:rFonts w:ascii="Times New Roman" w:eastAsia="宋体" w:hAnsi="Times New Roman" w:cs="Times New Roman"/>
       <w:sz w:val="20"/>
       <w:szCs w:val="20"/>
     </w:rPr>
   </w:style>
-  <w:style w:type="paragraph" w:customStyle="1" w:styleId="35">
+  <w:style w:type="paragraph" w:customStyle="1" w:styleId="WPSOffice3">
     <w:name w:val="WPSOffice手动目录 3"/>
     <w:qFormat/>
-    <w:uiPriority w:val="0"/>
     <w:pPr>
       <w:ind w:leftChars="400"/>
     </w:pPr>
     <w:rPr>
-      <w:rFonts w:ascii="Times New Roman" w:hAnsi="Times New Roman" w:eastAsia="宋体" w:cs="Times New Roman"/>
+      <w:rFonts w:ascii="Times New Roman" w:eastAsia="宋体" w:hAnsi="Times New Roman" w:cs="Times New Roman"/>
       <w:sz w:val="20"/>
       <w:szCs w:val="20"/>
     </w:rPr>
   </w:style>
-  <w:style w:type="paragraph" w:customStyle="1" w:styleId="36">
+  <w:style w:type="paragraph" w:customStyle="1" w:styleId="Compact">
     <w:name w:val="Compact"/>
-    <w:basedOn w:val="12"/>
+    <w:basedOn w:val="BodyText"/>
     <w:qFormat/>
-    <w:uiPriority w:val="0"/>
     <w:pPr>
       <w:spacing w:before="36" w:after="36"/>
     </w:pPr>
   </w:style>
-  <w:style w:type="table" w:customStyle="1" w:styleId="37">
+  <w:style w:type="table" w:customStyle="1" w:styleId="Table">
     <w:name w:val="Table"/>
     <w:semiHidden/>
     <w:unhideWhenUsed/>
     <w:qFormat/>
-    <w:uiPriority w:val="0"/>
     <w:tblPr>
       <w:tblCellMar>
         <w:top w:w="0" w:type="dxa"/>
@@ -6778,28 +6605,26 @@
     <w:tblStylePr w:type="firstRow">
       <w:tcPr>
         <w:tcBorders>
-          <w:bottom w:val="single" w:color="auto" w:sz="0" w:space="0"/>
+          <w:bottom w:val="single" w:sz="0" w:space="0" w:color="auto"/>
         </w:tcBorders>
         <w:vAlign w:val="bottom"/>
       </w:tcPr>
     </w:tblStylePr>
   </w:style>
-  <w:style w:type="character" w:customStyle="1" w:styleId="38">
+  <w:style w:type="character" w:customStyle="1" w:styleId="1Char">
     <w:name w:val="柴_标题1 Char"/>
-    <w:link w:val="28"/>
+    <w:link w:val="1"/>
     <w:qFormat/>
-    <w:uiPriority w:val="0"/>
     <w:rPr>
-      <w:rFonts w:ascii="Arial" w:hAnsi="Arial" w:eastAsia="宋体"/>
+      <w:rFonts w:ascii="Arial" w:eastAsia="宋体" w:hAnsi="Arial"/>
       <w:sz w:val="32"/>
     </w:rPr>
   </w:style>
-  <w:style w:type="table" w:customStyle="1" w:styleId="39">
+  <w:style w:type="table" w:customStyle="1" w:styleId="TableNormal1">
     <w:name w:val="Table Normal_1"/>
     <w:semiHidden/>
     <w:unhideWhenUsed/>
     <w:qFormat/>
-    <w:uiPriority w:val="0"/>
     <w:tblPr>
       <w:tblCellMar>
         <w:top w:w="0" w:type="dxa"/>
@@ -6809,11 +6634,10 @@
       </w:tblCellMar>
     </w:tblPr>
   </w:style>
-  <w:style w:type="paragraph" w:customStyle="1" w:styleId="40">
+  <w:style w:type="paragraph" w:customStyle="1" w:styleId="a3">
     <w:name w:val="柴_正文_无缩进"/>
-    <w:basedOn w:val="1"/>
+    <w:basedOn w:val="Normal"/>
     <w:qFormat/>
-    <w:uiPriority w:val="0"/>
     <w:pPr>
       <w:ind w:firstLine="0" w:firstLineChars="0"/>
     </w:pPr>
@@ -6823,31 +6647,29 @@
       <w:lang w:eastAsia="zh-CN"/>
     </w:rPr>
   </w:style>
-  <w:style w:type="paragraph" w:customStyle="1" w:styleId="41">
+  <w:style w:type="paragraph" w:customStyle="1" w:styleId="4">
     <w:name w:val="柴_标题4"/>
-    <w:basedOn w:val="5"/>
-    <w:next w:val="1"/>
+    <w:basedOn w:val="Heading4"/>
+    <w:next w:val="Normal"/>
     <w:qFormat/>
-    <w:uiPriority w:val="0"/>
     <w:pPr>
       <w:widowControl w:val="0"/>
       <w:spacing w:before="160" w:line="360" w:lineRule="auto"/>
-      <w:ind w:left="981" w:leftChars="300" w:hanging="862"/>
+      <w:ind w:left="981" w:hanging="862" w:leftChars="300"/>
     </w:pPr>
     <w:rPr>
-      <w:rFonts w:hint="eastAsia" w:ascii="Calibri" w:hAnsi="Calibri" w:eastAsia="宋体" w:cs="宋体"/>
+      <w:rFonts w:ascii="Calibri" w:eastAsia="宋体" w:hAnsi="Calibri" w:cs="宋体" w:hint="eastAsia"/>
       <w:sz w:val="24"/>
       <w:szCs w:val="24"/>
       <w:lang w:eastAsia="zh-CN" w:bidi="zh-CN"/>
     </w:rPr>
   </w:style>
-  <w:style w:type="character" w:customStyle="1" w:styleId="42">
+  <w:style w:type="character" w:customStyle="1" w:styleId="Char">
     <w:name w:val="柴_正文 Char"/>
-    <w:link w:val="29"/>
+    <w:link w:val="a1"/>
     <w:qFormat/>
-    <w:uiPriority w:val="0"/>
     <w:rPr>
-      <w:rFonts w:ascii="Arial" w:hAnsi="Arial" w:eastAsia="宋体"/>
+      <w:rFonts w:ascii="Arial" w:eastAsia="宋体" w:hAnsi="Arial"/>
       <w:sz w:val="24"/>
       <w:lang w:eastAsia="zh-CN"/>
     </w:rPr>
